--- a/business/negocio.docx
+++ b/business/negocio.docx
@@ -1,13 +1,8 @@
 
 <file path=word/document.xml><?xml version="1.0" encoding="utf-8"?>
-<w:document xmlns:wpc="http://schemas.microsoft.com/office/word/2010/wordprocessingCanvas" xmlns:cx="http://schemas.microsoft.com/office/drawing/2014/chartex" xmlns:cx1="http://schemas.microsoft.com/office/drawing/2015/9/8/chartex" xmlns:cx2="http://schemas.microsoft.com/office/drawing/2015/10/21/chartex" xmlns:cx3="http://schemas.microsoft.com/office/drawing/2016/5/9/chartex" xmlns:cx4="http://schemas.microsoft.com/office/drawing/2016/5/10/chartex" xmlns:cx5="http://schemas.microsoft.com/office/drawing/2016/5/11/chartex" xmlns:mc="http://schemas.openxmlformats.org/markup-compatibility/2006" xmlns:o="urn:schemas-microsoft-com:office:office" xmlns:r="http://schemas.openxmlformats.org/officeDocument/2006/relationships" xmlns:m="http://schemas.openxmlformats.org/officeDocument/2006/math" xmlns:v="urn:schemas-microsoft-com:vml" xmlns:wp14="http://schemas.microsoft.com/office/word/2010/wordprocessingDrawing" xmlns:wp="http://schemas.openxmlformats.org/drawingml/2006/wordprocessingDrawing" xmlns:w10="urn:schemas-microsoft-com:office:word" xmlns:w="http://schemas.openxmlformats.org/wordprocessingml/2006/main" xmlns:w14="http://schemas.microsoft.com/office/word/2010/wordml" xmlns:w15="http://schemas.microsoft.com/office/word/2012/wordml" xmlns:wne="http://schemas.microsoft.com/office/word/2006/wordml" xmlns:w16cid="http://schemas.microsoft.com/office/word/2016/wordml/cid" xmlns:w16se="http://schemas.microsoft.com/office/word/2015/wordml/symex" xmlns:wpg="http://schemas.microsoft.com/office/word/2010/wordprocessingGroup" xmlns:wpi="http://schemas.microsoft.com/office/word/2010/wordprocessingInk" xmlns:wps="http://schemas.microsoft.com/office/word/2010/wordprocessingShape" mc:Ignorable="w14 w15 wp14 w16se w16cid">
-  <!-- Generated by Aspose.Words for .NET 26.4.0 -->
+<w:document xmlns:wpc="http://schemas.microsoft.com/office/word/2010/wordprocessingCanvas" xmlns:cx="http://schemas.microsoft.com/office/drawing/2014/chartex" xmlns:cx1="http://schemas.microsoft.com/office/drawing/2015/9/8/chartex" xmlns:cx2="http://schemas.microsoft.com/office/drawing/2015/10/21/chartex" xmlns:cx3="http://schemas.microsoft.com/office/drawing/2016/5/9/chartex" xmlns:cx4="http://schemas.microsoft.com/office/drawing/2016/5/10/chartex" xmlns:cx5="http://schemas.microsoft.com/office/drawing/2016/5/11/chartex" xmlns:cx6="http://schemas.microsoft.com/office/drawing/2016/5/12/chartex" xmlns:cx7="http://schemas.microsoft.com/office/drawing/2016/5/13/chartex" xmlns:cx8="http://schemas.microsoft.com/office/drawing/2016/5/14/chartex" xmlns:mc="http://schemas.openxmlformats.org/markup-compatibility/2006" xmlns:aink="http://schemas.microsoft.com/office/drawing/2016/ink" xmlns:am3d="http://schemas.microsoft.com/office/drawing/2017/model3d" xmlns:o="urn:schemas-microsoft-com:office:office" xmlns:oel="http://schemas.microsoft.com/office/2019/extlst" xmlns:r="http://schemas.openxmlformats.org/officeDocument/2006/relationships" xmlns:m="http://schemas.openxmlformats.org/officeDocument/2006/math" xmlns:v="urn:schemas-microsoft-com:vml" xmlns:wp14="http://schemas.microsoft.com/office/word/2010/wordprocessingDrawing" xmlns:wp="http://schemas.openxmlformats.org/drawingml/2006/wordprocessingDrawing" xmlns:w10="urn:schemas-microsoft-com:office:word" xmlns:w="http://schemas.openxmlformats.org/wordprocessingml/2006/main" xmlns:w14="http://schemas.microsoft.com/office/word/2010/wordml" xmlns:w15="http://schemas.microsoft.com/office/word/2012/wordml" xmlns:w16cex="http://schemas.microsoft.com/office/word/2018/wordml/cex" xmlns:w16cid="http://schemas.microsoft.com/office/word/2016/wordml/cid" xmlns:w16="http://schemas.microsoft.com/office/word/2018/wordml" xmlns:w16du="http://schemas.microsoft.com/office/word/2023/wordml/word16du" xmlns:w16sdtdh="http://schemas.microsoft.com/office/word/2020/wordml/sdtdatahash" xmlns:w16sdtfl="http://schemas.microsoft.com/office/word/2024/wordml/sdtformatlock" xmlns:w16se="http://schemas.microsoft.com/office/word/2015/wordml/symex" xmlns:wpg="http://schemas.microsoft.com/office/word/2010/wordprocessingGroup" xmlns:wpi="http://schemas.microsoft.com/office/word/2010/wordprocessingInk" xmlns:wne="http://schemas.microsoft.com/office/word/2006/wordml" xmlns:wps="http://schemas.microsoft.com/office/word/2010/wordprocessingShape" mc:Ignorable="w14 w15 w16se w16cid w16 w16cex w16sdtdh w16sdtfl w16du wp14">
   <w:body>
-    <w:p>
-      <w:pPr>
-        <w:spacing w:before="0"/>
-      </w:pPr>
-    </w:p>
+    <w:p/>
     <w:p>
       <w:pPr>
         <w:spacing w:after="80"/>
@@ -59,137 +54,12 @@
         <w:spacing w:after="240"/>
       </w:pPr>
     </w:p>
-    <w:tbl>
-      <w:tblPr>
-        <w:tblW w:w="9360" w:type="dxa"/>
-        <w:tblBorders>
-          <w:top w:val="single" w:sz="4" w:space="0" w:color="auto"/>
-          <w:left w:val="single" w:sz="4" w:space="0" w:color="auto"/>
-          <w:bottom w:val="single" w:sz="4" w:space="0" w:color="auto"/>
-          <w:right w:val="single" w:sz="4" w:space="0" w:color="auto"/>
-          <w:insideH w:val="single" w:sz="4" w:space="0" w:color="auto"/>
-          <w:insideV w:val="single" w:sz="4" w:space="0" w:color="auto"/>
-        </w:tblBorders>
-        <w:tblCellMar>
-          <w:left w:w="10" w:type="dxa"/>
-          <w:right w:w="10" w:type="dxa"/>
-        </w:tblCellMar>
-        <w:tblLook w:val="04A0"/>
-      </w:tblPr>
-      <w:tblGrid>
-        <w:gridCol w:w="9360"/>
-      </w:tblGrid>
-      <w:tr>
-        <w:tblPrEx>
-          <w:tblW w:w="9360" w:type="dxa"/>
-          <w:tblLook w:val="04A0"/>
-        </w:tblPrEx>
-        <w:tc>
-          <w:tcPr>
-            <w:tcW w:w="9360" w:type="dxa"/>
-            <w:tcBorders>
-              <w:top w:val="single" w:sz="12" w:space="0" w:color="FF5900"/>
-              <w:left w:val="single" w:sz="4" w:space="0" w:color="FF5900"/>
-              <w:bottom w:val="single" w:sz="4" w:space="0" w:color="FF5900"/>
-              <w:right w:val="single" w:sz="4" w:space="0" w:color="FF5900"/>
-            </w:tcBorders>
-            <w:shd w:val="clear" w:color="auto" w:fill="FFE5D6"/>
-            <w:tcMar>
-              <w:top w:w="160" w:type="dxa"/>
-              <w:left w:w="200" w:type="dxa"/>
-              <w:bottom w:w="160" w:type="dxa"/>
-              <w:right w:w="200" w:type="dxa"/>
-            </w:tcMar>
-          </w:tcPr>
-          <w:p>
-            <w:pPr>
-              <w:spacing w:after="100"/>
-            </w:pPr>
-            <w:r>
-              <w:rPr>
-                <w:b/>
-                <w:bCs/>
-                <w:color w:val="FF5900"/>
-              </w:rPr>
-              <w:t>¿Qué es esto?</w:t>
-            </w:r>
-          </w:p>
-          <w:p>
-            <w:pPr>
-              <w:spacing w:after="60"/>
-            </w:pPr>
-            <w:r>
-              <w:rPr>
-                <w:color w:val="231F20"/>
-                <w:sz w:val="20"/>
-                <w:szCs w:val="20"/>
-              </w:rPr>
-              <w:t>Es el documento que evalúa el Criterio 3 (Visión de producto y negocio, 20 pts).</w:t>
-            </w:r>
-          </w:p>
-          <w:p>
-            <w:pPr>
-              <w:spacing w:after="60"/>
-            </w:pPr>
-            <w:r>
-              <w:rPr>
-                <w:color w:val="231F20"/>
-                <w:sz w:val="20"/>
-                <w:szCs w:val="20"/>
-              </w:rPr>
-              <w:t>Súbelo al repositorio como /business/negocio.md o /business/negocio.docx.</w:t>
-            </w:r>
-          </w:p>
-          <w:p>
-            <w:pPr>
-              <w:spacing w:after="60"/>
-            </w:pPr>
-            <w:r>
-              <w:rPr>
-                <w:color w:val="231F20"/>
-                <w:sz w:val="20"/>
-                <w:szCs w:val="20"/>
-              </w:rPr>
-              <w:t>Extensión recomendada: 8-12 páginas. Más corto = falta análisis. Más largo = no saben qué es importante.</w:t>
-            </w:r>
-          </w:p>
-          <w:p>
-            <w:pPr>
-              <w:spacing w:after="60"/>
-            </w:pPr>
-            <w:r>
-              <w:rPr>
-                <w:color w:val="231F20"/>
-                <w:sz w:val="20"/>
-                <w:szCs w:val="20"/>
-              </w:rPr>
-              <w:t>Comprador imaginario de este documento: un inversionista evaluando si invertir en su startup.</w:t>
-            </w:r>
-          </w:p>
-        </w:tc>
-      </w:tr>
-    </w:tbl>
     <w:p>
       <w:pPr>
-        <w:pStyle w:val="Heading1"/>
+        <w:pStyle w:val="Ttulo1"/>
       </w:pPr>
       <w:r>
         <w:t>1. Resumen ejecutivo</w:t>
-      </w:r>
-    </w:p>
-    <w:p>
-      <w:pPr>
-        <w:spacing w:after="100"/>
-      </w:pPr>
-      <w:r>
-        <w:rPr>
-          <w:i/>
-          <w:iCs/>
-          <w:color w:val="888888"/>
-          <w:sz w:val="18"/>
-          <w:szCs w:val="18"/>
-        </w:rPr>
-        <w:t>[Instrucción: 1 página máximo. Lo más importante del documento condensado. Si un inversionista solo lee esto, ¿entiende y se interesa?]</w:t>
       </w:r>
     </w:p>
     <w:tbl>
@@ -207,16 +77,12 @@
           <w:left w:w="10" w:type="dxa"/>
           <w:right w:w="10" w:type="dxa"/>
         </w:tblCellMar>
-        <w:tblLook w:val="04A0"/>
+        <w:tblLook w:val="04A0" w:firstRow="1" w:lastRow="0" w:firstColumn="1" w:lastColumn="0" w:noHBand="0" w:noVBand="1"/>
       </w:tblPr>
       <w:tblGrid>
         <w:gridCol w:w="9360"/>
       </w:tblGrid>
       <w:tr>
-        <w:tblPrEx>
-          <w:tblW w:w="9360" w:type="dxa"/>
-          <w:tblLook w:val="04A0"/>
-        </w:tblPrEx>
         <w:trPr>
           <w:trHeight w:val="2400"/>
         </w:trPr>
@@ -239,43 +105,49 @@
           </w:tcPr>
           <w:p>
             <w:r>
-              <w:t>Problema. Cuando una query Postgres se vuelve lenta en producción, el developer que la escribió rara vez tiene un DBA al lado para diagnosticarla. Pegarle el SQL a ChatGPT viola compliance en sectores regulados (fintech, healthtech, govtech LATAM) y produce alucinaciones de índices y columnas; pganalyze cuesta $149-$399 USD/mes/servidor y excluye a equipos pequeños; pgMustard es manual de un plan a la vez; EverSQL encierra al cliente en el ecosistema Aiven. El dev pierde horas leyendo EXPLAIN ANALYZE a mano, o aplica recomendaciones plausibles pero sin validar.</w:t>
+              <w:t>Problema. Cuando una query Postgres se vuelve lenta en producción y no hay DBA al lado, las opciones actuales fallan: ChatGPT alucina y viola compliance en sectores regulados; pganalyze ($149-$399/mes/servidor) excluye equipos pequeños; pgMustard es manual; EverSQL encierra al cliente en Aiven. El dev pierde horas con EXPLAIN ANALYZE o aplica recomendaciones sin validar.</w:t>
             </w:r>
           </w:p>
           <w:p/>
           <w:p>
             <w:r>
-              <w:t>Solución. PgPilot combina un motor determinístico (Python puro, 19 detectores de anti-patterns con reglas auditables) que decide qué problema existe y qué índice o rewrite recomendar, con una capa LLM (Claude Sonnet) que solo explica pedagógicamente lo que el motor ya decidió. Toda recomendación se valida en un sandbox Postgres efímero antes de mostrarse: si el planner no usa el índice o el costo no baja, la sugerencia se descarta. Los literales del SQL se sanitizan antes de cualquier llamada al LLM. Modo offline disponible vía bundle JSON: el cliente nunca conecta su BD productiva a un SaaS externo.</w:t>
+              <w:t>Solución. PgPilot combina un motor determinístico (Python, 19 detectores auditables) que decide qué problema existe y qué fix proponer, con una capa LLM (Claude Sonnet) que solo explica lo que el motor ya decidió. Toda recomendación se valida en un sandbox Postgres efímero antes de mostrarla. Los literales SQL se sanitizan antes de cualquier llamada al LLM. Modo offline disponible (bundle JSON, sin conectar BD productiva a SaaS externo).</w:t>
             </w:r>
           </w:p>
           <w:p/>
           <w:p>
             <w:r>
-              <w:t>Mercado. TAM $800 M USD ARR (recorte sobre el mercado DBMS global de $137 B reportado por Gartner 2025, aplicando 15-20% Postgres y 2-5% subcategoría performance/optimization). SAM LATAM (~495 K developers backend con Postgres, willingness-to-pay 20%): $34 M USD ARR. SOM medio a 4 años (2.5% del SAM): $850 K USD ARR.</w:t>
+              <w:t>Mercado. TAM $800 M USD ARR (Postgres optimization, recorte sobre DBMS $137 B Gartner 2025). SAM LATAM ~495 K devs backend con Postgres × 20% WTP × $29/mes = $34 M USD ARR. SOM medio 4 años: $850 K USD ARR (2.5% SAM).</w:t>
             </w:r>
           </w:p>
           <w:p/>
           <w:p>
             <w:r>
-              <w:t>Modelo. Per-seat (alineado a Cursor / GitHub Copilot, no per-server de pganalyze). Cuatro tiers: Free ($0), Pro ($29 USD/dev/mes), Team ($49/dev/mes mínimo 3 devs), Enterprise (desde $99/dev/mes con piso $5 K USD/año por organización). Margen bruto Pro estimado ≈ 97% al uso promedio hipotético de 30 análisis/mes.</w:t>
+              <w:t>Modelo. Per-seat (Cursor / GitHub Copilot, no per-server). 4 tiers: Free $0 · Pro $29/dev · Team $49/dev (min 3) · Enterprise $99+/dev con piso $5K USD/año. Margen bruto Pro ≈ 97%.</w:t>
             </w:r>
           </w:p>
           <w:p/>
           <w:p>
             <w:r>
-              <w:t>Diferenciador. Cuatro defensores arquitectónicos combinados que un competidor establecido no puede replicar en 90 días sin rehacer su producto: motor determinístico que decide + sanitización fuerte pre-LLM + validación en sandbox + modo offline. Más foco LATAM como defensa comercial transversal. Replicar una pieza es fácil; replicar el sistema entero exige rehacer el producto del competidor.</w:t>
+              <w:t>Diferenciador. Integridad arquitectónica de 4 defensores combinados que un competidor no replica en 90 días sin rehacer su producto: motor determinístico + sanitización fuerte + validación en sandbox + modo offline. Foco LATAM (idioma, horario, network) como defensa comercial transversal.</w:t>
             </w:r>
           </w:p>
           <w:p/>
           <w:p>
             <w:r>
-              <w:t>Equipo. 5 estudiantes de Ingeniería en Sistemas Computacionales, Universidad Anáhuac Querétaro, semestre 6, materia SIS2404. El producto se construyó con metodología disciplinada (motor determinístico revisado por humanos, capa de IA encapsulada con guardrails), trazabilidad en bitácora de 3,000+ líneas (PROGRESS.md).</w:t>
+              <w:t xml:space="preserve">Equipo. </w:t>
+            </w:r>
+            <w:r>
+              <w:t>6</w:t>
+            </w:r>
+            <w:r>
+              <w:t xml:space="preserve"> estudiantes de Ingeniería en Sistemas Computacionales, Universidad Anáhuac Querétaro. Producto construido un semestre con metodología disciplinada (motor revisado por humanos, capa IA con guardrails).</w:t>
             </w:r>
           </w:p>
           <w:p/>
           <w:p>
             <w:r>
-              <w:t>Ask. Validación del modelo de detección y los guardrails frente al jurado del Demo Day. Post-Demo: introducciones a 5-10 CTOs/tech leads LATAM en fintech/healthtech/SaaS para pilotos gratuitos de 90 días, y mentoría en la motion founder-led-sales para LATAM.</w:t>
+              <w:t>Ask. Académico (Demo Day 14-may-2026): validación del modelo y guardrails frente al jurado. Comercial post-Demo: introducciones a 5-10 CTOs/tech leads LATAM (fintech/healthtech/SaaS) para pilotos gratuitos de 90 días + mentoría founder-led-sales LATAM.</w:t>
             </w:r>
           </w:p>
         </w:tc>
@@ -283,7 +155,7 @@
     </w:tbl>
     <w:p>
       <w:pPr>
-        <w:pStyle w:val="Heading1"/>
+        <w:pStyle w:val="Ttulo1"/>
       </w:pPr>
       <w:r>
         <w:t>2. Problema</w:t>
@@ -291,25 +163,10 @@
     </w:p>
     <w:p>
       <w:pPr>
-        <w:pStyle w:val="Heading2"/>
+        <w:pStyle w:val="Ttulo2"/>
       </w:pPr>
       <w:r>
         <w:t>2.1 Descripción del problema</w:t>
-      </w:r>
-    </w:p>
-    <w:p>
-      <w:pPr>
-        <w:spacing w:after="100"/>
-      </w:pPr>
-      <w:r>
-        <w:rPr>
-          <w:i/>
-          <w:iCs/>
-          <w:color w:val="888888"/>
-          <w:sz w:val="18"/>
-          <w:szCs w:val="18"/>
-        </w:rPr>
-        <w:t>[Instrucción: Sean específicos. "Las empresas tienen problemas con sus BDs" no es un problema, es una generalidad. Sí: "Cuando un developer sin acceso a DBA escribe una query nueva, no tiene cómo saber si será lenta hasta que produccción la pruebe".]</w:t>
       </w:r>
     </w:p>
     <w:tbl>
@@ -327,16 +184,12 @@
           <w:left w:w="10" w:type="dxa"/>
           <w:right w:w="10" w:type="dxa"/>
         </w:tblCellMar>
-        <w:tblLook w:val="04A0"/>
+        <w:tblLook w:val="04A0" w:firstRow="1" w:lastRow="0" w:firstColumn="1" w:lastColumn="0" w:noHBand="0" w:noVBand="1"/>
       </w:tblPr>
       <w:tblGrid>
         <w:gridCol w:w="9360"/>
       </w:tblGrid>
       <w:tr>
-        <w:tblPrEx>
-          <w:tblW w:w="9360" w:type="dxa"/>
-          <w:tblLook w:val="04A0"/>
-        </w:tblPrEx>
         <w:trPr>
           <w:trHeight w:val="1600"/>
         </w:trPr>
@@ -359,19 +212,30 @@
           </w:tcPr>
           <w:p>
             <w:r>
-              <w:t>Cuando un developer backend escribe una query nueva contra Postgres, no tiene cómo saber con certeza si será lenta en producción hasta que producción la pruebe. Los síntomas aparecen tarde: alertas de p95 latencia, queja de un cliente, un timeout en una corrida nocturna. Para entonces el dev abre EXPLAIN ANALYZE, intenta leer un árbol de nodos que mezcla Seq Scan, Nested Loop, Hash Join y costos estimados vs reales, y compara mentalmente contra los índices que recuerda haber creado meses atrás.</w:t>
+              <w:lastRenderedPageBreak/>
+              <w:t>Cuando un developer backend escribe una query nueva contra Postgres, no sabe con certeza si será lenta en producción HASTA QUE PRODUCCIÓN LA PRUEBE. Los síntomas aparecen tarde (p95, queja de cliente, timeout nocturno) y para entonces hay que leer EXPLAIN ANALYZE a mano. Si la empresa no tiene DBA dedicado — el caso de la mayoría de equipos LATAM medianos (5-50 devs) — el dev tiene 3 opciones, todas malas:</w:t>
             </w:r>
           </w:p>
           <w:p/>
           <w:p>
             <w:r>
-              <w:t>Si la empresa no tiene DBA dedicado — el caso de la mayoría de equipos LATAM medianos (5-50 devs) — el dev hace una de tres cosas, todas malas: (1) Pegarle la query a ChatGPT; funciona a veces pero alucina índices, columnas y sintaxis, y manda datos productivos a un tercero sin auditoría, violando LGPD/LFPDPPP/GDPR. (2) Comprar pganalyze o equivalente; $149-$399 USD/mes/servidor es prohibitivo para una startup LATAM con presupuesto en pesos. (3) Resolverlo a mano: 2-8 horas por incidente leyendo el plan y probando hipótesis de índices.</w:t>
+              <w:t xml:space="preserve">  (1) ChatGPT alucina índices y columnas + manda datos productivos a un tercero (viola LGPD / LFPDPPP / GDPR);</w:t>
+            </w:r>
+          </w:p>
+          <w:p>
+            <w:r>
+              <w:t xml:space="preserve">  (2) pganalyze a $149-$399/mes/servidor es prohibitivo en pesos LATAM;</w:t>
+            </w:r>
+          </w:p>
+          <w:p>
+            <w:r>
+              <w:t xml:space="preserve">  (3) Resolverlo a mano consume 2-8 horas-developer por incidente.</w:t>
             </w:r>
           </w:p>
           <w:p/>
           <w:p>
             <w:r>
-              <w:t>El problema no es de capacidad técnica del dev. Es de falta de herramienta intermedia: algo más confiable que un LLM genérico, más barato que un SaaS enterprise, y que respete las restricciones de privacidad reales de los sectores regulados de LATAM.</w:t>
+              <w:t>El problema no es de capacidad técnica del dev. Es FALTA DE HERRAMIENTA INTERMEDIA: algo más confiable que un LLM genérico, más barato que un SaaS enterprise, y que respete las restricciones de privacidad de los sectores regulados de LATAM.</w:t>
             </w:r>
           </w:p>
         </w:tc>
@@ -379,25 +243,10 @@
     </w:tbl>
     <w:p>
       <w:pPr>
-        <w:pStyle w:val="Heading2"/>
+        <w:pStyle w:val="Ttulo2"/>
       </w:pPr>
       <w:r>
         <w:t>2.2 User persona principal</w:t>
-      </w:r>
-    </w:p>
-    <w:p>
-      <w:pPr>
-        <w:spacing w:after="100"/>
-      </w:pPr>
-      <w:r>
-        <w:rPr>
-          <w:i/>
-          <w:iCs/>
-          <w:color w:val="888888"/>
-          <w:sz w:val="18"/>
-          <w:szCs w:val="18"/>
-        </w:rPr>
-        <w:t>[Instrucción: Una sola persona ficticia que represente a su usuario objetivo. Si tienen 3 segmentos, elijan el principal y mencionen los otros como secundarios.]</w:t>
       </w:r>
     </w:p>
     <w:tbl>
@@ -415,17 +264,13 @@
           <w:left w:w="10" w:type="dxa"/>
           <w:right w:w="10" w:type="dxa"/>
         </w:tblCellMar>
-        <w:tblLook w:val="04A0"/>
+        <w:tblLook w:val="04A0" w:firstRow="1" w:lastRow="0" w:firstColumn="1" w:lastColumn="0" w:noHBand="0" w:noVBand="1"/>
       </w:tblPr>
       <w:tblGrid>
         <w:gridCol w:w="3000"/>
         <w:gridCol w:w="6360"/>
       </w:tblGrid>
       <w:tr>
-        <w:tblPrEx>
-          <w:tblW w:w="9360" w:type="dxa"/>
-          <w:tblLook w:val="04A0"/>
-        </w:tblPrEx>
         <w:trPr>
           <w:tblHeader/>
         </w:trPr>
@@ -493,10 +338,6 @@
         </w:tc>
       </w:tr>
       <w:tr>
-        <w:tblPrEx>
-          <w:tblW w:w="9360" w:type="dxa"/>
-          <w:tblLook w:val="04A0"/>
-        </w:tblPrEx>
         <w:trPr>
           <w:trHeight w:val="600"/>
         </w:trPr>
@@ -548,10 +389,6 @@
         </w:tc>
       </w:tr>
       <w:tr>
-        <w:tblPrEx>
-          <w:tblW w:w="9360" w:type="dxa"/>
-          <w:tblLook w:val="04A0"/>
-        </w:tblPrEx>
         <w:trPr>
           <w:trHeight w:val="600"/>
         </w:trPr>
@@ -603,10 +440,6 @@
         </w:tc>
       </w:tr>
       <w:tr>
-        <w:tblPrEx>
-          <w:tblW w:w="9360" w:type="dxa"/>
-          <w:tblLook w:val="04A0"/>
-        </w:tblPrEx>
         <w:trPr>
           <w:trHeight w:val="600"/>
         </w:trPr>
@@ -658,10 +491,6 @@
         </w:tc>
       </w:tr>
       <w:tr>
-        <w:tblPrEx>
-          <w:tblW w:w="9360" w:type="dxa"/>
-          <w:tblLook w:val="04A0"/>
-        </w:tblPrEx>
         <w:trPr>
           <w:trHeight w:val="600"/>
         </w:trPr>
@@ -713,10 +542,6 @@
         </w:tc>
       </w:tr>
       <w:tr>
-        <w:tblPrEx>
-          <w:tblW w:w="9360" w:type="dxa"/>
-          <w:tblLook w:val="04A0"/>
-        </w:tblPrEx>
         <w:trPr>
           <w:trHeight w:val="600"/>
         </w:trPr>
@@ -768,10 +593,6 @@
         </w:tc>
       </w:tr>
       <w:tr>
-        <w:tblPrEx>
-          <w:tblW w:w="9360" w:type="dxa"/>
-          <w:tblLook w:val="04A0"/>
-        </w:tblPrEx>
         <w:trPr>
           <w:trHeight w:val="600"/>
         </w:trPr>
@@ -823,10 +644,6 @@
         </w:tc>
       </w:tr>
       <w:tr>
-        <w:tblPrEx>
-          <w:tblW w:w="9360" w:type="dxa"/>
-          <w:tblLook w:val="04A0"/>
-        </w:tblPrEx>
         <w:trPr>
           <w:trHeight w:val="600"/>
         </w:trPr>
@@ -878,10 +695,6 @@
         </w:tc>
       </w:tr>
       <w:tr>
-        <w:tblPrEx>
-          <w:tblW w:w="9360" w:type="dxa"/>
-          <w:tblLook w:val="04A0"/>
-        </w:tblPrEx>
         <w:trPr>
           <w:trHeight w:val="600"/>
         </w:trPr>
@@ -933,10 +746,6 @@
         </w:tc>
       </w:tr>
       <w:tr>
-        <w:tblPrEx>
-          <w:tblW w:w="9360" w:type="dxa"/>
-          <w:tblLook w:val="04A0"/>
-        </w:tblPrEx>
         <w:trPr>
           <w:trHeight w:val="600"/>
         </w:trPr>
@@ -982,16 +791,16 @@
           </w:tcPr>
           <w:p>
             <w:r>
-              <w:t>(1) No hay DBA y no debería serlo él — improvisa con Google + ChatGPT. (2) Ciclo de diagnóstico manual y lento. (3) No puede pegar queries reales en herramientas externas por compliance (datos de nómina LFPDPPP). (4) Code reviews no detectan anti-patterns de SQL. (5) Problemas escalan en cierre de quincena (carga × 10).</w:t>
+              <w:t xml:space="preserve">(1) No hay DBA y no debería serlo él — improvisa con Google + ChatGPT. (2) Ciclo de diagnóstico manual y lento. (3) No </w:t>
+            </w:r>
+            <w:r>
+              <w:lastRenderedPageBreak/>
+              <w:t>puede pegar queries reales en herramientas externas por compliance (datos de nómina LFPDPPP). (4) Code reviews no detectan anti-patterns de SQL. (5) Problemas escalan en cierre de quincena (carga × 10).</w:t>
             </w:r>
           </w:p>
         </w:tc>
       </w:tr>
       <w:tr>
-        <w:tblPrEx>
-          <w:tblW w:w="9360" w:type="dxa"/>
-          <w:tblLook w:val="04A0"/>
-        </w:tblPrEx>
         <w:trPr>
           <w:trHeight w:val="600"/>
         </w:trPr>
@@ -1014,6 +823,7 @@
           </w:tcPr>
           <w:p>
             <w:r>
+              <w:lastRenderedPageBreak/>
               <w:t>Cómo resuelve hoy</w:t>
             </w:r>
           </w:p>
@@ -1043,10 +853,6 @@
         </w:tc>
       </w:tr>
       <w:tr>
-        <w:tblPrEx>
-          <w:tblW w:w="9360" w:type="dxa"/>
-          <w:tblLook w:val="04A0"/>
-        </w:tblPrEx>
         <w:trPr>
           <w:trHeight w:val="600"/>
         </w:trPr>
@@ -1093,6 +899,59 @@
           <w:p>
             <w:r>
               <w:t>1.5-3 horas-developer por incidente, ≥1 incidente cada 2 semanas. Ciclo manual completo ≈ 4-8 horas-developer/mes a salario senior LATAM (~$50 USD/h) = $200-400 USD/mes en tiempo directo. Sin contar incidentes mayores en cierre de quincena.</w:t>
+            </w:r>
+          </w:p>
+        </w:tc>
+      </w:tr>
+      <w:tr>
+        <w:trPr>
+          <w:trHeight w:val="2200"/>
+        </w:trPr>
+        <w:tc>
+          <w:tcPr>
+            <w:tcW w:w="9360" w:type="dxa"/>
+            <w:gridSpan w:val="2"/>
+            <w:tcBorders>
+              <w:top w:val="single" w:sz="1" w:space="0" w:color="E5C100"/>
+              <w:left w:val="single" w:sz="1" w:space="0" w:color="E5C100"/>
+              <w:bottom w:val="single" w:sz="1" w:space="0" w:color="E5C100"/>
+              <w:right w:val="single" w:sz="1" w:space="0" w:color="E5C100"/>
+            </w:tcBorders>
+            <w:shd w:val="clear" w:color="auto" w:fill="FFF8E7"/>
+            <w:tcMar>
+              <w:top w:w="140" w:type="dxa"/>
+              <w:left w:w="200" w:type="dxa"/>
+              <w:bottom w:w="140" w:type="dxa"/>
+              <w:right w:w="200" w:type="dxa"/>
+            </w:tcMar>
+          </w:tcPr>
+          <w:p>
+            <w:r>
+              <w:t>Andrés Villanueva, 31 años, Tech Lead Backend en fintech B2B de 45 personas en Monterrey (plataforma de pagos y nómina para PyMEs). Lidera equipo de 8 devs backend; administra 3 bases Postgres en producción (principal ~180 GB transaccional, reportes ~40 GB, staging). No tiene DBA dedicado — asume ese rol de facto aunque no es lo que le contrataron. La empresa creció de 500 a 12,000 clientes activos en 18 meses; el esquema original "de MVP" ahora procesa 2 millones de transacciones mensuales y la deuda técnica en queries es acumulada y visible.</w:t>
+            </w:r>
+          </w:p>
+          <w:p/>
+          <w:p>
+            <w:r>
+              <w:t>Dedica 4-8 horas-developer al mes a optimización reactiva. Cada incidente toma 1.5-3 horas (buscar query en logs → copiar → sanitizar literales a mano → pegar en psql → EXPLAIN ANALYZE → interpretar plan → proponer fix → validar en staging que no replica el volumen real). Los problemas escalan en el cierre de quincena cuando la carga se multiplica × 10.</w:t>
+            </w:r>
+          </w:p>
+          <w:p/>
+          <w:p>
+            <w:r>
+              <w:t>Su bloqueador #1 es legal, no técnico: la empresa tiene clientes de nómina con datos sensibles (RFC, CURP, salarios) que NO puede pegar en ChatGPT ni en pganalyze ni en ningún SaaS externo. El área legal lo bloquea. Por eso muchas veces trabaja "a ciegas" o en staging con datos falsos que no reflejan la realidad.</w:t>
+            </w:r>
+          </w:p>
+          <w:p/>
+          <w:p>
+            <w:r>
+              <w:t>Cita: "Si existiera algo que me dijera 'esta query tiene un Seq Scan en la tabla transacciones porque le falta un índice compuesto en (empresa_id, fecha_creacion), aquí está el CREATE INDEX' — y que lo pudiera correr sin necesidad de exponer datos reales — lo compraría mañana."</w:t>
+            </w:r>
+          </w:p>
+          <w:p/>
+          <w:p>
+            <w:r>
+              <w:t>Es usuario y comprador para tier Pro ($29/dev/mes, lo expensa con justificante simple). Para tier Team requiere conversación con el CTO (típicamente &lt; 1 semana si Andrés está convencido). Perfiles secundarios: Staff Engineer / Engineering Manager (empresas 50-200 devs, ciclo de venta 30-90 días vs 1-7 de Andrés) y CTO fundador (empresas 5-15 devs, compra rápida con presupuesto ajustado).</w:t>
             </w:r>
           </w:p>
         </w:tc>
@@ -1100,17 +959,10 @@
     </w:tbl>
     <w:p>
       <w:pPr>
-        <w:spacing w:after="100"/>
+        <w:pStyle w:val="Ttulo2"/>
       </w:pPr>
       <w:r>
-        <w:rPr>
-          <w:i/>
-          <w:iCs/>
-          <w:color w:val="888888"/>
-          <w:sz w:val="18"/>
-          <w:szCs w:val="18"/>
-        </w:rPr>
-        <w:t>[Instrucción: Llenen la tabla de arriba con: Nombre y rol, Edad y experiencia, Tamaño de empresa, Industria, Día típico de trabajo, Pain points principales, Cómo resuelve hoy el problema, Cuánto tiempo / dinero le cuesta el problema.]</w:t>
+        <w:t>2.3 Frecuencia y severidad</w:t>
       </w:r>
     </w:p>
     <w:tbl>
@@ -1128,18 +980,14 @@
           <w:left w:w="10" w:type="dxa"/>
           <w:right w:w="10" w:type="dxa"/>
         </w:tblCellMar>
-        <w:tblLook w:val="04A0"/>
+        <w:tblLook w:val="04A0" w:firstRow="1" w:lastRow="0" w:firstColumn="1" w:lastColumn="0" w:noHBand="0" w:noVBand="1"/>
       </w:tblPr>
       <w:tblGrid>
         <w:gridCol w:w="9360"/>
       </w:tblGrid>
       <w:tr>
-        <w:tblPrEx>
-          <w:tblW w:w="9360" w:type="dxa"/>
-          <w:tblLook w:val="04A0"/>
-        </w:tblPrEx>
         <w:trPr>
-          <w:trHeight w:val="2200"/>
+          <w:trHeight w:val="1200"/>
         </w:trPr>
         <w:tc>
           <w:tcPr>
@@ -1160,31 +1008,68 @@
           </w:tcPr>
           <w:p>
             <w:r>
-              <w:t>Andrés Villanueva, 31 años, Tech Lead Backend en fintech B2B de 45 personas en Monterrey (plataforma de pagos y nómina para PyMEs). Lidera equipo de 8 devs backend; administra 3 bases Postgres en producción (principal ~180 GB transaccional, reportes ~40 GB, staging). No tiene DBA dedicado — asume ese rol de facto aunque no es lo que le contrataron. La empresa creció de 500 a 12,000 clientes activos en 18 meses; el esquema original "de MVP" ahora procesa 2 millones de transacciones mensuales y la deuda técnica en queries es acumulada y visible.</w:t>
+              <w:lastRenderedPageBreak/>
+              <w:t>Gradiente de dolor cuantificado (F6 Carlos + F7 Jos + F8 Raúl + F10 Andrés):</w:t>
             </w:r>
           </w:p>
           <w:p/>
           <w:p>
             <w:r>
-              <w:t>Dedica 4-8 horas-developer al mes a optimización reactiva. Cada incidente toma 1.5-3 horas (buscar query en logs → copiar → sanitizar literales a mano → pegar en psql → EXPLAIN ANALYZE → interpretar plan → proponer fix → validar en staging que no replica el volumen real). Los problemas escalan en el cierre de quincena cuando la carga se multiplica × 10.</w:t>
+              <w:t xml:space="preserve">  · Carlos — DBA con equipo, 3 BDs ~30 GB (migración): 0.5-1 h/mes.</w:t>
+            </w:r>
+          </w:p>
+          <w:p>
+            <w:r>
+              <w:t xml:space="preserve">  · Jos — ingeniero fullstack sin DBA, 2 BDs 500 MB-1 GB: ~10 h/mes.</w:t>
+            </w:r>
+          </w:p>
+          <w:p>
+            <w:r>
+              <w:t xml:space="preserve">  · Andrés — persona, tech lead fintech, 3 BDs ~180 GB: 4-8 h/mes.</w:t>
+            </w:r>
+          </w:p>
+          <w:p>
+            <w:r>
+              <w:t xml:space="preserve">  · Raúl — tech lead fintech sin DBA, 3 BDs ~120 GB principal: 15-20 h/mes.</w:t>
             </w:r>
           </w:p>
           <w:p/>
           <w:p>
             <w:r>
-              <w:t>Su bloqueador #1 es legal, no técnico: la empresa tiene clientes de nómina con datos sensibles (RFC, CURP, salarios) que NO puede pegar en ChatGPT ni en pganalyze ni en ningún SaaS externo. El área legal lo bloquea. Por eso muchas veces trabaja "a ciegas" o en staging con datos falsos que no reflejan la realidad.</w:t>
+              <w:t>Conclusión clave: el dolor escala con la AUSENCIA DE DBA dedicado, no con el tamaño absoluto. Jos (1 GB) dedica 10× más tiempo que Carlos (30 GB con equipo). Raúl lo dijo literal: 'siento que la mitad de mi tiempo es de base de datos cuando debería estar haciendo otras cosas de tech lead'.</w:t>
             </w:r>
           </w:p>
           <w:p/>
           <w:p>
             <w:r>
-              <w:t>Cita: "Si existiera algo que me dijera 'esta query tiene un Seq Scan en la tabla transacciones porque le falta un índice compuesto en (empresa_id, fecha_creacion), aquí está el CREATE INDEX' — y que lo pudiera correr sin necesidad de exponer datos reales — lo compraría mañana."</w:t>
+              <w:t>Anti-patterns reportados — 3 de 3 mapean a detectores activos de PgPilot:</w:t>
+            </w:r>
+          </w:p>
+          <w:p>
+            <w:r>
+              <w:t xml:space="preserve">  · Carlos (F6): SELECT * sobre tablas con BLOBs → D9 (select_star).</w:t>
+            </w:r>
+          </w:p>
+          <w:p>
+            <w:r>
+              <w:t xml:space="preserve">  · Jos (F7): JOINs sin índices generando producto cartesiano → D16 (seq_scan_missing_index). Fix manual tomó 1 semana completa.</w:t>
+            </w:r>
+          </w:p>
+          <w:p>
+            <w:r>
+              <w:t xml:space="preserve">  · Raúl (F8): NOT IN sobre 2M registros bloqueó transacciones de pago en fintech → D19 (not_in_nullable_subquery). Fix con NOT EXISTS + índice parcial: 45 min → 3 seg. Costo: 4 h madrugada + 2 h postmortem.</w:t>
             </w:r>
           </w:p>
           <w:p/>
           <w:p>
             <w:r>
-              <w:t>Es usuario y comprador para tier Pro ($29/dev/mes, lo expensa con justificante simple). Para tier Team requiere conversación con el CTO (típicamente &lt; 1 semana si Andrés está convencido). Perfiles secundarios: Staff Engineer / Engineering Manager (empresas 50-200 devs, ciclo de venta 30-90 días vs 1-7 de Andrés) y CTO fundador (empresas 5-15 devs, compra rápida con presupuesto ajustado).</w:t>
+              <w:t>Severidad y costo mensual: $25-1,000 USD/equipo/mes en tiempo directo (Raúl: 15-20 h × $25-50/h = $500-1,000/mes; Carlos: $25-50/mes; Jos: $250-500/mes). Por incidente mayor con impacto a clientes: $500-5,000 USD adicionales (Gartner cost-of-downtime; el caso de Raúl con transacciones bloqueadas cae en la cota alta).</w:t>
+            </w:r>
+          </w:p>
+          <w:p/>
+          <w:p>
+            <w:r>
+              <w:t>ROI a $29/dev/mes (Pro): equipo de 5 devs = $145/mes; ahorra ≥2 h/mes diagnóstico + previene ≥1 incidente/trimestre → ROI positivo desde el mes 1. Caso Raúl: $200/mes vs $750-1,000/mes ahorradas = ROI 3-5× inmediato. Cita literal: '200 dólares contra lo que me pagan por esas horas es nada, yo la compraría sin pensarlo'.</w:t>
             </w:r>
           </w:p>
         </w:tc>
@@ -1192,234 +1077,15 @@
     </w:tbl>
     <w:p>
       <w:pPr>
-        <w:pStyle w:val="Heading2"/>
-      </w:pPr>
-      <w:r>
-        <w:t>2.3 Frecuencia y severidad</w:t>
-      </w:r>
-    </w:p>
-    <w:p>
-      <w:pPr>
-        <w:spacing w:after="100"/>
-      </w:pPr>
-      <w:r>
-        <w:rPr>
-          <w:i/>
-          <w:iCs/>
-          <w:color w:val="888888"/>
-          <w:sz w:val="18"/>
-          <w:szCs w:val="18"/>
-        </w:rPr>
-        <w:t>[Instrucción: Cuantifiquen. Cuántas veces a la semana / mes ocurre el problema. Cuánto cuesta cada vez. Si no tienen cifras exactas, estímenlas con razonamiento.]</w:t>
-      </w:r>
-    </w:p>
-    <w:tbl>
-      <w:tblPr>
-        <w:tblW w:w="9360" w:type="dxa"/>
-        <w:tblBorders>
-          <w:top w:val="single" w:sz="4" w:space="0" w:color="auto"/>
-          <w:left w:val="single" w:sz="4" w:space="0" w:color="auto"/>
-          <w:bottom w:val="single" w:sz="4" w:space="0" w:color="auto"/>
-          <w:right w:val="single" w:sz="4" w:space="0" w:color="auto"/>
-          <w:insideH w:val="single" w:sz="4" w:space="0" w:color="auto"/>
-          <w:insideV w:val="single" w:sz="4" w:space="0" w:color="auto"/>
-        </w:tblBorders>
-        <w:tblCellMar>
-          <w:left w:w="10" w:type="dxa"/>
-          <w:right w:w="10" w:type="dxa"/>
-        </w:tblCellMar>
-        <w:tblLook w:val="04A0"/>
-      </w:tblPr>
-      <w:tblGrid>
-        <w:gridCol w:w="9360"/>
-      </w:tblGrid>
-      <w:tr>
-        <w:tblPrEx>
-          <w:tblW w:w="9360" w:type="dxa"/>
-          <w:tblLook w:val="04A0"/>
-        </w:tblPrEx>
-        <w:trPr>
-          <w:trHeight w:val="1200"/>
-        </w:trPr>
-        <w:tc>
-          <w:tcPr>
-            <w:tcW w:w="9360" w:type="dxa"/>
-            <w:tcBorders>
-              <w:top w:val="single" w:sz="1" w:space="0" w:color="E5C100"/>
-              <w:left w:val="single" w:sz="1" w:space="0" w:color="E5C100"/>
-              <w:bottom w:val="single" w:sz="1" w:space="0" w:color="E5C100"/>
-              <w:right w:val="single" w:sz="1" w:space="0" w:color="E5C100"/>
-            </w:tcBorders>
-            <w:shd w:val="clear" w:color="auto" w:fill="FFF8E7"/>
-            <w:tcMar>
-              <w:top w:w="140" w:type="dxa"/>
-              <w:left w:w="200" w:type="dxa"/>
-              <w:bottom w:w="140" w:type="dxa"/>
-              <w:right w:w="200" w:type="dxa"/>
-            </w:tcMar>
-          </w:tcPr>
-          <w:p>
-            <w:r>
-              <w:t>Datos primarios (entrevista F6 Carlos Orellán + persona F10 Andrés Villanueva + F9 análisis):</w:t>
-            </w:r>
-          </w:p>
-          <w:p/>
-          <w:p>
-            <w:r>
-              <w:t>Frecuencia (Carlos, DBA, 3 BDs ~30 GB c/u en migración): 30 min a 1 hora al mes en optimización reactiva. Actúan por eventos, no proactivamente.</w:t>
-            </w:r>
-          </w:p>
-          <w:p>
-            <w:r>
-              <w:t>Frecuencia (Andrés, Tech Lead, BD principal ~180 GB): 1.5-3 horas-developer por incidente, ≥1 incidente cada 2 semanas. En cierres de quincena (carga × 10) los incidentes se multiplican. Ciclo manual completo de un mes ≈ 4-8 horas-developer.</w:t>
-            </w:r>
-          </w:p>
-          <w:p>
-            <w:r>
-              <w:t>Anti-pattern real reportado (Carlos, F6 pregunta 5): SELECT * sobre tablas con BLOBs causó queries lentas detectadas en pruebas; resolución manual columna por columna. Ese anti-pattern es exactamente D9 (select_star) del catálogo PgPilot — validación directa del valor del producto.</w:t>
-            </w:r>
-          </w:p>
-          <w:p/>
-          <w:p>
-            <w:r>
-              <w:t>Severidad por incidente menor: 2-8 horas-developer para diagnosticar + corregir + revisar PR. A salario LATAM senior ($25-50 USD/h según Glassdoor / Levels.fyi ajustado LATAM, fuente citada en F9), eso es $50-400 USD por incidente. Con 1-2 incidentes/mes ≈ $50-800 USD/mes en horas perdidas según tamaño de BD y equipo.</w:t>
-            </w:r>
-          </w:p>
-          <w:p/>
-          <w:p>
-            <w:r>
-              <w:t>Severidad por incidente mayor: además de las horas técnicas, hay costo de oportunidad (transacciones fallidas, churn, contacto cliente). Gartner cost-of-downtime benchmarks citados en F9 §5 sitúan un incidente entre $500 y $5,000 USD según volumen transaccional. Para Andrés (cierre de quincena con carga × 10) el extremo alto del rango es realista.</w:t>
-            </w:r>
-          </w:p>
-          <w:p/>
-          <w:p>
-            <w:r>
-              <w:t>Costo invisible: Andrés improvisa el rol de DBA sin que sea su responsabilidad formal. La feature siguiente se atrasa una semana cada vez que hay un incidente. El CTO percibe el problema como "rendimiento" pero no ve que viene de la ausencia de proceso, no de un dev mediocre.</w:t>
-            </w:r>
-          </w:p>
-          <w:p/>
-          <w:p>
-            <w:r>
-              <w:t>ROI estimado (F9 §5): equipo de 5 devs en tier Pro = $145 USD/mes. Si PgPilot ahorra 2 horas/mes de diagnóstico ($50-100 USD) + previene 1 incidente/trimestre ($500+ USD), el ROI es positivo desde el primer trimestre.</w:t>
-            </w:r>
-          </w:p>
-          <w:p/>
-          <w:p>
-            <w:r>
-              <w:t>Pendiente: F7 y F8 (entrevistas 2 y 3) ampliarán estos rangos con perfiles de equipos más grandes y/o sectores adyacentes.</w:t>
-            </w:r>
-          </w:p>
-        </w:tc>
-      </w:tr>
-    </w:tbl>
-    <w:p>
-      <w:pPr>
-        <w:pStyle w:val="Heading1"/>
+        <w:pStyle w:val="Ttulo1"/>
       </w:pPr>
       <w:r>
         <w:t>3. Investigación de usuarios</w:t>
       </w:r>
     </w:p>
-    <w:tbl>
-      <w:tblPr>
-        <w:tblW w:w="9360" w:type="dxa"/>
-        <w:tblBorders>
-          <w:top w:val="single" w:sz="4" w:space="0" w:color="auto"/>
-          <w:left w:val="single" w:sz="4" w:space="0" w:color="auto"/>
-          <w:bottom w:val="single" w:sz="4" w:space="0" w:color="auto"/>
-          <w:right w:val="single" w:sz="4" w:space="0" w:color="auto"/>
-          <w:insideH w:val="single" w:sz="4" w:space="0" w:color="auto"/>
-          <w:insideV w:val="single" w:sz="4" w:space="0" w:color="auto"/>
-        </w:tblBorders>
-        <w:tblCellMar>
-          <w:left w:w="10" w:type="dxa"/>
-          <w:right w:w="10" w:type="dxa"/>
-        </w:tblCellMar>
-        <w:tblLook w:val="04A0"/>
-      </w:tblPr>
-      <w:tblGrid>
-        <w:gridCol w:w="9360"/>
-      </w:tblGrid>
-      <w:tr>
-        <w:tblPrEx>
-          <w:tblW w:w="9360" w:type="dxa"/>
-          <w:tblLook w:val="04A0"/>
-        </w:tblPrEx>
-        <w:tc>
-          <w:tcPr>
-            <w:tcW w:w="9360" w:type="dxa"/>
-            <w:tcBorders>
-              <w:top w:val="single" w:sz="12" w:space="0" w:color="FF5900"/>
-              <w:left w:val="single" w:sz="4" w:space="0" w:color="FF5900"/>
-              <w:bottom w:val="single" w:sz="4" w:space="0" w:color="FF5900"/>
-              <w:right w:val="single" w:sz="4" w:space="0" w:color="FF5900"/>
-            </w:tcBorders>
-            <w:shd w:val="clear" w:color="auto" w:fill="FFE5D6"/>
-            <w:tcMar>
-              <w:top w:w="160" w:type="dxa"/>
-              <w:left w:w="200" w:type="dxa"/>
-              <w:bottom w:w="160" w:type="dxa"/>
-              <w:right w:w="200" w:type="dxa"/>
-            </w:tcMar>
-          </w:tcPr>
-          <w:p>
-            <w:pPr>
-              <w:spacing w:after="100"/>
-            </w:pPr>
-            <w:r>
-              <w:rPr>
-                <w:b/>
-                <w:bCs/>
-                <w:color w:val="FF5900"/>
-              </w:rPr>
-              <w:t>Requisito obligatorio</w:t>
-            </w:r>
-          </w:p>
-          <w:p>
-            <w:pPr>
-              <w:spacing w:after="60"/>
-            </w:pPr>
-            <w:r>
-              <w:rPr>
-                <w:color w:val="231F20"/>
-                <w:sz w:val="20"/>
-                <w:szCs w:val="20"/>
-              </w:rPr>
-              <w:t>Mínimo 3 entrevistas con personas del rol objetivo. Si no las hicieron, este criterio se va a 0.</w:t>
-            </w:r>
-          </w:p>
-          <w:p>
-            <w:pPr>
-              <w:spacing w:after="60"/>
-            </w:pPr>
-            <w:r>
-              <w:rPr>
-                <w:color w:val="231F20"/>
-                <w:sz w:val="20"/>
-                <w:szCs w:val="20"/>
-              </w:rPr>
-              <w:t>Las entrevistas pueden ser de 30 minutos, por video o presenciales.</w:t>
-            </w:r>
-          </w:p>
-          <w:p>
-            <w:pPr>
-              <w:spacing w:after="60"/>
-            </w:pPr>
-            <w:r>
-              <w:rPr>
-                <w:color w:val="231F20"/>
-                <w:sz w:val="20"/>
-                <w:szCs w:val="20"/>
-              </w:rPr>
-              <w:t>Documenten preguntas hechas, respuestas resumidas, y aprendizajes.</w:t>
-            </w:r>
-          </w:p>
-        </w:tc>
-      </w:tr>
-    </w:tbl>
     <w:p>
       <w:pPr>
-        <w:pStyle w:val="Heading2"/>
+        <w:pStyle w:val="Ttulo2"/>
       </w:pPr>
       <w:r>
         <w:t>3.1 Resumen de entrevistas</w:t>
@@ -1440,7 +1106,7 @@
           <w:left w:w="10" w:type="dxa"/>
           <w:right w:w="10" w:type="dxa"/>
         </w:tblCellMar>
-        <w:tblLook w:val="04A0"/>
+        <w:tblLook w:val="04A0" w:firstRow="1" w:lastRow="0" w:firstColumn="1" w:lastColumn="0" w:noHBand="0" w:noVBand="1"/>
       </w:tblPr>
       <w:tblGrid>
         <w:gridCol w:w="3200"/>
@@ -1449,10 +1115,6 @@
         <w:gridCol w:w="1680"/>
       </w:tblGrid>
       <w:tr>
-        <w:tblPrEx>
-          <w:tblW w:w="9360" w:type="dxa"/>
-          <w:tblLook w:val="04A0"/>
-        </w:tblPrEx>
         <w:trPr>
           <w:tblHeader/>
         </w:trPr>
@@ -1582,10 +1244,6 @@
         </w:tc>
       </w:tr>
       <w:tr>
-        <w:tblPrEx>
-          <w:tblW w:w="9360" w:type="dxa"/>
-          <w:tblLook w:val="04A0"/>
-        </w:tblPrEx>
         <w:trPr>
           <w:trHeight w:val="600"/>
         </w:trPr>
@@ -1683,10 +1341,6 @@
         </w:tc>
       </w:tr>
       <w:tr>
-        <w:tblPrEx>
-          <w:tblW w:w="9360" w:type="dxa"/>
-          <w:tblLook w:val="04A0"/>
-        </w:tblPrEx>
         <w:trPr>
           <w:trHeight w:val="600"/>
         </w:trPr>
@@ -1709,7 +1363,7 @@
           </w:tcPr>
           <w:p>
             <w:r>
-              <w:t>[PENDIENTE: F7] Tech lead / Backend senior con Postgres ≥100 GB</w:t>
+              <w:t>Jos Lugo — Ingeniero de software (fullstack)</w:t>
             </w:r>
           </w:p>
         </w:tc>
@@ -1732,7 +1386,7 @@
           </w:tcPr>
           <w:p>
             <w:r>
-              <w:t>[PENDIENTE: en agendamiento]</w:t>
+              <w:t>Equipo de desarrollo LATAM (2 BDs Postgres, 500 MB-1 GB c/u, ~20 tablas)</w:t>
             </w:r>
           </w:p>
         </w:tc>
@@ -1755,7 +1409,7 @@
           </w:tcPr>
           <w:p>
             <w:r>
-              <w:t>[PENDIENTE]</w:t>
+              <w:t>13 de mayo de 2026</w:t>
             </w:r>
           </w:p>
         </w:tc>
@@ -1778,16 +1432,12 @@
           </w:tcPr>
           <w:p>
             <w:r>
-              <w:t>25-30 min</w:t>
+              <w:t>~10 min (videollamada grabada)</w:t>
             </w:r>
           </w:p>
         </w:tc>
       </w:tr>
       <w:tr>
-        <w:tblPrEx>
-          <w:tblW w:w="9360" w:type="dxa"/>
-          <w:tblLook w:val="04A0"/>
-        </w:tblPrEx>
         <w:trPr>
           <w:trHeight w:val="600"/>
         </w:trPr>
@@ -1810,7 +1460,7 @@
           </w:tcPr>
           <w:p>
             <w:r>
-              <w:t>[PENDIENTE: F8] CTO o Engineering Manager LATAM</w:t>
+              <w:t>Raúl de la Breña — Tech Lead Backend</w:t>
             </w:r>
           </w:p>
         </w:tc>
@@ -1833,7 +1483,7 @@
           </w:tcPr>
           <w:p>
             <w:r>
-              <w:t>[PENDIENTE: en agendamiento]</w:t>
+              <w:t>Fintech LATAM (3 BDs Postgres, principal ~120 GB con 45 tablas, sin DBA dedicado)</w:t>
             </w:r>
           </w:p>
         </w:tc>
@@ -1856,7 +1506,7 @@
           </w:tcPr>
           <w:p>
             <w:r>
-              <w:t>[PENDIENTE]</w:t>
+              <w:t>13 de mayo de 2026</w:t>
             </w:r>
           </w:p>
         </w:tc>
@@ -1879,7 +1529,7 @@
           </w:tcPr>
           <w:p>
             <w:r>
-              <w:t>25-30 min</w:t>
+              <w:t>~12 min (videollamada grabada)</w:t>
             </w:r>
           </w:p>
         </w:tc>
@@ -1887,25 +1537,11 @@
     </w:tbl>
     <w:p>
       <w:pPr>
-        <w:pStyle w:val="Heading2"/>
+        <w:pStyle w:val="Ttulo2"/>
       </w:pPr>
       <w:r>
+        <w:lastRenderedPageBreak/>
         <w:t>3.2 Preguntas hechas</w:t>
-      </w:r>
-    </w:p>
-    <w:p>
-      <w:pPr>
-        <w:spacing w:after="100"/>
-      </w:pPr>
-      <w:r>
-        <w:rPr>
-          <w:i/>
-          <w:iCs/>
-          <w:color w:val="888888"/>
-          <w:sz w:val="18"/>
-          <w:szCs w:val="18"/>
-        </w:rPr>
-        <w:t>[Instrucción: Listen las 5-8 preguntas principales que hicieron en las entrevistas.]</w:t>
       </w:r>
     </w:p>
     <w:tbl>
@@ -1923,16 +1559,12 @@
           <w:left w:w="10" w:type="dxa"/>
           <w:right w:w="10" w:type="dxa"/>
         </w:tblCellMar>
-        <w:tblLook w:val="04A0"/>
+        <w:tblLook w:val="04A0" w:firstRow="1" w:lastRow="0" w:firstColumn="1" w:lastColumn="0" w:noHBand="0" w:noVBand="1"/>
       </w:tblPr>
       <w:tblGrid>
         <w:gridCol w:w="9360"/>
       </w:tblGrid>
       <w:tr>
-        <w:tblPrEx>
-          <w:tblW w:w="9360" w:type="dxa"/>
-          <w:tblLook w:val="04A0"/>
-        </w:tblPrEx>
         <w:trPr>
           <w:trHeight w:val="1400"/>
         </w:trPr>
@@ -1955,59 +1587,7 @@
           </w:tcPr>
           <w:p>
             <w:r>
-              <w:t>Las 9 preguntas del guion (F5, ver business/guion-entrevistas.md para texto completo y objetivo de cada una):</w:t>
-            </w:r>
-          </w:p>
-          <w:p/>
-          <w:p>
-            <w:r>
-              <w:t>1. Contexto. ¿Cuántas bases de datos Postgres manejas en producción y cuál es el tamaño aproximado de la más grande?</w:t>
-            </w:r>
-          </w:p>
-          <w:p>
-            <w:r>
-              <w:t>2. Comportamiento actual. Cuando te llega una queja de 'la app está lenta', ¿cuáles son los primeros 3 pasos que das para diagnosticar si es un problema de queries?</w:t>
-            </w:r>
-          </w:p>
-          <w:p>
-            <w:r>
-              <w:t>3. Stack actual. ¿Qué herramientas usas hoy para analizar queries lentas? (pg_stat_statements, EXPLAIN ANALYZE manual, pgBadger, algún SaaS tipo Datadog/pganalyze...)</w:t>
-            </w:r>
-          </w:p>
-          <w:p>
-            <w:r>
-              <w:t>4. Dolor cuantificado. ¿Cuánto tiempo al mes estimas que le dedicas a optimizar queries o investigar problemas de rendimiento en Postgres?</w:t>
-            </w:r>
-          </w:p>
-          <w:p>
-            <w:r>
-              <w:t>5. Historia concreta. ¿Puedes contarme un caso reciente donde una query lenta causó un problema real en producción? ¿Cómo lo resolviste y cuánto tardaste?</w:t>
-            </w:r>
-          </w:p>
-          <w:p>
-            <w:r>
-              <w:t>6. Encaje en workflow. Si existiera una herramienta que analiza automáticamente tus queries y te da el SQL corregido listo para copiar, ¿en qué parte de tu flujo de trabajo la usarías?</w:t>
-            </w:r>
-          </w:p>
-          <w:p>
-            <w:r>
-              <w:t>7. Objeciones de seguridad. ¿Qué te preocuparía de darle acceso a una herramienta así a tu base de datos de producción? ¿Qué garantías necesitarías?</w:t>
-            </w:r>
-          </w:p>
-          <w:p>
-            <w:r>
-              <w:t>8. Oportunidad de integración. ¿Tu equipo tiene algún proceso formal de code review para queries o migraciones antes de que lleguen a producción?</w:t>
-            </w:r>
-          </w:p>
-          <w:p>
-            <w:r>
-              <w:t>9. Decisor y precio. Si esta herramienta costara entre $50 y $200 USD/mes por base de datos, ¿quién en tu empresa tomaría la decisión de compra?</w:t>
-            </w:r>
-          </w:p>
-          <w:p/>
-          <w:p>
-            <w:r>
-              <w:t>El guion enfatiza comportamiento pasado, no intenciones futuras: no preguntar '¿usarías nuestro producto?' — la gente miente para no decepcionar.</w:t>
+              <w:t>9 preguntas (guion F5, texto completo en business/guion-entrevistas.md) que cubren: contexto del entrevistado, flujo manual de diagnóstico, herramientas usadas, tiempo invertido/mes, caso real reciente, encaje en workflow, objeciones de seguridad, proceso de code review, decisor y precio. El guion enfatiza COMPORTAMIENTO PASADO, no intenciones futuras — la gente miente para no decepcionar.</w:t>
             </w:r>
           </w:p>
         </w:tc>
@@ -2015,25 +1595,10 @@
     </w:tbl>
     <w:p>
       <w:pPr>
-        <w:pStyle w:val="Heading2"/>
+        <w:pStyle w:val="Ttulo2"/>
       </w:pPr>
       <w:r>
         <w:t>3.3 Aprendizajes principales</w:t>
-      </w:r>
-    </w:p>
-    <w:p>
-      <w:pPr>
-        <w:spacing w:after="100"/>
-      </w:pPr>
-      <w:r>
-        <w:rPr>
-          <w:i/>
-          <w:iCs/>
-          <w:color w:val="888888"/>
-          <w:sz w:val="18"/>
-          <w:szCs w:val="18"/>
-        </w:rPr>
-        <w:t>[Instrucción: 3-5 insights concretos que sacaron de las entrevistas. ¿Qué los sorprendió? ¿Qué confirmó sus hipótesis? ¿Qué cambiaron del producto a partir de esto?]</w:t>
       </w:r>
     </w:p>
     <w:tbl>
@@ -2051,16 +1616,12 @@
           <w:left w:w="10" w:type="dxa"/>
           <w:right w:w="10" w:type="dxa"/>
         </w:tblCellMar>
-        <w:tblLook w:val="04A0"/>
+        <w:tblLook w:val="04A0" w:firstRow="1" w:lastRow="0" w:firstColumn="1" w:lastColumn="0" w:noHBand="0" w:noVBand="1"/>
       </w:tblPr>
       <w:tblGrid>
         <w:gridCol w:w="9360"/>
       </w:tblGrid>
       <w:tr>
-        <w:tblPrEx>
-          <w:tblW w:w="9360" w:type="dxa"/>
-          <w:tblLook w:val="04A0"/>
-        </w:tblPrEx>
         <w:trPr>
           <w:trHeight w:val="1600"/>
         </w:trPr>
@@ -2083,96 +1644,93 @@
           </w:tcPr>
           <w:p>
             <w:r>
-              <w:t>7 insights de la entrevista F6 con Carlos Orellán cruzados con el persona F10 (Andrés Villanueva). Validan hipótesis previas, abren oportunidad nueva, o dejan abiertas para F7/F8:</w:t>
+              <w:t>9 insights consolidados de las 3 entrevistas (F6 Carlos + F7 Jos + F8 Raúl) cruzados con el persona F10 (Andrés):</w:t>
             </w:r>
           </w:p>
           <w:p/>
           <w:p>
             <w:r>
-              <w:t>Insight 1 — Dolor reactivo, no proactivo. Validado. Carlos: "actuamos por eventos". Andrés vive lo mismo a mayor escala. Implicación producto: PgPilot compite por el ciclo reactivo cuando ya hay alerta, no por un flujo proactivo desde cero.</w:t>
+              <w:t>1. Dolor reactivo, no proactivo. ✅ 3/3. Carlos: 'actuamos por eventos'; Jos: 1 semana de fix manual; Raúl: 15-20 h/mes pese a Grafana + Datadog (observabilidad ≠ optimización). Implicación: insertarnos en el momento de la alerta, no antes.</w:t>
             </w:r>
           </w:p>
           <w:p/>
           <w:p>
             <w:r>
-              <w:t>Insight 2 — SELECT * es anti-pattern real que ya les dolió. Validado. Carlos resolvió un caso real reemplazando SELECT * por columnas específicas. Ese es el detector D9 (select_star) ya implementado en PgPilot. Implicación: usar ese caso como demo concreta en el pitch.</w:t>
+              <w:t>2. Anti-patterns reales → 3/3 mapean a detectores. ✅ Validado. D9 (Carlos), D16 (Jos), D19 (Raúl). Implicación: los 3 casos son demos del pitch; el de Raúl es el más fuerte (45 min → 3 seg + incidente fintech con pagos bloqueados).</w:t>
             </w:r>
           </w:p>
           <w:p/>
           <w:p>
             <w:r>
-              <w:t>Insight 3 — CI/CD y linter de SQL son el punto de entrada ideal. Validado fuertemente. Carlos lo mencionó dos veces: "lo pondríamos en el pull request" y "como linter". Abre oportunidad nueva: GitHub Action / GitLab CI integration en el roadmap Q2.</w:t>
+              <w:t>3. CI/desarrollo como punto de entrada con matiz. ✅ 3/3. Carlos: PR/CI con Liquibase; Jos: dev/staging; Raúl: dual (CI + monitor proactivo). Implicación: PgPilot necesita múltiples superficies (editor + GitHub Action + monitor de workload).</w:t>
             </w:r>
           </w:p>
           <w:p/>
           <w:p>
             <w:r>
-              <w:t>Insight 4 — Read-only es innegociable. Validado. Preocupación #1 de Carlos: que la herramienta tenga privilegios de escritura. Andrés (F10) confirma el mismo bloqueador. PgPilot ya cumple por diseño (R7). Implicación messaging: "read-only por diseño" como bullet #1 de la landing, no como tercer beneficio.</w:t>
+              <w:t>4. Privacidad y read-only son bloqueador legal. ✅ 3/3 con escalada por sector. Carlos: read-only; Jos: no logs, control por tabla; Raúl: self-hosted on-premise para fintech. Implicación: modo offline + tier Enterprise self-hosted abren el sector regulado LATAM.</w:t>
             </w:r>
           </w:p>
           <w:p/>
           <w:p>
             <w:r>
-              <w:t>Insight 5 — El decisor de compra es el CTO, no el dev. Validado. Implicación crítica para GTM: redirigir el outreach mes 2-3 del plan F13 a CTOs y tech leads, no a developers individuales. Tier Pro = caballo de Troya bottom-up; Team/Enterprise = top-down con CTO como comprador.</w:t>
+              <w:t>5. Decisor heterogéneo — 'es el CTO' matizada. ⚠️ Parcial. Carlos: CTO; Jos: dual técnico + gerencial; Raúl: él mismo aprueba hasta $500/mes ('yo la compraría sin pensarlo'). Implicación: Pro/Team con sales bottom-up a tech leads; Enterprise top-down al CTO.</w:t>
             </w:r>
           </w:p>
           <w:p/>
           <w:p>
             <w:r>
-              <w:t>Insight 6 — No usan herramientas especializadas de Postgres. Validado. Ni Carlos ni Andrés usan pganalyze, EverSQL o DBtune. Implicación: PgPilot NO compite con pganalyze en LATAM — los devs LATAM aún no son clientes de pganalyze. Compite con "no hacer nada" o "hacerlo a mano" — baseline más fácil de superar.</w:t>
+              <w:t>6. No usan herramientas especializadas. ✅ 3/3. Ninguno usa pganalyze / EverSQL / DBtune. Raúl tiene Grafana + Datadog pero las queries siguen manuales. Implicación: PgPilot compite con 'hacerlo a mano' en LATAM, no con pganalyze.</w:t>
             </w:r>
           </w:p>
           <w:p/>
           <w:p>
             <w:r>
-              <w:t>Insight 7 — Privacidad de datos productivos es bloqueador legal, no técnico. Validado fuertemente (Andrés F10): "sé que hay herramientas buenas pero legalmente no puedo darles acceso a producción". En fintech B2B con datos LFPDPPP, el área legal bloquea cualquier herramienta sin sanitización. Implicación: el modo offline (bundle JSON) abre la puerta del sector regulado LATAM.</w:t>
+              <w:t>7. WTP $29 Pro / $200 BD validado en el sector con más dolor. ✅ 1/3 explícito + 2/3 sin objeción. Raúl validó 'sin pensarlo'. Implicación: mantener Pro $29 y Team $49; plan B '$19' queda como contingencia.</w:t>
             </w:r>
           </w:p>
           <w:p/>
           <w:p>
             <w:r>
-              <w:t>Hipótesis pendientes (a validar en F7 y F8):</w:t>
-            </w:r>
-          </w:p>
-          <w:p>
-            <w:r>
-              <w:t>Willingness-to-pay específico $29 USD/dev/mes en LATAM. Carlos no expresó objeción al rango $50-200/BD pero no se le preguntó por precio per-dev exacto.</w:t>
-            </w:r>
-          </w:p>
-          <w:p>
-            <w:r>
-              <w:t>El dolor crece con el tamaño de la BD. Carlos en migración a 30 GB, Andrés ya a 180 GB. F7/F8 idealmente cubren ≥500 GB para confirmar la curva.</w:t>
-            </w:r>
-          </w:p>
-          <w:p>
-            <w:r>
-              <w:t>¿Adoptarían PgPilot sin LLM (modo offline)? No se preguntó a Carlos directamente. F7 debe incluir esta pregunta.</w:t>
+              <w:t>8. Dolor escala con ausencia de DBA, no con tamaño puro de BD. ⚠️ Hipótesis matizada. Jos (1 GB sin DBA) = 10 h/mes &gt; Carlos (30 GB con equipo) = 1 h/mes. Implicación: ICP correcto es '5-20 devs sin DBA', no '≥100 GB'.</w:t>
             </w:r>
           </w:p>
           <w:p/>
           <w:p>
             <w:r>
-              <w:t>Cambios derivados de F6 + F10 (decisiones provisionales sujetas a F7/F8):</w:t>
-            </w:r>
-          </w:p>
-          <w:p>
-            <w:r>
-              <w:t>Producto: priorizar GitHub Action / GitLab CI integration en Q2.</w:t>
-            </w:r>
-          </w:p>
-          <w:p>
-            <w:r>
-              <w:t>Pricing: mantener tier Pro $29 (sin objeción en F6).</w:t>
-            </w:r>
-          </w:p>
-          <w:p>
-            <w:r>
-              <w:t>GTM: redirigir outreach mes 2-3 a CTOs/tech leads. Tier Pro bottom-up; Team/Enterprise top-down con CTO.</w:t>
-            </w:r>
-          </w:p>
-          <w:p>
-            <w:r>
-              <w:t>Messaging: elevar "read-only por diseño" y "modo offline para sectores regulados" a bullets #1 y #2 de la landing.</w:t>
+              <w:t>9. Monitor proactivo de degradación como 2º caso de uso. 🟢 Oportunidad nueva (Raúl). 'Que revise queries existentes y avise cuáles se pueden optimizar'. Implicación: feature Q3/Q4 sobre pg_stat_statements con tracking histórico + alertas.</w:t>
+            </w:r>
+          </w:p>
+          <w:p/>
+          <w:p>
+            <w:r>
+              <w:t>Hipótesis resueltas / abiertas: WTP $29 ✅ (Raúl); 'dolor crece con tamaño' ⚠️ matizada (DBA-ausencia es el predictor real); modo offline sin LLM 🟡 parcial (Raúl pide self-hosted; R5 explícito no preguntado — confirmar en pilotos).</w:t>
+            </w:r>
+          </w:p>
+          <w:p/>
+          <w:p>
+            <w:r>
+              <w:t>Cambios al producto / pricing / GTM derivados de F6 + F7 + F8:</w:t>
+            </w:r>
+          </w:p>
+          <w:p>
+            <w:r>
+              <w:t xml:space="preserve">  · Producto: GitHub Action CI en Q2; self-hosted Docker Enterprise en Q3; monitor de degradación en Q3/Q4.</w:t>
+            </w:r>
+          </w:p>
+          <w:p>
+            <w:r>
+              <w:t xml:space="preserve">  · Pricing: mantener Pro $29 y Team $49; plan B '$19' como contingencia.</w:t>
+            </w:r>
+          </w:p>
+          <w:p>
+            <w:r>
+              <w:t xml:space="preserve">  · GTM: Pro/Team bottom-up a tech leads (autonomía hasta ~$500/mes); Enterprise top-down a CTO + finanzas.</w:t>
+            </w:r>
+          </w:p>
+          <w:p>
+            <w:r>
+              <w:t xml:space="preserve">  · Messaging: #1 'Read-only + sanitización fuerte'; #2 'Self-hosted para fintech'; #3 'Detecta los anti-patterns que ya te dolieron — D9/D16/D19 con casos reales'.</w:t>
             </w:r>
           </w:p>
         </w:tc>
@@ -2180,25 +1738,11 @@
     </w:tbl>
     <w:p>
       <w:pPr>
-        <w:pStyle w:val="Heading1"/>
+        <w:pStyle w:val="Ttulo1"/>
       </w:pPr>
       <w:r>
+        <w:lastRenderedPageBreak/>
         <w:t>4. Solución</w:t>
-      </w:r>
-    </w:p>
-    <w:p>
-      <w:pPr>
-        <w:spacing w:after="100"/>
-      </w:pPr>
-      <w:r>
-        <w:rPr>
-          <w:i/>
-          <w:iCs/>
-          <w:color w:val="888888"/>
-          <w:sz w:val="18"/>
-          <w:szCs w:val="18"/>
-        </w:rPr>
-        <w:t>[Instrucción: Descripción del producto desde la perspectiva del usuario. NO desde la perspectiva técnica. Qué hace por ellos, no cómo está hecho.]</w:t>
       </w:r>
     </w:p>
     <w:tbl>
@@ -2216,16 +1760,12 @@
           <w:left w:w="10" w:type="dxa"/>
           <w:right w:w="10" w:type="dxa"/>
         </w:tblCellMar>
-        <w:tblLook w:val="04A0"/>
+        <w:tblLook w:val="04A0" w:firstRow="1" w:lastRow="0" w:firstColumn="1" w:lastColumn="0" w:noHBand="0" w:noVBand="1"/>
       </w:tblPr>
       <w:tblGrid>
         <w:gridCol w:w="9360"/>
       </w:tblGrid>
       <w:tr>
-        <w:tblPrEx>
-          <w:tblW w:w="9360" w:type="dxa"/>
-          <w:tblLook w:val="04A0"/>
-        </w:tblPrEx>
         <w:trPr>
           <w:trHeight w:val="1800"/>
         </w:trPr>
@@ -2248,25 +1788,19 @@
           </w:tcPr>
           <w:p>
             <w:r>
-              <w:t>El developer abre el editor web de PgPilot (interfaz tipo VS Code, tema oscuro, en español). Pega una query SQL que cree problemática — por ejemplo, una que aparece en su pg_stat_statements con tiempo total alto. Pulsa 'Analizar'. En 2-4 segundos aparecen tarjetas con detecciones:</w:t>
+              <w:t>El developer abre el editor web de PgPilot (tema oscuro tipo VS Code, en español), pega una query problemática y pulsa 'Analizar'. En 2-4 segundos aparecen tarjetas con detecciones, ejemplo:</w:t>
             </w:r>
           </w:p>
           <w:p/>
           <w:p>
             <w:r>
-              <w:t>"Detectamos un Seq Scan sobre la tabla posts (12.3 M filas) con filtro WHERE author_id = $1. La tabla no tiene índice en author_id, lo que fuerza al planner a leer toda la tabla. Recomendamos CREATE INDEX idx_posts_author_id ON posts(author_id). Validado en sandbox: costo estimado baja de 45,231 a 287 (158× mejora). Confianza: alta."</w:t>
+              <w:t>'Detectamos un Seq Scan sobre posts (12.3 M filas) con filtro WHERE author_id = $1. Recomendamos CREATE INDEX idx_posts_author_id ON posts(author_id). Validado en sandbox: costo 45,231 → 287 (158× mejora). Confianza: alta.'</w:t>
             </w:r>
           </w:p>
           <w:p/>
           <w:p>
             <w:r>
-              <w:t>Debajo, un comparativo before/after del plan de EXPLAIN con costos resaltados. El dev puede copiar el SQL con un clic, llevarlo a su PR, mergear con tranquilidad. Si el LLM está habilitado (tier Pro+), una explicación adicional en prosa pedagógica describe por qué el motor identificó este patrón y qué riesgo evita el índice. Cuatro indicadores verdes muestran las validaciones que pasó la recomendación: schema OK, no duplica índice existente, sintaxis válida, sandbox confirma mejora.</w:t>
-            </w:r>
-          </w:p>
-          <w:p/>
-          <w:p>
-            <w:r>
-              <w:t>A las 24 horas el dev ha procesado 5-10 queries de su workload y ha aplicado 2-3 índices recomendados. Su p95 baja. Su PR fue aprobado más rápido porque incluyó el plan before/after. El tech lead del equipo lo nota y agrega la URL del editor a su onboarding interno.</w:t>
+              <w:t>Debajo, comparativo before/after del plan EXPLAIN con 4 indicadores de validación verdes (schema OK, no duplica índice, sintaxis válida, sandbox confirma mejora). El dev copia el SQL, lo lleva a su PR, mergea con tranquilidad. Si el LLM está habilitado (Pro+), una explicación pedagógica describe POR QUÉ y QUÉ RIESGO evita el índice.</w:t>
             </w:r>
           </w:p>
         </w:tc>
@@ -2274,7 +1808,7 @@
     </w:tbl>
     <w:p>
       <w:pPr>
-        <w:pStyle w:val="Heading2"/>
+        <w:pStyle w:val="Ttulo2"/>
       </w:pPr>
       <w:r>
         <w:t>4.1 Funcionalidades core</w:t>
@@ -2295,17 +1829,13 @@
           <w:left w:w="10" w:type="dxa"/>
           <w:right w:w="10" w:type="dxa"/>
         </w:tblCellMar>
-        <w:tblLook w:val="04A0"/>
+        <w:tblLook w:val="04A0" w:firstRow="1" w:lastRow="0" w:firstColumn="1" w:lastColumn="0" w:noHBand="0" w:noVBand="1"/>
       </w:tblPr>
       <w:tblGrid>
         <w:gridCol w:w="3500"/>
         <w:gridCol w:w="5860"/>
       </w:tblGrid>
       <w:tr>
-        <w:tblPrEx>
-          <w:tblW w:w="9360" w:type="dxa"/>
-          <w:tblLook w:val="04A0"/>
-        </w:tblPrEx>
         <w:trPr>
           <w:tblHeader/>
         </w:trPr>
@@ -2373,10 +1903,6 @@
         </w:tc>
       </w:tr>
       <w:tr>
-        <w:tblPrEx>
-          <w:tblW w:w="9360" w:type="dxa"/>
-          <w:tblLook w:val="04A0"/>
-        </w:tblPrEx>
         <w:trPr>
           <w:trHeight w:val="600"/>
         </w:trPr>
@@ -2389,17 +1915,17 @@
               <w:bottom w:val="single" w:sz="1" w:space="0" w:color="CCCCCC"/>
               <w:right w:val="single" w:sz="1" w:space="0" w:color="CCCCCC"/>
             </w:tcBorders>
-            <w:shd w:val="clear" w:color="auto" w:fill="F2F2F2"/>
-            <w:tcMar>
-              <w:top w:w="100" w:type="dxa"/>
-              <w:left w:w="140" w:type="dxa"/>
-              <w:bottom w:w="100" w:type="dxa"/>
-              <w:right w:w="140" w:type="dxa"/>
-            </w:tcMar>
-          </w:tcPr>
-          <w:p>
-            <w:r>
-              <w:t>Editor web con análisis on-demand</w:t>
+            <w:shd w:val="clear" w:color="auto" w:fill="FFFFFF"/>
+            <w:tcMar>
+              <w:top w:w="100" w:type="dxa"/>
+              <w:left w:w="140" w:type="dxa"/>
+              <w:bottom w:w="100" w:type="dxa"/>
+              <w:right w:w="140" w:type="dxa"/>
+            </w:tcMar>
+          </w:tcPr>
+          <w:p>
+            <w:r>
+              <w:t>19 detectores documentados + catálogo público (/docs/patterns/)</w:t>
             </w:r>
           </w:p>
         </w:tc>
@@ -2412,26 +1938,22 @@
               <w:bottom w:val="single" w:sz="1" w:space="0" w:color="CCCCCC"/>
               <w:right w:val="single" w:sz="1" w:space="0" w:color="CCCCCC"/>
             </w:tcBorders>
-            <w:shd w:val="clear" w:color="auto" w:fill="F2F2F2"/>
-            <w:tcMar>
-              <w:top w:w="100" w:type="dxa"/>
-              <w:left w:w="140" w:type="dxa"/>
-              <w:bottom w:w="100" w:type="dxa"/>
-              <w:right w:w="140" w:type="dxa"/>
-            </w:tcMar>
-          </w:tcPr>
-          <w:p>
-            <w:r>
-              <w:t>Pega query, recibe detecciones en segundos sin instalar nada local. Onboarding cero fricción.</w:t>
+            <w:shd w:val="clear" w:color="auto" w:fill="FFFFFF"/>
+            <w:tcMar>
+              <w:top w:w="100" w:type="dxa"/>
+              <w:left w:w="140" w:type="dxa"/>
+              <w:bottom w:w="100" w:type="dxa"/>
+              <w:right w:w="140" w:type="dxa"/>
+            </w:tcMar>
+          </w:tcPr>
+          <w:p>
+            <w:r>
+              <w:t>El dev entiende qué se busca, no es una caja negra. SEO orgánico de cada anti-pattern publicado en Dev.to.</w:t>
             </w:r>
           </w:p>
         </w:tc>
       </w:tr>
       <w:tr>
-        <w:tblPrEx>
-          <w:tblW w:w="9360" w:type="dxa"/>
-          <w:tblLook w:val="04A0"/>
-        </w:tblPrEx>
         <w:trPr>
           <w:trHeight w:val="600"/>
         </w:trPr>
@@ -2444,17 +1966,17 @@
               <w:bottom w:val="single" w:sz="1" w:space="0" w:color="CCCCCC"/>
               <w:right w:val="single" w:sz="1" w:space="0" w:color="CCCCCC"/>
             </w:tcBorders>
-            <w:shd w:val="clear" w:color="auto" w:fill="FFFFFF"/>
-            <w:tcMar>
-              <w:top w:w="100" w:type="dxa"/>
-              <w:left w:w="140" w:type="dxa"/>
-              <w:bottom w:w="100" w:type="dxa"/>
-              <w:right w:w="140" w:type="dxa"/>
-            </w:tcMar>
-          </w:tcPr>
-          <w:p>
-            <w:r>
-              <w:t>19 detectores de anti-patterns documentados</w:t>
+            <w:shd w:val="clear" w:color="auto" w:fill="F2F2F2"/>
+            <w:tcMar>
+              <w:top w:w="100" w:type="dxa"/>
+              <w:left w:w="140" w:type="dxa"/>
+              <w:bottom w:w="100" w:type="dxa"/>
+              <w:right w:w="140" w:type="dxa"/>
+            </w:tcMar>
+          </w:tcPr>
+          <w:p>
+            <w:r>
+              <w:t>Recomendación de índice con CREATE INDEX listo para copiar</w:t>
             </w:r>
           </w:p>
         </w:tc>
@@ -2467,26 +1989,22 @@
               <w:bottom w:val="single" w:sz="1" w:space="0" w:color="CCCCCC"/>
               <w:right w:val="single" w:sz="1" w:space="0" w:color="CCCCCC"/>
             </w:tcBorders>
-            <w:shd w:val="clear" w:color="auto" w:fill="FFFFFF"/>
-            <w:tcMar>
-              <w:top w:w="100" w:type="dxa"/>
-              <w:left w:w="140" w:type="dxa"/>
-              <w:bottom w:w="100" w:type="dxa"/>
-              <w:right w:w="140" w:type="dxa"/>
-            </w:tcMar>
-          </w:tcPr>
-          <w:p>
-            <w:r>
-              <w:t>Cobertura amplia y conocida del catálogo público (/docs/patterns/). El dev entiende qué se busca, no es una caja negra.</w:t>
+            <w:shd w:val="clear" w:color="auto" w:fill="F2F2F2"/>
+            <w:tcMar>
+              <w:top w:w="100" w:type="dxa"/>
+              <w:left w:w="140" w:type="dxa"/>
+              <w:bottom w:w="100" w:type="dxa"/>
+              <w:right w:w="140" w:type="dxa"/>
+            </w:tcMar>
+          </w:tcPr>
+          <w:p>
+            <w:r>
+              <w:t>Productividad inmediata: del análisis al PR en minutos, no horas.</w:t>
             </w:r>
           </w:p>
         </w:tc>
       </w:tr>
       <w:tr>
-        <w:tblPrEx>
-          <w:tblW w:w="9360" w:type="dxa"/>
-          <w:tblLook w:val="04A0"/>
-        </w:tblPrEx>
         <w:trPr>
           <w:trHeight w:val="600"/>
         </w:trPr>
@@ -2499,17 +2017,17 @@
               <w:bottom w:val="single" w:sz="1" w:space="0" w:color="CCCCCC"/>
               <w:right w:val="single" w:sz="1" w:space="0" w:color="CCCCCC"/>
             </w:tcBorders>
-            <w:shd w:val="clear" w:color="auto" w:fill="F2F2F2"/>
-            <w:tcMar>
-              <w:top w:w="100" w:type="dxa"/>
-              <w:left w:w="140" w:type="dxa"/>
-              <w:bottom w:w="100" w:type="dxa"/>
-              <w:right w:w="140" w:type="dxa"/>
-            </w:tcMar>
-          </w:tcPr>
-          <w:p>
-            <w:r>
-              <w:t>Recomendación de índice con CREATE INDEX listo para copiar</w:t>
+            <w:shd w:val="clear" w:color="auto" w:fill="FFFFFF"/>
+            <w:tcMar>
+              <w:top w:w="100" w:type="dxa"/>
+              <w:left w:w="140" w:type="dxa"/>
+              <w:bottom w:w="100" w:type="dxa"/>
+              <w:right w:w="140" w:type="dxa"/>
+            </w:tcMar>
+          </w:tcPr>
+          <w:p>
+            <w:r>
+              <w:t>Validación en sandbox efímero antes de mostrar + comparativo before/after</w:t>
             </w:r>
           </w:p>
         </w:tc>
@@ -2522,26 +2040,22 @@
               <w:bottom w:val="single" w:sz="1" w:space="0" w:color="CCCCCC"/>
               <w:right w:val="single" w:sz="1" w:space="0" w:color="CCCCCC"/>
             </w:tcBorders>
-            <w:shd w:val="clear" w:color="auto" w:fill="F2F2F2"/>
-            <w:tcMar>
-              <w:top w:w="100" w:type="dxa"/>
-              <w:left w:w="140" w:type="dxa"/>
-              <w:bottom w:w="100" w:type="dxa"/>
-              <w:right w:w="140" w:type="dxa"/>
-            </w:tcMar>
-          </w:tcPr>
-          <w:p>
-            <w:r>
-              <w:t>Productividad inmediata: del análisis al PR en minutos, no horas.</w:t>
+            <w:shd w:val="clear" w:color="auto" w:fill="FFFFFF"/>
+            <w:tcMar>
+              <w:top w:w="100" w:type="dxa"/>
+              <w:left w:w="140" w:type="dxa"/>
+              <w:bottom w:w="100" w:type="dxa"/>
+              <w:right w:w="140" w:type="dxa"/>
+            </w:tcMar>
+          </w:tcPr>
+          <w:p>
+            <w:r>
+              <w:t>Recomendación con costo verificado, no sugerencia plausible. Evidencia en el PR para que el reviewer apruebe rápido.</w:t>
             </w:r>
           </w:p>
         </w:tc>
       </w:tr>
       <w:tr>
-        <w:tblPrEx>
-          <w:tblW w:w="9360" w:type="dxa"/>
-          <w:tblLook w:val="04A0"/>
-        </w:tblPrEx>
         <w:trPr>
           <w:trHeight w:val="600"/>
         </w:trPr>
@@ -2554,17 +2068,17 @@
               <w:bottom w:val="single" w:sz="1" w:space="0" w:color="CCCCCC"/>
               <w:right w:val="single" w:sz="1" w:space="0" w:color="CCCCCC"/>
             </w:tcBorders>
-            <w:shd w:val="clear" w:color="auto" w:fill="FFFFFF"/>
-            <w:tcMar>
-              <w:top w:w="100" w:type="dxa"/>
-              <w:left w:w="140" w:type="dxa"/>
-              <w:bottom w:w="100" w:type="dxa"/>
-              <w:right w:w="140" w:type="dxa"/>
-            </w:tcMar>
-          </w:tcPr>
-          <w:p>
-            <w:r>
-              <w:t>Validación en sandbox antes de mostrar</w:t>
+            <w:shd w:val="clear" w:color="auto" w:fill="F2F2F2"/>
+            <w:tcMar>
+              <w:top w:w="100" w:type="dxa"/>
+              <w:left w:w="140" w:type="dxa"/>
+              <w:bottom w:w="100" w:type="dxa"/>
+              <w:right w:w="140" w:type="dxa"/>
+            </w:tcMar>
+          </w:tcPr>
+          <w:p>
+            <w:r>
+              <w:t>Workload analysis sobre pg_stat_statements</w:t>
             </w:r>
           </w:p>
         </w:tc>
@@ -2577,26 +2091,22 @@
               <w:bottom w:val="single" w:sz="1" w:space="0" w:color="CCCCCC"/>
               <w:right w:val="single" w:sz="1" w:space="0" w:color="CCCCCC"/>
             </w:tcBorders>
-            <w:shd w:val="clear" w:color="auto" w:fill="FFFFFF"/>
-            <w:tcMar>
-              <w:top w:w="100" w:type="dxa"/>
-              <w:left w:w="140" w:type="dxa"/>
-              <w:bottom w:w="100" w:type="dxa"/>
-              <w:right w:w="140" w:type="dxa"/>
-            </w:tcMar>
-          </w:tcPr>
-          <w:p>
-            <w:r>
-              <w:t>Confianza en la recomendación: no es una sugerencia plausible, es una sugerencia con costo before/after verificado.</w:t>
+            <w:shd w:val="clear" w:color="auto" w:fill="F2F2F2"/>
+            <w:tcMar>
+              <w:top w:w="100" w:type="dxa"/>
+              <w:left w:w="140" w:type="dxa"/>
+              <w:bottom w:w="100" w:type="dxa"/>
+              <w:right w:w="140" w:type="dxa"/>
+            </w:tcMar>
+          </w:tcPr>
+          <w:p>
+            <w:r>
+              <w:t>Top 10 queries por impacto (tiempo total, no frecuencia) — ataca primero lo que más duele.</w:t>
             </w:r>
           </w:p>
         </w:tc>
       </w:tr>
       <w:tr>
-        <w:tblPrEx>
-          <w:tblW w:w="9360" w:type="dxa"/>
-          <w:tblLook w:val="04A0"/>
-        </w:tblPrEx>
         <w:trPr>
           <w:trHeight w:val="600"/>
         </w:trPr>
@@ -2619,7 +2129,8 @@
           </w:tcPr>
           <w:p>
             <w:r>
-              <w:t>Comparativo before/after del plan EXPLAIN</w:t>
+              <w:lastRenderedPageBreak/>
+              <w:t>Sanitización fuerte de literales pre-LLM + modo 'LLM apagado' con plantillas</w:t>
             </w:r>
           </w:p>
         </w:tc>
@@ -2642,16 +2153,12 @@
           </w:tcPr>
           <w:p>
             <w:r>
-              <w:t>Evidencia en el PR para que el reviewer apruebe rápido y para defender la decisión en code review.</w:t>
+              <w:t>Compliance auditable + resiliencia si Anthropic se cae. El producto funciona aunque el LLM no esté.</w:t>
             </w:r>
           </w:p>
         </w:tc>
       </w:tr>
       <w:tr>
-        <w:tblPrEx>
-          <w:tblW w:w="9360" w:type="dxa"/>
-          <w:tblLook w:val="04A0"/>
-        </w:tblPrEx>
         <w:trPr>
           <w:trHeight w:val="600"/>
         </w:trPr>
@@ -2674,7 +2181,7 @@
           </w:tcPr>
           <w:p>
             <w:r>
-              <w:t>Workload analysis sobre pg_stat_statements</w:t>
+              <w:t>Modo offline / bundle JSON</w:t>
             </w:r>
           </w:p>
         </w:tc>
@@ -2697,227 +2204,7 @@
           </w:tcPr>
           <w:p>
             <w:r>
-              <w:t>Top 10 queries por impacto (tiempo total, no frecuencia) — ataca primero lo que más duele.</w:t>
-            </w:r>
-          </w:p>
-        </w:tc>
-      </w:tr>
-      <w:tr>
-        <w:tblPrEx>
-          <w:tblW w:w="9360" w:type="dxa"/>
-          <w:tblLook w:val="04A0"/>
-        </w:tblPrEx>
-        <w:trPr>
-          <w:trHeight w:val="600"/>
-        </w:trPr>
-        <w:tc>
-          <w:tcPr>
-            <w:tcW w:w="3500" w:type="dxa"/>
-            <w:tcBorders>
-              <w:top w:val="single" w:sz="1" w:space="0" w:color="CCCCCC"/>
-              <w:left w:val="single" w:sz="1" w:space="0" w:color="CCCCCC"/>
-              <w:bottom w:val="single" w:sz="1" w:space="0" w:color="CCCCCC"/>
-              <w:right w:val="single" w:sz="1" w:space="0" w:color="CCCCCC"/>
-            </w:tcBorders>
-            <w:shd w:val="clear" w:color="auto" w:fill="F2F2F2"/>
-            <w:tcMar>
-              <w:top w:w="100" w:type="dxa"/>
-              <w:left w:w="140" w:type="dxa"/>
-              <w:bottom w:w="100" w:type="dxa"/>
-              <w:right w:w="140" w:type="dxa"/>
-            </w:tcMar>
-          </w:tcPr>
-          <w:p>
-            <w:r>
-              <w:t>Sanitización fuerte de literales pre-LLM</w:t>
-            </w:r>
-          </w:p>
-        </w:tc>
-        <w:tc>
-          <w:tcPr>
-            <w:tcW w:w="5860" w:type="dxa"/>
-            <w:tcBorders>
-              <w:top w:val="single" w:sz="1" w:space="0" w:color="CCCCCC"/>
-              <w:left w:val="single" w:sz="1" w:space="0" w:color="CCCCCC"/>
-              <w:bottom w:val="single" w:sz="1" w:space="0" w:color="CCCCCC"/>
-              <w:right w:val="single" w:sz="1" w:space="0" w:color="CCCCCC"/>
-            </w:tcBorders>
-            <w:shd w:val="clear" w:color="auto" w:fill="F2F2F2"/>
-            <w:tcMar>
-              <w:top w:w="100" w:type="dxa"/>
-              <w:left w:w="140" w:type="dxa"/>
-              <w:bottom w:w="100" w:type="dxa"/>
-              <w:right w:w="140" w:type="dxa"/>
-            </w:tcMar>
-          </w:tcPr>
-          <w:p>
-            <w:r>
-              <w:t>Compliance: ningún dato productivo sale del perímetro hacia el LLM. Auditable.</w:t>
-            </w:r>
-          </w:p>
-        </w:tc>
-      </w:tr>
-      <w:tr>
-        <w:tblPrEx>
-          <w:tblW w:w="9360" w:type="dxa"/>
-          <w:tblLook w:val="04A0"/>
-        </w:tblPrEx>
-        <w:trPr>
-          <w:trHeight w:val="600"/>
-        </w:trPr>
-        <w:tc>
-          <w:tcPr>
-            <w:tcW w:w="3500" w:type="dxa"/>
-            <w:tcBorders>
-              <w:top w:val="single" w:sz="1" w:space="0" w:color="CCCCCC"/>
-              <w:left w:val="single" w:sz="1" w:space="0" w:color="CCCCCC"/>
-              <w:bottom w:val="single" w:sz="1" w:space="0" w:color="CCCCCC"/>
-              <w:right w:val="single" w:sz="1" w:space="0" w:color="CCCCCC"/>
-            </w:tcBorders>
-            <w:shd w:val="clear" w:color="auto" w:fill="F2F2F2"/>
-            <w:tcMar>
-              <w:top w:w="100" w:type="dxa"/>
-              <w:left w:w="140" w:type="dxa"/>
-              <w:bottom w:w="100" w:type="dxa"/>
-              <w:right w:w="140" w:type="dxa"/>
-            </w:tcMar>
-          </w:tcPr>
-          <w:p>
-            <w:r>
-              <w:t>Modo offline / bundle JSON</w:t>
-            </w:r>
-          </w:p>
-        </w:tc>
-        <w:tc>
-          <w:tcPr>
-            <w:tcW w:w="5860" w:type="dxa"/>
-            <w:tcBorders>
-              <w:top w:val="single" w:sz="1" w:space="0" w:color="CCCCCC"/>
-              <w:left w:val="single" w:sz="1" w:space="0" w:color="CCCCCC"/>
-              <w:bottom w:val="single" w:sz="1" w:space="0" w:color="CCCCCC"/>
-              <w:right w:val="single" w:sz="1" w:space="0" w:color="CCCCCC"/>
-            </w:tcBorders>
-            <w:shd w:val="clear" w:color="auto" w:fill="F2F2F2"/>
-            <w:tcMar>
-              <w:top w:w="100" w:type="dxa"/>
-              <w:left w:w="140" w:type="dxa"/>
-              <w:bottom w:w="100" w:type="dxa"/>
-              <w:right w:w="140" w:type="dxa"/>
-            </w:tcMar>
-          </w:tcPr>
-          <w:p>
-            <w:r>
               <w:t>Para fintech/healthtech LATAM: análisis sin conectar la BD productiva a ningún SaaS.</w:t>
-            </w:r>
-          </w:p>
-        </w:tc>
-      </w:tr>
-      <w:tr>
-        <w:tblPrEx>
-          <w:tblW w:w="9360" w:type="dxa"/>
-          <w:tblLook w:val="04A0"/>
-        </w:tblPrEx>
-        <w:trPr>
-          <w:trHeight w:val="600"/>
-        </w:trPr>
-        <w:tc>
-          <w:tcPr>
-            <w:tcW w:w="3500" w:type="dxa"/>
-            <w:tcBorders>
-              <w:top w:val="single" w:sz="1" w:space="0" w:color="CCCCCC"/>
-              <w:left w:val="single" w:sz="1" w:space="0" w:color="CCCCCC"/>
-              <w:bottom w:val="single" w:sz="1" w:space="0" w:color="CCCCCC"/>
-              <w:right w:val="single" w:sz="1" w:space="0" w:color="CCCCCC"/>
-            </w:tcBorders>
-            <w:shd w:val="clear" w:color="auto" w:fill="F2F2F2"/>
-            <w:tcMar>
-              <w:top w:w="100" w:type="dxa"/>
-              <w:left w:w="140" w:type="dxa"/>
-              <w:bottom w:w="100" w:type="dxa"/>
-              <w:right w:w="140" w:type="dxa"/>
-            </w:tcMar>
-          </w:tcPr>
-          <w:p>
-            <w:r>
-              <w:t>Modo 'LLM apagado' con plantillas</w:t>
-            </w:r>
-          </w:p>
-        </w:tc>
-        <w:tc>
-          <w:tcPr>
-            <w:tcW w:w="5860" w:type="dxa"/>
-            <w:tcBorders>
-              <w:top w:val="single" w:sz="1" w:space="0" w:color="CCCCCC"/>
-              <w:left w:val="single" w:sz="1" w:space="0" w:color="CCCCCC"/>
-              <w:bottom w:val="single" w:sz="1" w:space="0" w:color="CCCCCC"/>
-              <w:right w:val="single" w:sz="1" w:space="0" w:color="CCCCCC"/>
-            </w:tcBorders>
-            <w:shd w:val="clear" w:color="auto" w:fill="F2F2F2"/>
-            <w:tcMar>
-              <w:top w:w="100" w:type="dxa"/>
-              <w:left w:w="140" w:type="dxa"/>
-              <w:bottom w:w="100" w:type="dxa"/>
-              <w:right w:w="140" w:type="dxa"/>
-            </w:tcMar>
-          </w:tcPr>
-          <w:p>
-            <w:r>
-              <w:t>Resiliencia: el producto funciona aunque Anthropic se caiga. Las explicaciones son más secas pero válidas.</w:t>
-            </w:r>
-          </w:p>
-        </w:tc>
-      </w:tr>
-      <w:tr>
-        <w:tblPrEx>
-          <w:tblW w:w="9360" w:type="dxa"/>
-          <w:tblLook w:val="04A0"/>
-        </w:tblPrEx>
-        <w:trPr>
-          <w:trHeight w:val="600"/>
-        </w:trPr>
-        <w:tc>
-          <w:tcPr>
-            <w:tcW w:w="3500" w:type="dxa"/>
-            <w:tcBorders>
-              <w:top w:val="single" w:sz="1" w:space="0" w:color="CCCCCC"/>
-              <w:left w:val="single" w:sz="1" w:space="0" w:color="CCCCCC"/>
-              <w:bottom w:val="single" w:sz="1" w:space="0" w:color="CCCCCC"/>
-              <w:right w:val="single" w:sz="1" w:space="0" w:color="CCCCCC"/>
-            </w:tcBorders>
-            <w:shd w:val="clear" w:color="auto" w:fill="F2F2F2"/>
-            <w:tcMar>
-              <w:top w:w="100" w:type="dxa"/>
-              <w:left w:w="140" w:type="dxa"/>
-              <w:bottom w:w="100" w:type="dxa"/>
-              <w:right w:w="140" w:type="dxa"/>
-            </w:tcMar>
-          </w:tcPr>
-          <w:p>
-            <w:r>
-              <w:t>Catálogo abierto en /docs/patterns/</w:t>
-            </w:r>
-          </w:p>
-        </w:tc>
-        <w:tc>
-          <w:tcPr>
-            <w:tcW w:w="5860" w:type="dxa"/>
-            <w:tcBorders>
-              <w:top w:val="single" w:sz="1" w:space="0" w:color="CCCCCC"/>
-              <w:left w:val="single" w:sz="1" w:space="0" w:color="CCCCCC"/>
-              <w:bottom w:val="single" w:sz="1" w:space="0" w:color="CCCCCC"/>
-              <w:right w:val="single" w:sz="1" w:space="0" w:color="CCCCCC"/>
-            </w:tcBorders>
-            <w:shd w:val="clear" w:color="auto" w:fill="F2F2F2"/>
-            <w:tcMar>
-              <w:top w:w="100" w:type="dxa"/>
-              <w:left w:w="140" w:type="dxa"/>
-              <w:bottom w:w="100" w:type="dxa"/>
-              <w:right w:w="140" w:type="dxa"/>
-            </w:tcMar>
-          </w:tcPr>
-          <w:p>
-            <w:r>
-              <w:t>Transparencia y SEO: cada anti-pattern es un artículo público que demuestra rigor técnico.</w:t>
             </w:r>
           </w:p>
         </w:tc>
@@ -2925,112 +2212,15 @@
     </w:tbl>
     <w:p>
       <w:pPr>
-        <w:pStyle w:val="Heading1"/>
+        <w:pStyle w:val="Ttulo1"/>
       </w:pPr>
       <w:r>
         <w:t>5. Análisis competitivo</w:t>
       </w:r>
     </w:p>
-    <w:tbl>
-      <w:tblPr>
-        <w:tblW w:w="9360" w:type="dxa"/>
-        <w:tblBorders>
-          <w:top w:val="single" w:sz="4" w:space="0" w:color="auto"/>
-          <w:left w:val="single" w:sz="4" w:space="0" w:color="auto"/>
-          <w:bottom w:val="single" w:sz="4" w:space="0" w:color="auto"/>
-          <w:right w:val="single" w:sz="4" w:space="0" w:color="auto"/>
-          <w:insideH w:val="single" w:sz="4" w:space="0" w:color="auto"/>
-          <w:insideV w:val="single" w:sz="4" w:space="0" w:color="auto"/>
-        </w:tblBorders>
-        <w:tblCellMar>
-          <w:left w:w="10" w:type="dxa"/>
-          <w:right w:w="10" w:type="dxa"/>
-        </w:tblCellMar>
-        <w:tblLook w:val="04A0"/>
-      </w:tblPr>
-      <w:tblGrid>
-        <w:gridCol w:w="9360"/>
-      </w:tblGrid>
-      <w:tr>
-        <w:tblPrEx>
-          <w:tblW w:w="9360" w:type="dxa"/>
-          <w:tblLook w:val="04A0"/>
-        </w:tblPrEx>
-        <w:tc>
-          <w:tcPr>
-            <w:tcW w:w="9360" w:type="dxa"/>
-            <w:tcBorders>
-              <w:top w:val="single" w:sz="12" w:space="0" w:color="FF5900"/>
-              <w:left w:val="single" w:sz="4" w:space="0" w:color="FF5900"/>
-              <w:bottom w:val="single" w:sz="4" w:space="0" w:color="FF5900"/>
-              <w:right w:val="single" w:sz="4" w:space="0" w:color="FF5900"/>
-            </w:tcBorders>
-            <w:shd w:val="clear" w:color="auto" w:fill="FFE5D6"/>
-            <w:tcMar>
-              <w:top w:w="160" w:type="dxa"/>
-              <w:left w:w="200" w:type="dxa"/>
-              <w:bottom w:w="160" w:type="dxa"/>
-              <w:right w:w="200" w:type="dxa"/>
-            </w:tcMar>
-          </w:tcPr>
-          <w:p>
-            <w:pPr>
-              <w:spacing w:after="100"/>
-            </w:pPr>
-            <w:r>
-              <w:rPr>
-                <w:b/>
-                <w:bCs/>
-                <w:color w:val="FF5900"/>
-              </w:rPr>
-              <w:t>Requisito obligatorio</w:t>
-            </w:r>
-          </w:p>
-          <w:p>
-            <w:pPr>
-              <w:spacing w:after="60"/>
-            </w:pPr>
-            <w:r>
-              <w:rPr>
-                <w:color w:val="231F20"/>
-                <w:sz w:val="20"/>
-                <w:szCs w:val="20"/>
-              </w:rPr>
-              <w:t>Mínimo 3 competidores reales investigados. "No hay competencia" = 0 pts automático.</w:t>
-            </w:r>
-          </w:p>
-          <w:p>
-            <w:pPr>
-              <w:spacing w:after="60"/>
-            </w:pPr>
-            <w:r>
-              <w:rPr>
-                <w:color w:val="231F20"/>
-                <w:sz w:val="20"/>
-                <w:szCs w:val="20"/>
-              </w:rPr>
-              <w:t>Investiguen precios, features y segmento objetivo de cada uno.</w:t>
-            </w:r>
-          </w:p>
-          <w:p>
-            <w:pPr>
-              <w:spacing w:after="60"/>
-            </w:pPr>
-            <w:r>
-              <w:rPr>
-                <w:color w:val="231F20"/>
-                <w:sz w:val="20"/>
-                <w:szCs w:val="20"/>
-              </w:rPr>
-              <w:t>El espacio en blanco es lo más importante: dónde están débiles vs ustedes.</w:t>
-            </w:r>
-          </w:p>
-        </w:tc>
-      </w:tr>
-    </w:tbl>
     <w:p>
       <w:pPr>
-        <w:pStyle w:val="Heading2"/>
+        <w:pStyle w:val="Ttulo2"/>
       </w:pPr>
       <w:r>
         <w:t>5.1 Tabla comparativa</w:t>
@@ -3051,20 +2241,16 @@
           <w:left w:w="10" w:type="dxa"/>
           <w:right w:w="10" w:type="dxa"/>
         </w:tblCellMar>
-        <w:tblLook w:val="04A0"/>
+        <w:tblLook w:val="04A0" w:firstRow="1" w:lastRow="0" w:firstColumn="1" w:lastColumn="0" w:noHBand="0" w:noVBand="1"/>
       </w:tblPr>
       <w:tblGrid>
-        <w:gridCol w:w="2400"/>
-        <w:gridCol w:w="1800"/>
-        <w:gridCol w:w="1800"/>
-        <w:gridCol w:w="1800"/>
-        <w:gridCol w:w="1560"/>
+        <w:gridCol w:w="2165"/>
+        <w:gridCol w:w="1729"/>
+        <w:gridCol w:w="1729"/>
+        <w:gridCol w:w="1720"/>
+        <w:gridCol w:w="2017"/>
       </w:tblGrid>
       <w:tr>
-        <w:tblPrEx>
-          <w:tblW w:w="9360" w:type="dxa"/>
-          <w:tblLook w:val="04A0"/>
-        </w:tblPrEx>
         <w:trPr>
           <w:tblHeader/>
         </w:trPr>
@@ -3190,10 +2376,6 @@
         </w:tc>
       </w:tr>
       <w:tr>
-        <w:tblPrEx>
-          <w:tblW w:w="9360" w:type="dxa"/>
-          <w:tblLook w:val="04A0"/>
-        </w:tblPrEx>
         <w:trPr>
           <w:trHeight w:val="600"/>
         </w:trPr>
@@ -3314,10 +2496,6 @@
         </w:tc>
       </w:tr>
       <w:tr>
-        <w:tblPrEx>
-          <w:tblW w:w="9360" w:type="dxa"/>
-          <w:tblLook w:val="04A0"/>
-        </w:tblPrEx>
         <w:trPr>
           <w:trHeight w:val="600"/>
         </w:trPr>
@@ -3330,17 +2508,17 @@
               <w:bottom w:val="single" w:sz="1" w:space="0" w:color="CCCCCC"/>
               <w:right w:val="single" w:sz="1" w:space="0" w:color="CCCCCC"/>
             </w:tcBorders>
-            <w:shd w:val="clear" w:color="auto" w:fill="FFFFFF"/>
-            <w:tcMar>
-              <w:top w:w="100" w:type="dxa"/>
-              <w:left w:w="140" w:type="dxa"/>
-              <w:bottom w:w="100" w:type="dxa"/>
-              <w:right w:w="140" w:type="dxa"/>
-            </w:tcMar>
-          </w:tcPr>
-          <w:p>
-            <w:r>
-              <w:t>BD soportadas</w:t>
+            <w:shd w:val="clear" w:color="auto" w:fill="F2F2F2"/>
+            <w:tcMar>
+              <w:top w:w="100" w:type="dxa"/>
+              <w:left w:w="140" w:type="dxa"/>
+              <w:bottom w:w="100" w:type="dxa"/>
+              <w:right w:w="140" w:type="dxa"/>
+            </w:tcMar>
+          </w:tcPr>
+          <w:p>
+            <w:r>
+              <w:t>Precio entrada (USD/mes)</w:t>
             </w:r>
           </w:p>
         </w:tc>
@@ -3353,17 +2531,17 @@
               <w:bottom w:val="single" w:sz="1" w:space="0" w:color="CCCCCC"/>
               <w:right w:val="single" w:sz="1" w:space="0" w:color="CCCCCC"/>
             </w:tcBorders>
-            <w:shd w:val="clear" w:color="auto" w:fill="FFFFFF"/>
-            <w:tcMar>
-              <w:top w:w="100" w:type="dxa"/>
-              <w:left w:w="140" w:type="dxa"/>
-              <w:bottom w:w="100" w:type="dxa"/>
-              <w:right w:w="140" w:type="dxa"/>
-            </w:tcMar>
-          </w:tcPr>
-          <w:p>
-            <w:r>
-              <w:t>Postgres</w:t>
+            <w:shd w:val="clear" w:color="auto" w:fill="F2F2F2"/>
+            <w:tcMar>
+              <w:top w:w="100" w:type="dxa"/>
+              <w:left w:w="140" w:type="dxa"/>
+              <w:bottom w:w="100" w:type="dxa"/>
+              <w:right w:w="140" w:type="dxa"/>
+            </w:tcMar>
+          </w:tcPr>
+          <w:p>
+            <w:r>
+              <w:t>$149/servidor</w:t>
             </w:r>
           </w:p>
         </w:tc>
@@ -3376,17 +2554,17 @@
               <w:bottom w:val="single" w:sz="1" w:space="0" w:color="CCCCCC"/>
               <w:right w:val="single" w:sz="1" w:space="0" w:color="CCCCCC"/>
             </w:tcBorders>
-            <w:shd w:val="clear" w:color="auto" w:fill="FFFFFF"/>
-            <w:tcMar>
-              <w:top w:w="100" w:type="dxa"/>
-              <w:left w:w="140" w:type="dxa"/>
-              <w:bottom w:w="100" w:type="dxa"/>
-              <w:right w:w="140" w:type="dxa"/>
-            </w:tcMar>
-          </w:tcPr>
-          <w:p>
-            <w:r>
-              <w:t>Postgres, MySQL</w:t>
+            <w:shd w:val="clear" w:color="auto" w:fill="F2F2F2"/>
+            <w:tcMar>
+              <w:top w:w="100" w:type="dxa"/>
+              <w:left w:w="140" w:type="dxa"/>
+              <w:bottom w:w="100" w:type="dxa"/>
+              <w:right w:w="140" w:type="dxa"/>
+            </w:tcMar>
+          </w:tcPr>
+          <w:p>
+            <w:r>
+              <w:t>Gratis (vía Aiven)</w:t>
             </w:r>
           </w:p>
         </w:tc>
@@ -3399,17 +2577,17 @@
               <w:bottom w:val="single" w:sz="1" w:space="0" w:color="CCCCCC"/>
               <w:right w:val="single" w:sz="1" w:space="0" w:color="CCCCCC"/>
             </w:tcBorders>
-            <w:shd w:val="clear" w:color="auto" w:fill="FFFFFF"/>
-            <w:tcMar>
-              <w:top w:w="100" w:type="dxa"/>
-              <w:left w:w="140" w:type="dxa"/>
-              <w:bottom w:w="100" w:type="dxa"/>
-              <w:right w:w="140" w:type="dxa"/>
-            </w:tcMar>
-          </w:tcPr>
-          <w:p>
-            <w:r>
-              <w:t>Postgres</w:t>
+            <w:shd w:val="clear" w:color="auto" w:fill="F2F2F2"/>
+            <w:tcMar>
+              <w:top w:w="100" w:type="dxa"/>
+              <w:left w:w="140" w:type="dxa"/>
+              <w:bottom w:w="100" w:type="dxa"/>
+              <w:right w:w="140" w:type="dxa"/>
+            </w:tcMar>
+          </w:tcPr>
+          <w:p>
+            <w:r>
+              <w:t>~$8/usuario (95 €/año)</w:t>
             </w:r>
           </w:p>
         </w:tc>
@@ -3422,26 +2600,22 @@
               <w:bottom w:val="single" w:sz="1" w:space="0" w:color="CCCCCC"/>
               <w:right w:val="single" w:sz="1" w:space="0" w:color="CCCCCC"/>
             </w:tcBorders>
-            <w:shd w:val="clear" w:color="auto" w:fill="FFFFFF"/>
-            <w:tcMar>
-              <w:top w:w="100" w:type="dxa"/>
-              <w:left w:w="140" w:type="dxa"/>
-              <w:bottom w:w="100" w:type="dxa"/>
-              <w:right w:w="140" w:type="dxa"/>
-            </w:tcMar>
-          </w:tcPr>
-          <w:p>
-            <w:r>
-              <w:t>Postgres</w:t>
+            <w:shd w:val="clear" w:color="auto" w:fill="F2F2F2"/>
+            <w:tcMar>
+              <w:top w:w="100" w:type="dxa"/>
+              <w:left w:w="140" w:type="dxa"/>
+              <w:bottom w:w="100" w:type="dxa"/>
+              <w:right w:w="140" w:type="dxa"/>
+            </w:tcMar>
+          </w:tcPr>
+          <w:p>
+            <w:r>
+              <w:t>$29/dev (Pro)</w:t>
             </w:r>
           </w:p>
         </w:tc>
       </w:tr>
       <w:tr>
-        <w:tblPrEx>
-          <w:tblW w:w="9360" w:type="dxa"/>
-          <w:tblLook w:val="04A0"/>
-        </w:tblPrEx>
         <w:trPr>
           <w:trHeight w:val="600"/>
         </w:trPr>
@@ -3454,17 +2628,17 @@
               <w:bottom w:val="single" w:sz="1" w:space="0" w:color="CCCCCC"/>
               <w:right w:val="single" w:sz="1" w:space="0" w:color="CCCCCC"/>
             </w:tcBorders>
-            <w:shd w:val="clear" w:color="auto" w:fill="F2F2F2"/>
-            <w:tcMar>
-              <w:top w:w="100" w:type="dxa"/>
-              <w:left w:w="140" w:type="dxa"/>
-              <w:bottom w:w="100" w:type="dxa"/>
-              <w:right w:w="140" w:type="dxa"/>
-            </w:tcMar>
-          </w:tcPr>
-          <w:p>
-            <w:r>
-              <w:t>Precio entrada (USD/mes)</w:t>
+            <w:shd w:val="clear" w:color="auto" w:fill="FFFFFF"/>
+            <w:tcMar>
+              <w:top w:w="100" w:type="dxa"/>
+              <w:left w:w="140" w:type="dxa"/>
+              <w:bottom w:w="100" w:type="dxa"/>
+              <w:right w:w="140" w:type="dxa"/>
+            </w:tcMar>
+          </w:tcPr>
+          <w:p>
+            <w:r>
+              <w:t>Modelo de deployment</w:t>
             </w:r>
           </w:p>
         </w:tc>
@@ -3477,17 +2651,17 @@
               <w:bottom w:val="single" w:sz="1" w:space="0" w:color="CCCCCC"/>
               <w:right w:val="single" w:sz="1" w:space="0" w:color="CCCCCC"/>
             </w:tcBorders>
-            <w:shd w:val="clear" w:color="auto" w:fill="F2F2F2"/>
-            <w:tcMar>
-              <w:top w:w="100" w:type="dxa"/>
-              <w:left w:w="140" w:type="dxa"/>
-              <w:bottom w:w="100" w:type="dxa"/>
-              <w:right w:w="140" w:type="dxa"/>
-            </w:tcMar>
-          </w:tcPr>
-          <w:p>
-            <w:r>
-              <w:t>$149/servidor</w:t>
+            <w:shd w:val="clear" w:color="auto" w:fill="FFFFFF"/>
+            <w:tcMar>
+              <w:top w:w="100" w:type="dxa"/>
+              <w:left w:w="140" w:type="dxa"/>
+              <w:bottom w:w="100" w:type="dxa"/>
+              <w:right w:w="140" w:type="dxa"/>
+            </w:tcMar>
+          </w:tcPr>
+          <w:p>
+            <w:r>
+              <w:t>SaaS + on-premise (Enterprise)</w:t>
             </w:r>
           </w:p>
         </w:tc>
@@ -3500,17 +2674,17 @@
               <w:bottom w:val="single" w:sz="1" w:space="0" w:color="CCCCCC"/>
               <w:right w:val="single" w:sz="1" w:space="0" w:color="CCCCCC"/>
             </w:tcBorders>
-            <w:shd w:val="clear" w:color="auto" w:fill="F2F2F2"/>
-            <w:tcMar>
-              <w:top w:w="100" w:type="dxa"/>
-              <w:left w:w="140" w:type="dxa"/>
-              <w:bottom w:w="100" w:type="dxa"/>
-              <w:right w:w="140" w:type="dxa"/>
-            </w:tcMar>
-          </w:tcPr>
-          <w:p>
-            <w:r>
-              <w:t>Gratis (vía Aiven)</w:t>
+            <w:shd w:val="clear" w:color="auto" w:fill="FFFFFF"/>
+            <w:tcMar>
+              <w:top w:w="100" w:type="dxa"/>
+              <w:left w:w="140" w:type="dxa"/>
+              <w:bottom w:w="100" w:type="dxa"/>
+              <w:right w:w="140" w:type="dxa"/>
+            </w:tcMar>
+          </w:tcPr>
+          <w:p>
+            <w:r>
+              <w:t>SaaS (Aiven)</w:t>
             </w:r>
           </w:p>
         </w:tc>
@@ -3523,17 +2697,17 @@
               <w:bottom w:val="single" w:sz="1" w:space="0" w:color="CCCCCC"/>
               <w:right w:val="single" w:sz="1" w:space="0" w:color="CCCCCC"/>
             </w:tcBorders>
-            <w:shd w:val="clear" w:color="auto" w:fill="F2F2F2"/>
-            <w:tcMar>
-              <w:top w:w="100" w:type="dxa"/>
-              <w:left w:w="140" w:type="dxa"/>
-              <w:bottom w:w="100" w:type="dxa"/>
-              <w:right w:w="140" w:type="dxa"/>
-            </w:tcMar>
-          </w:tcPr>
-          <w:p>
-            <w:r>
-              <w:t>~$8/usuario (95 €/año)</w:t>
+            <w:shd w:val="clear" w:color="auto" w:fill="FFFFFF"/>
+            <w:tcMar>
+              <w:top w:w="100" w:type="dxa"/>
+              <w:left w:w="140" w:type="dxa"/>
+              <w:bottom w:w="100" w:type="dxa"/>
+              <w:right w:w="140" w:type="dxa"/>
+            </w:tcMar>
+          </w:tcPr>
+          <w:p>
+            <w:r>
+              <w:t>SaaS (paste manual)</w:t>
             </w:r>
           </w:p>
         </w:tc>
@@ -3546,26 +2720,22 @@
               <w:bottom w:val="single" w:sz="1" w:space="0" w:color="CCCCCC"/>
               <w:right w:val="single" w:sz="1" w:space="0" w:color="CCCCCC"/>
             </w:tcBorders>
-            <w:shd w:val="clear" w:color="auto" w:fill="F2F2F2"/>
-            <w:tcMar>
-              <w:top w:w="100" w:type="dxa"/>
-              <w:left w:w="140" w:type="dxa"/>
-              <w:bottom w:w="100" w:type="dxa"/>
-              <w:right w:w="140" w:type="dxa"/>
-            </w:tcMar>
-          </w:tcPr>
-          <w:p>
-            <w:r>
-              <w:t>$29/dev (Pro)</w:t>
+            <w:shd w:val="clear" w:color="auto" w:fill="FFFFFF"/>
+            <w:tcMar>
+              <w:top w:w="100" w:type="dxa"/>
+              <w:left w:w="140" w:type="dxa"/>
+              <w:bottom w:w="100" w:type="dxa"/>
+              <w:right w:w="140" w:type="dxa"/>
+            </w:tcMar>
+          </w:tcPr>
+          <w:p>
+            <w:r>
+              <w:t>Self-hosted Docker + SaaS</w:t>
             </w:r>
           </w:p>
         </w:tc>
       </w:tr>
       <w:tr>
-        <w:tblPrEx>
-          <w:tblW w:w="9360" w:type="dxa"/>
-          <w:tblLook w:val="04A0"/>
-        </w:tblPrEx>
         <w:trPr>
           <w:trHeight w:val="600"/>
         </w:trPr>
@@ -3578,17 +2748,17 @@
               <w:bottom w:val="single" w:sz="1" w:space="0" w:color="CCCCCC"/>
               <w:right w:val="single" w:sz="1" w:space="0" w:color="CCCCCC"/>
             </w:tcBorders>
-            <w:shd w:val="clear" w:color="auto" w:fill="FFFFFF"/>
-            <w:tcMar>
-              <w:top w:w="100" w:type="dxa"/>
-              <w:left w:w="140" w:type="dxa"/>
-              <w:bottom w:w="100" w:type="dxa"/>
-              <w:right w:w="140" w:type="dxa"/>
-            </w:tcMar>
-          </w:tcPr>
-          <w:p>
-            <w:r>
-              <w:t>Modelo de deployment</w:t>
+            <w:shd w:val="clear" w:color="auto" w:fill="F2F2F2"/>
+            <w:tcMar>
+              <w:top w:w="100" w:type="dxa"/>
+              <w:left w:w="140" w:type="dxa"/>
+              <w:bottom w:w="100" w:type="dxa"/>
+              <w:right w:w="140" w:type="dxa"/>
+            </w:tcMar>
+          </w:tcPr>
+          <w:p>
+            <w:r>
+              <w:t>Mecanismo de detección</w:t>
             </w:r>
           </w:p>
         </w:tc>
@@ -3601,17 +2771,17 @@
               <w:bottom w:val="single" w:sz="1" w:space="0" w:color="CCCCCC"/>
               <w:right w:val="single" w:sz="1" w:space="0" w:color="CCCCCC"/>
             </w:tcBorders>
-            <w:shd w:val="clear" w:color="auto" w:fill="FFFFFF"/>
-            <w:tcMar>
-              <w:top w:w="100" w:type="dxa"/>
-              <w:left w:w="140" w:type="dxa"/>
-              <w:bottom w:w="100" w:type="dxa"/>
-              <w:right w:w="140" w:type="dxa"/>
-            </w:tcMar>
-          </w:tcPr>
-          <w:p>
-            <w:r>
-              <w:t>SaaS + on-premise (Enterprise)</w:t>
+            <w:shd w:val="clear" w:color="auto" w:fill="F2F2F2"/>
+            <w:tcMar>
+              <w:top w:w="100" w:type="dxa"/>
+              <w:left w:w="140" w:type="dxa"/>
+              <w:bottom w:w="100" w:type="dxa"/>
+              <w:right w:w="140" w:type="dxa"/>
+            </w:tcMar>
+          </w:tcPr>
+          <w:p>
+            <w:r>
+              <w:t>Heurísticas + ML propietario</w:t>
             </w:r>
           </w:p>
         </w:tc>
@@ -3624,17 +2794,17 @@
               <w:bottom w:val="single" w:sz="1" w:space="0" w:color="CCCCCC"/>
               <w:right w:val="single" w:sz="1" w:space="0" w:color="CCCCCC"/>
             </w:tcBorders>
-            <w:shd w:val="clear" w:color="auto" w:fill="FFFFFF"/>
-            <w:tcMar>
-              <w:top w:w="100" w:type="dxa"/>
-              <w:left w:w="140" w:type="dxa"/>
-              <w:bottom w:w="100" w:type="dxa"/>
-              <w:right w:w="140" w:type="dxa"/>
-            </w:tcMar>
-          </w:tcPr>
-          <w:p>
-            <w:r>
-              <w:t>SaaS (Aiven)</w:t>
+            <w:shd w:val="clear" w:color="auto" w:fill="F2F2F2"/>
+            <w:tcMar>
+              <w:top w:w="100" w:type="dxa"/>
+              <w:left w:w="140" w:type="dxa"/>
+              <w:bottom w:w="100" w:type="dxa"/>
+              <w:right w:w="140" w:type="dxa"/>
+            </w:tcMar>
+          </w:tcPr>
+          <w:p>
+            <w:r>
+              <w:t>Modelo IA opaco</w:t>
             </w:r>
           </w:p>
         </w:tc>
@@ -3647,17 +2817,17 @@
               <w:bottom w:val="single" w:sz="1" w:space="0" w:color="CCCCCC"/>
               <w:right w:val="single" w:sz="1" w:space="0" w:color="CCCCCC"/>
             </w:tcBorders>
-            <w:shd w:val="clear" w:color="auto" w:fill="FFFFFF"/>
-            <w:tcMar>
-              <w:top w:w="100" w:type="dxa"/>
-              <w:left w:w="140" w:type="dxa"/>
-              <w:bottom w:w="100" w:type="dxa"/>
-              <w:right w:w="140" w:type="dxa"/>
-            </w:tcMar>
-          </w:tcPr>
-          <w:p>
-            <w:r>
-              <w:t>SaaS (paste manual)</w:t>
+            <w:shd w:val="clear" w:color="auto" w:fill="F2F2F2"/>
+            <w:tcMar>
+              <w:top w:w="100" w:type="dxa"/>
+              <w:left w:w="140" w:type="dxa"/>
+              <w:bottom w:w="100" w:type="dxa"/>
+              <w:right w:w="140" w:type="dxa"/>
+            </w:tcMar>
+          </w:tcPr>
+          <w:p>
+            <w:r>
+              <w:t>Reglas sobre el plan</w:t>
             </w:r>
           </w:p>
         </w:tc>
@@ -3670,26 +2840,22 @@
               <w:bottom w:val="single" w:sz="1" w:space="0" w:color="CCCCCC"/>
               <w:right w:val="single" w:sz="1" w:space="0" w:color="CCCCCC"/>
             </w:tcBorders>
-            <w:shd w:val="clear" w:color="auto" w:fill="FFFFFF"/>
-            <w:tcMar>
-              <w:top w:w="100" w:type="dxa"/>
-              <w:left w:w="140" w:type="dxa"/>
-              <w:bottom w:w="100" w:type="dxa"/>
-              <w:right w:w="140" w:type="dxa"/>
-            </w:tcMar>
-          </w:tcPr>
-          <w:p>
-            <w:r>
-              <w:t>Self-hosted Docker + SaaS</w:t>
+            <w:shd w:val="clear" w:color="auto" w:fill="F2F2F2"/>
+            <w:tcMar>
+              <w:top w:w="100" w:type="dxa"/>
+              <w:left w:w="140" w:type="dxa"/>
+              <w:bottom w:w="100" w:type="dxa"/>
+              <w:right w:w="140" w:type="dxa"/>
+            </w:tcMar>
+          </w:tcPr>
+          <w:p>
+            <w:r>
+              <w:t>Motor determinístico + LLM solo para explicar</w:t>
             </w:r>
           </w:p>
         </w:tc>
       </w:tr>
       <w:tr>
-        <w:tblPrEx>
-          <w:tblW w:w="9360" w:type="dxa"/>
-          <w:tblLook w:val="04A0"/>
-        </w:tblPrEx>
         <w:trPr>
           <w:trHeight w:val="600"/>
         </w:trPr>
@@ -3702,17 +2868,17 @@
               <w:bottom w:val="single" w:sz="1" w:space="0" w:color="CCCCCC"/>
               <w:right w:val="single" w:sz="1" w:space="0" w:color="CCCCCC"/>
             </w:tcBorders>
-            <w:shd w:val="clear" w:color="auto" w:fill="F2F2F2"/>
-            <w:tcMar>
-              <w:top w:w="100" w:type="dxa"/>
-              <w:left w:w="140" w:type="dxa"/>
-              <w:bottom w:w="100" w:type="dxa"/>
-              <w:right w:w="140" w:type="dxa"/>
-            </w:tcMar>
-          </w:tcPr>
-          <w:p>
-            <w:r>
-              <w:t>Mecanismo de detección</w:t>
+            <w:shd w:val="clear" w:color="auto" w:fill="FFFFFF"/>
+            <w:tcMar>
+              <w:top w:w="100" w:type="dxa"/>
+              <w:left w:w="140" w:type="dxa"/>
+              <w:bottom w:w="100" w:type="dxa"/>
+              <w:right w:w="140" w:type="dxa"/>
+            </w:tcMar>
+          </w:tcPr>
+          <w:p>
+            <w:r>
+              <w:t>Validación de recomendación</w:t>
             </w:r>
           </w:p>
         </w:tc>
@@ -3725,17 +2891,17 @@
               <w:bottom w:val="single" w:sz="1" w:space="0" w:color="CCCCCC"/>
               <w:right w:val="single" w:sz="1" w:space="0" w:color="CCCCCC"/>
             </w:tcBorders>
-            <w:shd w:val="clear" w:color="auto" w:fill="F2F2F2"/>
-            <w:tcMar>
-              <w:top w:w="100" w:type="dxa"/>
-              <w:left w:w="140" w:type="dxa"/>
-              <w:bottom w:w="100" w:type="dxa"/>
-              <w:right w:w="140" w:type="dxa"/>
-            </w:tcMar>
-          </w:tcPr>
-          <w:p>
-            <w:r>
-              <w:t>Heurísticas + ML propietario</w:t>
+            <w:shd w:val="clear" w:color="auto" w:fill="FFFFFF"/>
+            <w:tcMar>
+              <w:top w:w="100" w:type="dxa"/>
+              <w:left w:w="140" w:type="dxa"/>
+              <w:bottom w:w="100" w:type="dxa"/>
+              <w:right w:w="140" w:type="dxa"/>
+            </w:tcMar>
+          </w:tcPr>
+          <w:p>
+            <w:r>
+              <w:t>'What If?' en producción</w:t>
             </w:r>
           </w:p>
         </w:tc>
@@ -3748,17 +2914,17 @@
               <w:bottom w:val="single" w:sz="1" w:space="0" w:color="CCCCCC"/>
               <w:right w:val="single" w:sz="1" w:space="0" w:color="CCCCCC"/>
             </w:tcBorders>
-            <w:shd w:val="clear" w:color="auto" w:fill="F2F2F2"/>
-            <w:tcMar>
-              <w:top w:w="100" w:type="dxa"/>
-              <w:left w:w="140" w:type="dxa"/>
-              <w:bottom w:w="100" w:type="dxa"/>
-              <w:right w:w="140" w:type="dxa"/>
-            </w:tcMar>
-          </w:tcPr>
-          <w:p>
-            <w:r>
-              <w:t>Modelo IA opaco</w:t>
+            <w:shd w:val="clear" w:color="auto" w:fill="FFFFFF"/>
+            <w:tcMar>
+              <w:top w:w="100" w:type="dxa"/>
+              <w:left w:w="140" w:type="dxa"/>
+              <w:bottom w:w="100" w:type="dxa"/>
+              <w:right w:w="140" w:type="dxa"/>
+            </w:tcMar>
+          </w:tcPr>
+          <w:p>
+            <w:r>
+              <w:t>No documentada</w:t>
             </w:r>
           </w:p>
         </w:tc>
@@ -3771,17 +2937,17 @@
               <w:bottom w:val="single" w:sz="1" w:space="0" w:color="CCCCCC"/>
               <w:right w:val="single" w:sz="1" w:space="0" w:color="CCCCCC"/>
             </w:tcBorders>
-            <w:shd w:val="clear" w:color="auto" w:fill="F2F2F2"/>
-            <w:tcMar>
-              <w:top w:w="100" w:type="dxa"/>
-              <w:left w:w="140" w:type="dxa"/>
-              <w:bottom w:w="100" w:type="dxa"/>
-              <w:right w:w="140" w:type="dxa"/>
-            </w:tcMar>
-          </w:tcPr>
-          <w:p>
-            <w:r>
-              <w:t>Reglas sobre el plan</w:t>
+            <w:shd w:val="clear" w:color="auto" w:fill="FFFFFF"/>
+            <w:tcMar>
+              <w:top w:w="100" w:type="dxa"/>
+              <w:left w:w="140" w:type="dxa"/>
+              <w:bottom w:w="100" w:type="dxa"/>
+              <w:right w:w="140" w:type="dxa"/>
+            </w:tcMar>
+          </w:tcPr>
+          <w:p>
+            <w:r>
+              <w:t>Ninguna (solo sugiere)</w:t>
             </w:r>
           </w:p>
         </w:tc>
@@ -3794,26 +2960,22 @@
               <w:bottom w:val="single" w:sz="1" w:space="0" w:color="CCCCCC"/>
               <w:right w:val="single" w:sz="1" w:space="0" w:color="CCCCCC"/>
             </w:tcBorders>
-            <w:shd w:val="clear" w:color="auto" w:fill="F2F2F2"/>
-            <w:tcMar>
-              <w:top w:w="100" w:type="dxa"/>
-              <w:left w:w="140" w:type="dxa"/>
-              <w:bottom w:w="100" w:type="dxa"/>
-              <w:right w:w="140" w:type="dxa"/>
-            </w:tcMar>
-          </w:tcPr>
-          <w:p>
-            <w:r>
-              <w:t>Motor determinístico + LLM solo para explicar</w:t>
+            <w:shd w:val="clear" w:color="auto" w:fill="FFFFFF"/>
+            <w:tcMar>
+              <w:top w:w="100" w:type="dxa"/>
+              <w:left w:w="140" w:type="dxa"/>
+              <w:bottom w:w="100" w:type="dxa"/>
+              <w:right w:w="140" w:type="dxa"/>
+            </w:tcMar>
+          </w:tcPr>
+          <w:p>
+            <w:r>
+              <w:t>Sandbox efímero antes de mostrar</w:t>
             </w:r>
           </w:p>
         </w:tc>
       </w:tr>
       <w:tr>
-        <w:tblPrEx>
-          <w:tblW w:w="9360" w:type="dxa"/>
-          <w:tblLook w:val="04A0"/>
-        </w:tblPrEx>
         <w:trPr>
           <w:trHeight w:val="600"/>
         </w:trPr>
@@ -3826,17 +2988,17 @@
               <w:bottom w:val="single" w:sz="1" w:space="0" w:color="CCCCCC"/>
               <w:right w:val="single" w:sz="1" w:space="0" w:color="CCCCCC"/>
             </w:tcBorders>
-            <w:shd w:val="clear" w:color="auto" w:fill="FFFFFF"/>
-            <w:tcMar>
-              <w:top w:w="100" w:type="dxa"/>
-              <w:left w:w="140" w:type="dxa"/>
-              <w:bottom w:w="100" w:type="dxa"/>
-              <w:right w:w="140" w:type="dxa"/>
-            </w:tcMar>
-          </w:tcPr>
-          <w:p>
-            <w:r>
-              <w:t>Validación de recomendación</w:t>
+            <w:shd w:val="clear" w:color="auto" w:fill="F2F2F2"/>
+            <w:tcMar>
+              <w:top w:w="100" w:type="dxa"/>
+              <w:left w:w="140" w:type="dxa"/>
+              <w:bottom w:w="100" w:type="dxa"/>
+              <w:right w:w="140" w:type="dxa"/>
+            </w:tcMar>
+          </w:tcPr>
+          <w:p>
+            <w:r>
+              <w:t>Sanitización pre-IA</w:t>
             </w:r>
           </w:p>
         </w:tc>
@@ -3849,17 +3011,17 @@
               <w:bottom w:val="single" w:sz="1" w:space="0" w:color="CCCCCC"/>
               <w:right w:val="single" w:sz="1" w:space="0" w:color="CCCCCC"/>
             </w:tcBorders>
-            <w:shd w:val="clear" w:color="auto" w:fill="FFFFFF"/>
-            <w:tcMar>
-              <w:top w:w="100" w:type="dxa"/>
-              <w:left w:w="140" w:type="dxa"/>
-              <w:bottom w:w="100" w:type="dxa"/>
-              <w:right w:w="140" w:type="dxa"/>
-            </w:tcMar>
-          </w:tcPr>
-          <w:p>
-            <w:r>
-              <w:t>'What If?' en producción</w:t>
+            <w:shd w:val="clear" w:color="auto" w:fill="F2F2F2"/>
+            <w:tcMar>
+              <w:top w:w="100" w:type="dxa"/>
+              <w:left w:w="140" w:type="dxa"/>
+              <w:bottom w:w="100" w:type="dxa"/>
+              <w:right w:w="140" w:type="dxa"/>
+            </w:tcMar>
+          </w:tcPr>
+          <w:p>
+            <w:r>
+              <w:t>Filtros PII (tier alto)</w:t>
             </w:r>
           </w:p>
         </w:tc>
@@ -3872,7 +3034,7 @@
               <w:bottom w:val="single" w:sz="1" w:space="0" w:color="CCCCCC"/>
               <w:right w:val="single" w:sz="1" w:space="0" w:color="CCCCCC"/>
             </w:tcBorders>
-            <w:shd w:val="clear" w:color="auto" w:fill="FFFFFF"/>
+            <w:shd w:val="clear" w:color="auto" w:fill="F2F2F2"/>
             <w:tcMar>
               <w:top w:w="100" w:type="dxa"/>
               <w:left w:w="140" w:type="dxa"/>
@@ -3895,17 +3057,17 @@
               <w:bottom w:val="single" w:sz="1" w:space="0" w:color="CCCCCC"/>
               <w:right w:val="single" w:sz="1" w:space="0" w:color="CCCCCC"/>
             </w:tcBorders>
-            <w:shd w:val="clear" w:color="auto" w:fill="FFFFFF"/>
-            <w:tcMar>
-              <w:top w:w="100" w:type="dxa"/>
-              <w:left w:w="140" w:type="dxa"/>
-              <w:bottom w:w="100" w:type="dxa"/>
-              <w:right w:w="140" w:type="dxa"/>
-            </w:tcMar>
-          </w:tcPr>
-          <w:p>
-            <w:r>
-              <w:t>Ninguna (solo sugiere)</w:t>
+            <w:shd w:val="clear" w:color="auto" w:fill="F2F2F2"/>
+            <w:tcMar>
+              <w:top w:w="100" w:type="dxa"/>
+              <w:left w:w="140" w:type="dxa"/>
+              <w:bottom w:w="100" w:type="dxa"/>
+              <w:right w:w="140" w:type="dxa"/>
+            </w:tcMar>
+          </w:tcPr>
+          <w:p>
+            <w:r>
+              <w:t>Planes no almacenados</w:t>
             </w:r>
           </w:p>
         </w:tc>
@@ -3918,26 +3080,22 @@
               <w:bottom w:val="single" w:sz="1" w:space="0" w:color="CCCCCC"/>
               <w:right w:val="single" w:sz="1" w:space="0" w:color="CCCCCC"/>
             </w:tcBorders>
-            <w:shd w:val="clear" w:color="auto" w:fill="FFFFFF"/>
-            <w:tcMar>
-              <w:top w:w="100" w:type="dxa"/>
-              <w:left w:w="140" w:type="dxa"/>
-              <w:bottom w:w="100" w:type="dxa"/>
-              <w:right w:w="140" w:type="dxa"/>
-            </w:tcMar>
-          </w:tcPr>
-          <w:p>
-            <w:r>
-              <w:t>Sandbox efímero antes de mostrar</w:t>
+            <w:shd w:val="clear" w:color="auto" w:fill="F2F2F2"/>
+            <w:tcMar>
+              <w:top w:w="100" w:type="dxa"/>
+              <w:left w:w="140" w:type="dxa"/>
+              <w:bottom w:w="100" w:type="dxa"/>
+              <w:right w:w="140" w:type="dxa"/>
+            </w:tcMar>
+          </w:tcPr>
+          <w:p>
+            <w:r>
+              <w:t>Sanitización fuerte obligatoria</w:t>
             </w:r>
           </w:p>
         </w:tc>
       </w:tr>
       <w:tr>
-        <w:tblPrEx>
-          <w:tblW w:w="9360" w:type="dxa"/>
-          <w:tblLook w:val="04A0"/>
-        </w:tblPrEx>
         <w:trPr>
           <w:trHeight w:val="600"/>
         </w:trPr>
@@ -3960,7 +3118,7 @@
           </w:tcPr>
           <w:p>
             <w:r>
-              <w:t>Sanitización pre-IA</w:t>
+              <w:t>Modo offline</w:t>
             </w:r>
           </w:p>
         </w:tc>
@@ -3983,7 +3141,7 @@
           </w:tcPr>
           <w:p>
             <w:r>
-              <w:t>Filtros PII (tier alto)</w:t>
+              <w:t>Solo Enterprise on-prem</w:t>
             </w:r>
           </w:p>
         </w:tc>
@@ -4006,7 +3164,7 @@
           </w:tcPr>
           <w:p>
             <w:r>
-              <w:t>No documentada</w:t>
+              <w:t>No</w:t>
             </w:r>
           </w:p>
         </w:tc>
@@ -4029,7 +3187,7 @@
           </w:tcPr>
           <w:p>
             <w:r>
-              <w:t>Planes no almacenados</w:t>
+              <w:t>Parcial (paste manual)</w:t>
             </w:r>
           </w:p>
         </w:tc>
@@ -4052,503 +3210,7 @@
           </w:tcPr>
           <w:p>
             <w:r>
-              <w:t>Sanitización fuerte obligatoria</w:t>
-            </w:r>
-          </w:p>
-        </w:tc>
-      </w:tr>
-      <w:tr>
-        <w:tblPrEx>
-          <w:tblW w:w="9360" w:type="dxa"/>
-          <w:tblLook w:val="04A0"/>
-        </w:tblPrEx>
-        <w:trPr>
-          <w:trHeight w:val="600"/>
-        </w:trPr>
-        <w:tc>
-          <w:tcPr>
-            <w:tcW w:w="2400" w:type="dxa"/>
-            <w:tcBorders>
-              <w:top w:val="single" w:sz="1" w:space="0" w:color="CCCCCC"/>
-              <w:left w:val="single" w:sz="1" w:space="0" w:color="CCCCCC"/>
-              <w:bottom w:val="single" w:sz="1" w:space="0" w:color="CCCCCC"/>
-              <w:right w:val="single" w:sz="1" w:space="0" w:color="CCCCCC"/>
-            </w:tcBorders>
-            <w:shd w:val="clear" w:color="auto" w:fill="F2F2F2"/>
-            <w:tcMar>
-              <w:top w:w="100" w:type="dxa"/>
-              <w:left w:w="140" w:type="dxa"/>
-              <w:bottom w:w="100" w:type="dxa"/>
-              <w:right w:w="140" w:type="dxa"/>
-            </w:tcMar>
-          </w:tcPr>
-          <w:p>
-            <w:r>
-              <w:t>Modo offline</w:t>
-            </w:r>
-          </w:p>
-        </w:tc>
-        <w:tc>
-          <w:tcPr>
-            <w:tcW w:w="1800" w:type="dxa"/>
-            <w:tcBorders>
-              <w:top w:val="single" w:sz="1" w:space="0" w:color="CCCCCC"/>
-              <w:left w:val="single" w:sz="1" w:space="0" w:color="CCCCCC"/>
-              <w:bottom w:val="single" w:sz="1" w:space="0" w:color="CCCCCC"/>
-              <w:right w:val="single" w:sz="1" w:space="0" w:color="CCCCCC"/>
-            </w:tcBorders>
-            <w:shd w:val="clear" w:color="auto" w:fill="F2F2F2"/>
-            <w:tcMar>
-              <w:top w:w="100" w:type="dxa"/>
-              <w:left w:w="140" w:type="dxa"/>
-              <w:bottom w:w="100" w:type="dxa"/>
-              <w:right w:w="140" w:type="dxa"/>
-            </w:tcMar>
-          </w:tcPr>
-          <w:p>
-            <w:r>
-              <w:t>Solo Enterprise on-prem</w:t>
-            </w:r>
-          </w:p>
-        </w:tc>
-        <w:tc>
-          <w:tcPr>
-            <w:tcW w:w="1800" w:type="dxa"/>
-            <w:tcBorders>
-              <w:top w:val="single" w:sz="1" w:space="0" w:color="CCCCCC"/>
-              <w:left w:val="single" w:sz="1" w:space="0" w:color="CCCCCC"/>
-              <w:bottom w:val="single" w:sz="1" w:space="0" w:color="CCCCCC"/>
-              <w:right w:val="single" w:sz="1" w:space="0" w:color="CCCCCC"/>
-            </w:tcBorders>
-            <w:shd w:val="clear" w:color="auto" w:fill="F2F2F2"/>
-            <w:tcMar>
-              <w:top w:w="100" w:type="dxa"/>
-              <w:left w:w="140" w:type="dxa"/>
-              <w:bottom w:w="100" w:type="dxa"/>
-              <w:right w:w="140" w:type="dxa"/>
-            </w:tcMar>
-          </w:tcPr>
-          <w:p>
-            <w:r>
-              <w:t>No</w:t>
-            </w:r>
-          </w:p>
-        </w:tc>
-        <w:tc>
-          <w:tcPr>
-            <w:tcW w:w="1800" w:type="dxa"/>
-            <w:tcBorders>
-              <w:top w:val="single" w:sz="1" w:space="0" w:color="CCCCCC"/>
-              <w:left w:val="single" w:sz="1" w:space="0" w:color="CCCCCC"/>
-              <w:bottom w:val="single" w:sz="1" w:space="0" w:color="CCCCCC"/>
-              <w:right w:val="single" w:sz="1" w:space="0" w:color="CCCCCC"/>
-            </w:tcBorders>
-            <w:shd w:val="clear" w:color="auto" w:fill="F2F2F2"/>
-            <w:tcMar>
-              <w:top w:w="100" w:type="dxa"/>
-              <w:left w:w="140" w:type="dxa"/>
-              <w:bottom w:w="100" w:type="dxa"/>
-              <w:right w:w="140" w:type="dxa"/>
-            </w:tcMar>
-          </w:tcPr>
-          <w:p>
-            <w:r>
-              <w:t>Parcial (paste manual)</w:t>
-            </w:r>
-          </w:p>
-        </w:tc>
-        <w:tc>
-          <w:tcPr>
-            <w:tcW w:w="1560" w:type="dxa"/>
-            <w:tcBorders>
-              <w:top w:val="single" w:sz="1" w:space="0" w:color="CCCCCC"/>
-              <w:left w:val="single" w:sz="1" w:space="0" w:color="CCCCCC"/>
-              <w:bottom w:val="single" w:sz="1" w:space="0" w:color="CCCCCC"/>
-              <w:right w:val="single" w:sz="1" w:space="0" w:color="CCCCCC"/>
-            </w:tcBorders>
-            <w:shd w:val="clear" w:color="auto" w:fill="F2F2F2"/>
-            <w:tcMar>
-              <w:top w:w="100" w:type="dxa"/>
-              <w:left w:w="140" w:type="dxa"/>
-              <w:bottom w:w="100" w:type="dxa"/>
-              <w:right w:w="140" w:type="dxa"/>
-            </w:tcMar>
-          </w:tcPr>
-          <w:p>
-            <w:r>
               <w:t>Sí (bundle JSON)</w:t>
-            </w:r>
-          </w:p>
-        </w:tc>
-      </w:tr>
-      <w:tr>
-        <w:tblPrEx>
-          <w:tblW w:w="9360" w:type="dxa"/>
-          <w:tblLook w:val="04A0"/>
-        </w:tblPrEx>
-        <w:trPr>
-          <w:trHeight w:val="600"/>
-        </w:trPr>
-        <w:tc>
-          <w:tcPr>
-            <w:tcW w:w="2400" w:type="dxa"/>
-            <w:tcBorders>
-              <w:top w:val="single" w:sz="1" w:space="0" w:color="CCCCCC"/>
-              <w:left w:val="single" w:sz="1" w:space="0" w:color="CCCCCC"/>
-              <w:bottom w:val="single" w:sz="1" w:space="0" w:color="CCCCCC"/>
-              <w:right w:val="single" w:sz="1" w:space="0" w:color="CCCCCC"/>
-            </w:tcBorders>
-            <w:shd w:val="clear" w:color="auto" w:fill="F2F2F2"/>
-            <w:tcMar>
-              <w:top w:w="100" w:type="dxa"/>
-              <w:left w:w="140" w:type="dxa"/>
-              <w:bottom w:w="100" w:type="dxa"/>
-              <w:right w:w="140" w:type="dxa"/>
-            </w:tcMar>
-          </w:tcPr>
-          <w:p>
-            <w:r>
-              <w:t>Idioma UI / docs</w:t>
-            </w:r>
-          </w:p>
-        </w:tc>
-        <w:tc>
-          <w:tcPr>
-            <w:tcW w:w="1800" w:type="dxa"/>
-            <w:tcBorders>
-              <w:top w:val="single" w:sz="1" w:space="0" w:color="CCCCCC"/>
-              <w:left w:val="single" w:sz="1" w:space="0" w:color="CCCCCC"/>
-              <w:bottom w:val="single" w:sz="1" w:space="0" w:color="CCCCCC"/>
-              <w:right w:val="single" w:sz="1" w:space="0" w:color="CCCCCC"/>
-            </w:tcBorders>
-            <w:shd w:val="clear" w:color="auto" w:fill="F2F2F2"/>
-            <w:tcMar>
-              <w:top w:w="100" w:type="dxa"/>
-              <w:left w:w="140" w:type="dxa"/>
-              <w:bottom w:w="100" w:type="dxa"/>
-              <w:right w:w="140" w:type="dxa"/>
-            </w:tcMar>
-          </w:tcPr>
-          <w:p>
-            <w:r>
-              <w:t>Inglés</w:t>
-            </w:r>
-          </w:p>
-        </w:tc>
-        <w:tc>
-          <w:tcPr>
-            <w:tcW w:w="1800" w:type="dxa"/>
-            <w:tcBorders>
-              <w:top w:val="single" w:sz="1" w:space="0" w:color="CCCCCC"/>
-              <w:left w:val="single" w:sz="1" w:space="0" w:color="CCCCCC"/>
-              <w:bottom w:val="single" w:sz="1" w:space="0" w:color="CCCCCC"/>
-              <w:right w:val="single" w:sz="1" w:space="0" w:color="CCCCCC"/>
-            </w:tcBorders>
-            <w:shd w:val="clear" w:color="auto" w:fill="F2F2F2"/>
-            <w:tcMar>
-              <w:top w:w="100" w:type="dxa"/>
-              <w:left w:w="140" w:type="dxa"/>
-              <w:bottom w:w="100" w:type="dxa"/>
-              <w:right w:w="140" w:type="dxa"/>
-            </w:tcMar>
-          </w:tcPr>
-          <w:p>
-            <w:r>
-              <w:t>Inglés</w:t>
-            </w:r>
-          </w:p>
-        </w:tc>
-        <w:tc>
-          <w:tcPr>
-            <w:tcW w:w="1800" w:type="dxa"/>
-            <w:tcBorders>
-              <w:top w:val="single" w:sz="1" w:space="0" w:color="CCCCCC"/>
-              <w:left w:val="single" w:sz="1" w:space="0" w:color="CCCCCC"/>
-              <w:bottom w:val="single" w:sz="1" w:space="0" w:color="CCCCCC"/>
-              <w:right w:val="single" w:sz="1" w:space="0" w:color="CCCCCC"/>
-            </w:tcBorders>
-            <w:shd w:val="clear" w:color="auto" w:fill="F2F2F2"/>
-            <w:tcMar>
-              <w:top w:w="100" w:type="dxa"/>
-              <w:left w:w="140" w:type="dxa"/>
-              <w:bottom w:w="100" w:type="dxa"/>
-              <w:right w:w="140" w:type="dxa"/>
-            </w:tcMar>
-          </w:tcPr>
-          <w:p>
-            <w:r>
-              <w:t>Inglés</w:t>
-            </w:r>
-          </w:p>
-        </w:tc>
-        <w:tc>
-          <w:tcPr>
-            <w:tcW w:w="1560" w:type="dxa"/>
-            <w:tcBorders>
-              <w:top w:val="single" w:sz="1" w:space="0" w:color="CCCCCC"/>
-              <w:left w:val="single" w:sz="1" w:space="0" w:color="CCCCCC"/>
-              <w:bottom w:val="single" w:sz="1" w:space="0" w:color="CCCCCC"/>
-              <w:right w:val="single" w:sz="1" w:space="0" w:color="CCCCCC"/>
-            </w:tcBorders>
-            <w:shd w:val="clear" w:color="auto" w:fill="F2F2F2"/>
-            <w:tcMar>
-              <w:top w:w="100" w:type="dxa"/>
-              <w:left w:w="140" w:type="dxa"/>
-              <w:bottom w:w="100" w:type="dxa"/>
-              <w:right w:w="140" w:type="dxa"/>
-            </w:tcMar>
-          </w:tcPr>
-          <w:p>
-            <w:r>
-              <w:t>Español + Inglés (foco LATAM)</w:t>
-            </w:r>
-          </w:p>
-        </w:tc>
-      </w:tr>
-      <w:tr>
-        <w:tblPrEx>
-          <w:tblW w:w="9360" w:type="dxa"/>
-          <w:tblLook w:val="04A0"/>
-        </w:tblPrEx>
-        <w:trPr>
-          <w:trHeight w:val="600"/>
-        </w:trPr>
-        <w:tc>
-          <w:tcPr>
-            <w:tcW w:w="2400" w:type="dxa"/>
-            <w:tcBorders>
-              <w:top w:val="single" w:sz="1" w:space="0" w:color="CCCCCC"/>
-              <w:left w:val="single" w:sz="1" w:space="0" w:color="CCCCCC"/>
-              <w:bottom w:val="single" w:sz="1" w:space="0" w:color="CCCCCC"/>
-              <w:right w:val="single" w:sz="1" w:space="0" w:color="CCCCCC"/>
-            </w:tcBorders>
-            <w:shd w:val="clear" w:color="auto" w:fill="F2F2F2"/>
-            <w:tcMar>
-              <w:top w:w="100" w:type="dxa"/>
-              <w:left w:w="140" w:type="dxa"/>
-              <w:bottom w:w="100" w:type="dxa"/>
-              <w:right w:w="140" w:type="dxa"/>
-            </w:tcMar>
-          </w:tcPr>
-          <w:p>
-            <w:r>
-              <w:t>Workload analysis</w:t>
-            </w:r>
-          </w:p>
-        </w:tc>
-        <w:tc>
-          <w:tcPr>
-            <w:tcW w:w="1800" w:type="dxa"/>
-            <w:tcBorders>
-              <w:top w:val="single" w:sz="1" w:space="0" w:color="CCCCCC"/>
-              <w:left w:val="single" w:sz="1" w:space="0" w:color="CCCCCC"/>
-              <w:bottom w:val="single" w:sz="1" w:space="0" w:color="CCCCCC"/>
-              <w:right w:val="single" w:sz="1" w:space="0" w:color="CCCCCC"/>
-            </w:tcBorders>
-            <w:shd w:val="clear" w:color="auto" w:fill="F2F2F2"/>
-            <w:tcMar>
-              <w:top w:w="100" w:type="dxa"/>
-              <w:left w:w="140" w:type="dxa"/>
-              <w:bottom w:w="100" w:type="dxa"/>
-              <w:right w:w="140" w:type="dxa"/>
-            </w:tcMar>
-          </w:tcPr>
-          <w:p>
-            <w:r>
-              <w:t>Sí (agent continuo)</w:t>
-            </w:r>
-          </w:p>
-        </w:tc>
-        <w:tc>
-          <w:tcPr>
-            <w:tcW w:w="1800" w:type="dxa"/>
-            <w:tcBorders>
-              <w:top w:val="single" w:sz="1" w:space="0" w:color="CCCCCC"/>
-              <w:left w:val="single" w:sz="1" w:space="0" w:color="CCCCCC"/>
-              <w:bottom w:val="single" w:sz="1" w:space="0" w:color="CCCCCC"/>
-              <w:right w:val="single" w:sz="1" w:space="0" w:color="CCCCCC"/>
-            </w:tcBorders>
-            <w:shd w:val="clear" w:color="auto" w:fill="F2F2F2"/>
-            <w:tcMar>
-              <w:top w:w="100" w:type="dxa"/>
-              <w:left w:w="140" w:type="dxa"/>
-              <w:bottom w:w="100" w:type="dxa"/>
-              <w:right w:w="140" w:type="dxa"/>
-            </w:tcMar>
-          </w:tcPr>
-          <w:p>
-            <w:r>
-              <w:t>Sí (sensor pasivo)</w:t>
-            </w:r>
-          </w:p>
-        </w:tc>
-        <w:tc>
-          <w:tcPr>
-            <w:tcW w:w="1800" w:type="dxa"/>
-            <w:tcBorders>
-              <w:top w:val="single" w:sz="1" w:space="0" w:color="CCCCCC"/>
-              <w:left w:val="single" w:sz="1" w:space="0" w:color="CCCCCC"/>
-              <w:bottom w:val="single" w:sz="1" w:space="0" w:color="CCCCCC"/>
-              <w:right w:val="single" w:sz="1" w:space="0" w:color="CCCCCC"/>
-            </w:tcBorders>
-            <w:shd w:val="clear" w:color="auto" w:fill="F2F2F2"/>
-            <w:tcMar>
-              <w:top w:w="100" w:type="dxa"/>
-              <w:left w:w="140" w:type="dxa"/>
-              <w:bottom w:w="100" w:type="dxa"/>
-              <w:right w:w="140" w:type="dxa"/>
-            </w:tcMar>
-          </w:tcPr>
-          <w:p>
-            <w:r>
-              <w:t>No</w:t>
-            </w:r>
-          </w:p>
-        </w:tc>
-        <w:tc>
-          <w:tcPr>
-            <w:tcW w:w="1560" w:type="dxa"/>
-            <w:tcBorders>
-              <w:top w:val="single" w:sz="1" w:space="0" w:color="CCCCCC"/>
-              <w:left w:val="single" w:sz="1" w:space="0" w:color="CCCCCC"/>
-              <w:bottom w:val="single" w:sz="1" w:space="0" w:color="CCCCCC"/>
-              <w:right w:val="single" w:sz="1" w:space="0" w:color="CCCCCC"/>
-            </w:tcBorders>
-            <w:shd w:val="clear" w:color="auto" w:fill="F2F2F2"/>
-            <w:tcMar>
-              <w:top w:w="100" w:type="dxa"/>
-              <w:left w:w="140" w:type="dxa"/>
-              <w:bottom w:w="100" w:type="dxa"/>
-              <w:right w:w="140" w:type="dxa"/>
-            </w:tcMar>
-          </w:tcPr>
-          <w:p>
-            <w:r>
-              <w:t>Sí (pg_stat_statements)</w:t>
-            </w:r>
-          </w:p>
-        </w:tc>
-      </w:tr>
-      <w:tr>
-        <w:tblPrEx>
-          <w:tblW w:w="9360" w:type="dxa"/>
-          <w:tblLook w:val="04A0"/>
-        </w:tblPrEx>
-        <w:trPr>
-          <w:trHeight w:val="600"/>
-        </w:trPr>
-        <w:tc>
-          <w:tcPr>
-            <w:tcW w:w="2400" w:type="dxa"/>
-            <w:tcBorders>
-              <w:top w:val="single" w:sz="1" w:space="0" w:color="CCCCCC"/>
-              <w:left w:val="single" w:sz="1" w:space="0" w:color="CCCCCC"/>
-              <w:bottom w:val="single" w:sz="1" w:space="0" w:color="CCCCCC"/>
-              <w:right w:val="single" w:sz="1" w:space="0" w:color="CCCCCC"/>
-            </w:tcBorders>
-            <w:shd w:val="clear" w:color="auto" w:fill="F2F2F2"/>
-            <w:tcMar>
-              <w:top w:w="100" w:type="dxa"/>
-              <w:left w:w="140" w:type="dxa"/>
-              <w:bottom w:w="100" w:type="dxa"/>
-              <w:right w:w="140" w:type="dxa"/>
-            </w:tcMar>
-          </w:tcPr>
-          <w:p>
-            <w:r>
-              <w:t>Catálogo de patterns público</w:t>
-            </w:r>
-          </w:p>
-        </w:tc>
-        <w:tc>
-          <w:tcPr>
-            <w:tcW w:w="1800" w:type="dxa"/>
-            <w:tcBorders>
-              <w:top w:val="single" w:sz="1" w:space="0" w:color="CCCCCC"/>
-              <w:left w:val="single" w:sz="1" w:space="0" w:color="CCCCCC"/>
-              <w:bottom w:val="single" w:sz="1" w:space="0" w:color="CCCCCC"/>
-              <w:right w:val="single" w:sz="1" w:space="0" w:color="CCCCCC"/>
-            </w:tcBorders>
-            <w:shd w:val="clear" w:color="auto" w:fill="F2F2F2"/>
-            <w:tcMar>
-              <w:top w:w="100" w:type="dxa"/>
-              <w:left w:w="140" w:type="dxa"/>
-              <w:bottom w:w="100" w:type="dxa"/>
-              <w:right w:w="140" w:type="dxa"/>
-            </w:tcMar>
-          </w:tcPr>
-          <w:p>
-            <w:r>
-              <w:t>Parcial</w:t>
-            </w:r>
-          </w:p>
-        </w:tc>
-        <w:tc>
-          <w:tcPr>
-            <w:tcW w:w="1800" w:type="dxa"/>
-            <w:tcBorders>
-              <w:top w:val="single" w:sz="1" w:space="0" w:color="CCCCCC"/>
-              <w:left w:val="single" w:sz="1" w:space="0" w:color="CCCCCC"/>
-              <w:bottom w:val="single" w:sz="1" w:space="0" w:color="CCCCCC"/>
-              <w:right w:val="single" w:sz="1" w:space="0" w:color="CCCCCC"/>
-            </w:tcBorders>
-            <w:shd w:val="clear" w:color="auto" w:fill="F2F2F2"/>
-            <w:tcMar>
-              <w:top w:w="100" w:type="dxa"/>
-              <w:left w:w="140" w:type="dxa"/>
-              <w:bottom w:w="100" w:type="dxa"/>
-              <w:right w:w="140" w:type="dxa"/>
-            </w:tcMar>
-          </w:tcPr>
-          <w:p>
-            <w:r>
-              <w:t>No</w:t>
-            </w:r>
-          </w:p>
-        </w:tc>
-        <w:tc>
-          <w:tcPr>
-            <w:tcW w:w="1800" w:type="dxa"/>
-            <w:tcBorders>
-              <w:top w:val="single" w:sz="1" w:space="0" w:color="CCCCCC"/>
-              <w:left w:val="single" w:sz="1" w:space="0" w:color="CCCCCC"/>
-              <w:bottom w:val="single" w:sz="1" w:space="0" w:color="CCCCCC"/>
-              <w:right w:val="single" w:sz="1" w:space="0" w:color="CCCCCC"/>
-            </w:tcBorders>
-            <w:shd w:val="clear" w:color="auto" w:fill="F2F2F2"/>
-            <w:tcMar>
-              <w:top w:w="100" w:type="dxa"/>
-              <w:left w:w="140" w:type="dxa"/>
-              <w:bottom w:w="100" w:type="dxa"/>
-              <w:right w:w="140" w:type="dxa"/>
-            </w:tcMar>
-          </w:tcPr>
-          <w:p>
-            <w:r>
-              <w:t>Tips heurísticos</w:t>
-            </w:r>
-          </w:p>
-        </w:tc>
-        <w:tc>
-          <w:tcPr>
-            <w:tcW w:w="1560" w:type="dxa"/>
-            <w:tcBorders>
-              <w:top w:val="single" w:sz="1" w:space="0" w:color="CCCCCC"/>
-              <w:left w:val="single" w:sz="1" w:space="0" w:color="CCCCCC"/>
-              <w:bottom w:val="single" w:sz="1" w:space="0" w:color="CCCCCC"/>
-              <w:right w:val="single" w:sz="1" w:space="0" w:color="CCCCCC"/>
-            </w:tcBorders>
-            <w:shd w:val="clear" w:color="auto" w:fill="F2F2F2"/>
-            <w:tcMar>
-              <w:top w:w="100" w:type="dxa"/>
-              <w:left w:w="140" w:type="dxa"/>
-              <w:bottom w:w="100" w:type="dxa"/>
-              <w:right w:w="140" w:type="dxa"/>
-            </w:tcMar>
-          </w:tcPr>
-          <w:p>
-            <w:r>
-              <w:t>19 patterns documentados</w:t>
             </w:r>
           </w:p>
         </w:tc>
@@ -4556,22 +3218,7 @@
     </w:tbl>
     <w:p>
       <w:pPr>
-        <w:spacing w:after="100"/>
-      </w:pPr>
-      <w:r>
-        <w:rPr>
-          <w:i/>
-          <w:iCs/>
-          <w:color w:val="888888"/>
-          <w:sz w:val="18"/>
-          <w:szCs w:val="18"/>
-        </w:rPr>
-        <w:t>[Instrucción: Filas sugeridas para la tabla: Precio mensual, Self-hosted, Multi-tenant, Cobertura de features clave, Soporte en español, Integración con regulación local, etc.]</w:t>
-      </w:r>
-    </w:p>
-    <w:p>
-      <w:pPr>
-        <w:pStyle w:val="Heading2"/>
+        <w:pStyle w:val="Ttulo2"/>
       </w:pPr>
       <w:r>
         <w:t>5.2 Análisis honesto</w:t>
@@ -4592,16 +3239,12 @@
           <w:left w:w="10" w:type="dxa"/>
           <w:right w:w="10" w:type="dxa"/>
         </w:tblCellMar>
-        <w:tblLook w:val="04A0"/>
+        <w:tblLook w:val="04A0" w:firstRow="1" w:lastRow="0" w:firstColumn="1" w:lastColumn="0" w:noHBand="0" w:noVBand="1"/>
       </w:tblPr>
       <w:tblGrid>
         <w:gridCol w:w="9360"/>
       </w:tblGrid>
       <w:tr>
-        <w:tblPrEx>
-          <w:tblW w:w="9360" w:type="dxa"/>
-          <w:tblLook w:val="04A0"/>
-        </w:tblPrEx>
         <w:trPr>
           <w:trHeight w:val="2000"/>
         </w:trPr>
@@ -4624,71 +3267,32 @@
           </w:tcPr>
           <w:p>
             <w:r>
-              <w:t>Honestidad obligada por la rúbrica: PgPilot no es mejor que la competencia en todas las dimensiones.</w:t>
+              <w:lastRenderedPageBreak/>
+              <w:t>PgPilot NO es mejor en todo:</w:t>
             </w:r>
           </w:p>
           <w:p/>
           <w:p>
             <w:r>
-              <w:t>vs pganalyze</w:t>
-            </w:r>
-          </w:p>
-          <w:p>
-            <w:r>
-              <w:t>Mejor que nosotros en: telemetría histórica (retención hasta 100 días), integraciones maduras con cloud providers, 'What If?' con cientos de combinaciones, compliance enterprise comprobada en producción.</w:t>
-            </w:r>
-          </w:p>
-          <w:p>
-            <w:r>
-              <w:t>Nosotros mejores en: precio accesible para equipos pequeños, motor auditable (no ML opaco), sanitización por diseño, modo offline disponible en todos los tiers Enterprise, idioma y horario LATAM.</w:t>
+              <w:t xml:space="preserve">  · vs pganalyze — ellos: telemetría histórica 100 días, integraciones cloud maduras, 'What If?' en producción, compliance enterprise. Nosotros: precio accesible, motor auditable (no ML opaco), sanitización por diseño, idioma y horario LATAM.</w:t>
             </w:r>
           </w:p>
           <w:p/>
           <w:p>
             <w:r>
-              <w:t>vs EverSQL (Aiven)</w:t>
-            </w:r>
-          </w:p>
-          <w:p>
-            <w:r>
-              <w:t>Mejor que nosotros en: gratuito dentro del ecosistema Aiven, soporta también MySQL, base instalada amplia (+100K ingenieros, clientes como Amazon, Salesforce).</w:t>
-            </w:r>
-          </w:p>
-          <w:p>
-            <w:r>
-              <w:t>Nosotros mejores en: no requiere lock-in a Aiven, motor determinístico vs IA opaca, validación con sandbox explícita, catálogo público de detectores (transparencia vs caja negra).</w:t>
+              <w:t xml:space="preserve">  · vs EverSQL (Aiven) — ellos: gratis dentro de Aiven, soporta MySQL, +100K ingenieros instalados. Nosotros: sin lock-in, motor determinístico vs IA opaca, validación con sandbox, catálogo público.</w:t>
             </w:r>
           </w:p>
           <w:p/>
           <w:p>
             <w:r>
-              <w:t>vs DBtune</w:t>
-            </w:r>
-          </w:p>
-          <w:p>
-            <w:r>
-              <w:t>Mejor que nosotros en: tuning autónomo de parámetros (shared_buffers, work_mem, etc.), casos de estudio con 50-1000% mejora medida, integración profunda con RDS/Aurora.</w:t>
-            </w:r>
-          </w:p>
-          <w:p>
-            <w:r>
-              <w:t>Nosotros mejores en: no competimos en su área — DBtune tunea parámetros, PgPilot tunea queries e índices. Mensaje complementario, no sustituto.</w:t>
+              <w:t xml:space="preserve">  · vs DBtune — ellos: tuning autónomo de parámetros con 50-1000% mejora medida. NO competimos — DBtune tunea parámetros, PgPilot tunea queries; mensaje complementario.</w:t>
             </w:r>
           </w:p>
           <w:p/>
           <w:p>
             <w:r>
-              <w:t>vs pgMustard</w:t>
-            </w:r>
-          </w:p>
-          <w:p>
-            <w:r>
-              <w:t>Mejor que nosotros en: precio (~$8/mes vs $29 nuestro Pro), simplicidad extrema (paste-and-go), interfaz pulida.</w:t>
-            </w:r>
-          </w:p>
-          <w:p>
-            <w:r>
-              <w:t>Nosotros mejores en: workload analysis (no solo 1 plan a la vez), sandbox de validación, recomendaciones de índice con CREATE INDEX listo, modo offline, idioma español, catálogo abierto.</w:t>
+              <w:t xml:space="preserve">  · vs pgMustard — ellos: ~$8/mes vs $29 Pro, paste-and-go pulido. Nosotros: workload analysis, sandbox de validación, CREATE INDEX listo, modo offline, español.</w:t>
             </w:r>
           </w:p>
         </w:tc>
@@ -4696,25 +3300,10 @@
     </w:tbl>
     <w:p>
       <w:pPr>
-        <w:pStyle w:val="Heading2"/>
+        <w:pStyle w:val="Ttulo2"/>
       </w:pPr>
       <w:r>
         <w:t>5.3 Espacio en blanco</w:t>
-      </w:r>
-    </w:p>
-    <w:p>
-      <w:pPr>
-        <w:spacing w:after="100"/>
-      </w:pPr>
-      <w:r>
-        <w:rPr>
-          <w:i/>
-          <w:iCs/>
-          <w:color w:val="888888"/>
-          <w:sz w:val="18"/>
-          <w:szCs w:val="18"/>
-        </w:rPr>
-        <w:t>[Instrucción: Identifiquen claramente el nicho que ataca su producto que los competidores no atienden bien. Esto es su razón de existir.]</w:t>
       </w:r>
     </w:p>
     <w:tbl>
@@ -4732,16 +3321,12 @@
           <w:left w:w="10" w:type="dxa"/>
           <w:right w:w="10" w:type="dxa"/>
         </w:tblCellMar>
-        <w:tblLook w:val="04A0"/>
+        <w:tblLook w:val="04A0" w:firstRow="1" w:lastRow="0" w:firstColumn="1" w:lastColumn="0" w:noHBand="0" w:noVBand="1"/>
       </w:tblPr>
       <w:tblGrid>
         <w:gridCol w:w="9360"/>
       </w:tblGrid>
       <w:tr>
-        <w:tblPrEx>
-          <w:tblW w:w="9360" w:type="dxa"/>
-          <w:tblLook w:val="04A0"/>
-        </w:tblPrEx>
         <w:trPr>
           <w:trHeight w:val="1400"/>
         </w:trPr>
@@ -4764,19 +3349,19 @@
           </w:tcPr>
           <w:p>
             <w:r>
-              <w:t>Nuestro nicho: developers backend LATAM con Postgres en producción en empresas medianas (5-50 devs), en sectores con restricciones de privacidad reales (fintech, healthtech, govtech), que no pueden pagar pganalyze ni pueden mandar SQL con datos a ChatGPT.</w:t>
+              <w:t>Nuestro nicho: developers backend LATAM con Postgres en producción en empresas medianas (5-50 devs) en sectores regulados (fintech, healthtech, govtech), que no pueden pagar pganalyze ni mandar SQL con datos a ChatGPT.</w:t>
             </w:r>
           </w:p>
           <w:p/>
           <w:p>
             <w:r>
-              <w:t>Los competidores no atienden bien este nicho porque: pganalyze se diseñó para Production/Scale/Enterprise con presupuesto USD enterprise — bajar a $30/dev/mes erosionaría su economía de unidad. EverSQL depende del ecosistema Aiven, no aplica fuera. DBtune ataca un eje ortogonal (parámetros, no queries). pgMustard se especializa en paste-and-go individual, no en flujo de equipo con compliance. Ninguno tiene contenido, soporte ni network LATAM.</w:t>
+              <w:t>Por qué los competidores no atienden bien este nicho: pganalyze tiene economía de unidad enterprise que erosionaría bajando a $30/dev; EverSQL depende de Aiven (lock-in); DBtune ataca un eje ortogonal; pgMustard es paste-and-go individual sin workload ni compliance. Ninguno tiene contenido, soporte ni network LATAM.</w:t>
             </w:r>
           </w:p>
           <w:p/>
           <w:p>
             <w:r>
-              <w:t>Nosotros podemos servirlo bien porque: el equipo fundador está en LATAM, entiende el ciclo de procurement local, los stacks dominantes (Node + Postgres en fintech mexicana, Spring + Postgres en bancos brasileños), las restricciones cambiarias de cobrar en USD, y tiene acceso a las comunidades de devs regionales (PostgreSQL MX, Devs México, FrontendCafé). Eso no se replica con un Country Manager LATAM contratado desde fuera.</w:t>
+              <w:t>Por qué nosotros sí: equipo fundador LATAM con ciclo de procurement local, stacks dominantes (Node+Postgres fintech mexicana, Spring+Postgres bancos brasileños), restricciones cambiarias USD, y acceso a comunidades regionales (PostgreSQL MX, Devs México, FrontendCafé) — no se replica con un Country Manager contratado desde fuera.</w:t>
             </w:r>
           </w:p>
         </w:tc>
@@ -4784,7 +3369,7 @@
     </w:tbl>
     <w:p>
       <w:pPr>
-        <w:pStyle w:val="Heading1"/>
+        <w:pStyle w:val="Ttulo1"/>
       </w:pPr>
       <w:r>
         <w:t>6. Modelo de negocio</w:t>
@@ -4792,7 +3377,7 @@
     </w:p>
     <w:p>
       <w:pPr>
-        <w:pStyle w:val="Heading2"/>
+        <w:pStyle w:val="Ttulo2"/>
       </w:pPr>
       <w:r>
         <w:t>6.1 Tipo de modelo de revenue</w:t>
@@ -4800,7 +3385,7 @@
     </w:p>
     <w:p>
       <w:pPr>
-        <w:pStyle w:val="ListParagraph"/>
+        <w:pStyle w:val="Prrafodelista"/>
         <w:numPr>
           <w:ilvl w:val="0"/>
           <w:numId w:val="2"/>
@@ -4816,7 +3401,7 @@
     </w:p>
     <w:p>
       <w:pPr>
-        <w:pStyle w:val="ListParagraph"/>
+        <w:pStyle w:val="Prrafodelista"/>
         <w:numPr>
           <w:ilvl w:val="0"/>
           <w:numId w:val="2"/>
@@ -4832,7 +3417,7 @@
     </w:p>
     <w:p>
       <w:pPr>
-        <w:pStyle w:val="ListParagraph"/>
+        <w:pStyle w:val="Prrafodelista"/>
         <w:numPr>
           <w:ilvl w:val="0"/>
           <w:numId w:val="2"/>
@@ -4848,7 +3433,7 @@
     </w:p>
     <w:p>
       <w:pPr>
-        <w:pStyle w:val="ListParagraph"/>
+        <w:pStyle w:val="Prrafodelista"/>
         <w:numPr>
           <w:ilvl w:val="0"/>
           <w:numId w:val="2"/>
@@ -4864,7 +3449,7 @@
     </w:p>
     <w:p>
       <w:pPr>
-        <w:pStyle w:val="ListParagraph"/>
+        <w:pStyle w:val="Prrafodelista"/>
         <w:numPr>
           <w:ilvl w:val="0"/>
           <w:numId w:val="2"/>
@@ -4880,7 +3465,7 @@
     </w:p>
     <w:p>
       <w:pPr>
-        <w:pStyle w:val="ListParagraph"/>
+        <w:pStyle w:val="Prrafodelista"/>
         <w:numPr>
           <w:ilvl w:val="0"/>
           <w:numId w:val="2"/>
@@ -4896,7 +3481,7 @@
     </w:p>
     <w:p>
       <w:pPr>
-        <w:pStyle w:val="Heading2"/>
+        <w:pStyle w:val="Ttulo2"/>
       </w:pPr>
       <w:r>
         <w:t>6.2 Tiers de pricing</w:t>
@@ -4917,19 +3502,15 @@
           <w:left w:w="10" w:type="dxa"/>
           <w:right w:w="10" w:type="dxa"/>
         </w:tblCellMar>
-        <w:tblLook w:val="04A0"/>
+        <w:tblLook w:val="04A0" w:firstRow="1" w:lastRow="0" w:firstColumn="1" w:lastColumn="0" w:noHBand="0" w:noVBand="1"/>
       </w:tblPr>
       <w:tblGrid>
-        <w:gridCol w:w="1500"/>
-        <w:gridCol w:w="1500"/>
-        <w:gridCol w:w="2800"/>
-        <w:gridCol w:w="3560"/>
+        <w:gridCol w:w="1491"/>
+        <w:gridCol w:w="1638"/>
+        <w:gridCol w:w="2743"/>
+        <w:gridCol w:w="3488"/>
       </w:tblGrid>
       <w:tr>
-        <w:tblPrEx>
-          <w:tblW w:w="9360" w:type="dxa"/>
-          <w:tblLook w:val="04A0"/>
-        </w:tblPrEx>
         <w:trPr>
           <w:tblHeader/>
         </w:trPr>
@@ -4960,6 +3541,7 @@
                 <w:sz w:val="20"/>
                 <w:szCs w:val="20"/>
               </w:rPr>
+              <w:lastRenderedPageBreak/>
               <w:t>Tier</w:t>
             </w:r>
           </w:p>
@@ -5059,10 +3641,6 @@
         </w:tc>
       </w:tr>
       <w:tr>
-        <w:tblPrEx>
-          <w:tblW w:w="9360" w:type="dxa"/>
-          <w:tblLook w:val="04A0"/>
-        </w:tblPrEx>
         <w:trPr>
           <w:trHeight w:val="600"/>
         </w:trPr>
@@ -5160,10 +3738,6 @@
         </w:tc>
       </w:tr>
       <w:tr>
-        <w:tblPrEx>
-          <w:tblW w:w="9360" w:type="dxa"/>
-          <w:tblLook w:val="04A0"/>
-        </w:tblPrEx>
         <w:trPr>
           <w:trHeight w:val="600"/>
         </w:trPr>
@@ -5261,10 +3835,6 @@
         </w:tc>
       </w:tr>
       <w:tr>
-        <w:tblPrEx>
-          <w:tblW w:w="9360" w:type="dxa"/>
-          <w:tblLook w:val="04A0"/>
-        </w:tblPrEx>
         <w:trPr>
           <w:trHeight w:val="600"/>
         </w:trPr>
@@ -5362,10 +3932,6 @@
         </w:tc>
       </w:tr>
       <w:tr>
-        <w:tblPrEx>
-          <w:tblW w:w="9360" w:type="dxa"/>
-          <w:tblLook w:val="04A0"/>
-        </w:tblPrEx>
         <w:trPr>
           <w:trHeight w:val="600"/>
         </w:trPr>
@@ -5465,25 +4031,10 @@
     </w:tbl>
     <w:p>
       <w:pPr>
-        <w:pStyle w:val="Heading2"/>
+        <w:pStyle w:val="Ttulo2"/>
       </w:pPr>
       <w:r>
         <w:t>6.3 Justificación del precio</w:t>
-      </w:r>
-    </w:p>
-    <w:p>
-      <w:pPr>
-        <w:spacing w:after="100"/>
-      </w:pPr>
-      <w:r>
-        <w:rPr>
-          <w:i/>
-          <w:iCs/>
-          <w:color w:val="888888"/>
-          <w:sz w:val="18"/>
-          <w:szCs w:val="18"/>
-        </w:rPr>
-        <w:t>[Instrucción: ¿Por qué ese precio y no otro? Comparen con competidores. Si son más baratos, ¿por qué pueden serlo? Si son más caros, ¿qué dan a cambio?]</w:t>
       </w:r>
     </w:p>
     <w:tbl>
@@ -5501,16 +4052,12 @@
           <w:left w:w="10" w:type="dxa"/>
           <w:right w:w="10" w:type="dxa"/>
         </w:tblCellMar>
-        <w:tblLook w:val="04A0"/>
+        <w:tblLook w:val="04A0" w:firstRow="1" w:lastRow="0" w:firstColumn="1" w:lastColumn="0" w:noHBand="0" w:noVBand="1"/>
       </w:tblPr>
       <w:tblGrid>
         <w:gridCol w:w="9360"/>
       </w:tblGrid>
       <w:tr>
-        <w:tblPrEx>
-          <w:tblW w:w="9360" w:type="dxa"/>
-          <w:tblLook w:val="04A0"/>
-        </w:tblPrEx>
         <w:trPr>
           <w:trHeight w:val="1200"/>
         </w:trPr>
@@ -5557,7 +4104,11 @@
           <w:p/>
           <w:p>
             <w:r>
-              <w:t>Validación pendiente. Los precios no se han probado con paying customers. F6-F8 deben confirmar el rango aceptado por el ICP. Si la respuesta moda es 'no, $15', se reajusta Pro a $19 manteniendo Team y Enterprise.</w:t>
+              <w:t xml:space="preserve">Validación pendiente / hecha. Los precios no se han probado con paying customers (la prueba real es post-Demo Day). De las 3 entrevistas: Raúl (F8, tech lead fintech) validó explícitamente el rango — '200 dólares contra lo que me pagan por esas horas es nada, yo la compraría sin pensarlo' — y declaró autonomía de compra hasta $500/mes sin necesidad de CTO. Carlos (F6) y Jos (F7) no expresaron objeción al rango $50-200/BD. </w:t>
+            </w:r>
+            <w:r>
+              <w:lastRenderedPageBreak/>
+              <w:t>Conclusión: se mantiene Pro $29 y Team $49. El plan B '$19' queda como contingencia para casos sin autonomía de compra del dev.</w:t>
             </w:r>
           </w:p>
         </w:tc>
@@ -5565,112 +4116,16 @@
     </w:tbl>
     <w:p>
       <w:pPr>
-        <w:pStyle w:val="Heading1"/>
+        <w:pStyle w:val="Ttulo1"/>
       </w:pPr>
       <w:r>
+        <w:lastRenderedPageBreak/>
         <w:t>7. Tamaño de mercado</w:t>
       </w:r>
     </w:p>
-    <w:tbl>
-      <w:tblPr>
-        <w:tblW w:w="9360" w:type="dxa"/>
-        <w:tblBorders>
-          <w:top w:val="single" w:sz="4" w:space="0" w:color="auto"/>
-          <w:left w:val="single" w:sz="4" w:space="0" w:color="auto"/>
-          <w:bottom w:val="single" w:sz="4" w:space="0" w:color="auto"/>
-          <w:right w:val="single" w:sz="4" w:space="0" w:color="auto"/>
-          <w:insideH w:val="single" w:sz="4" w:space="0" w:color="auto"/>
-          <w:insideV w:val="single" w:sz="4" w:space="0" w:color="auto"/>
-        </w:tblBorders>
-        <w:tblCellMar>
-          <w:left w:w="10" w:type="dxa"/>
-          <w:right w:w="10" w:type="dxa"/>
-        </w:tblCellMar>
-        <w:tblLook w:val="04A0"/>
-      </w:tblPr>
-      <w:tblGrid>
-        <w:gridCol w:w="9360"/>
-      </w:tblGrid>
-      <w:tr>
-        <w:tblPrEx>
-          <w:tblW w:w="9360" w:type="dxa"/>
-          <w:tblLook w:val="04A0"/>
-        </w:tblPrEx>
-        <w:tc>
-          <w:tcPr>
-            <w:tcW w:w="9360" w:type="dxa"/>
-            <w:tcBorders>
-              <w:top w:val="single" w:sz="12" w:space="0" w:color="FF5900"/>
-              <w:left w:val="single" w:sz="4" w:space="0" w:color="FF5900"/>
-              <w:bottom w:val="single" w:sz="4" w:space="0" w:color="FF5900"/>
-              <w:right w:val="single" w:sz="4" w:space="0" w:color="FF5900"/>
-            </w:tcBorders>
-            <w:shd w:val="clear" w:color="auto" w:fill="FFE5D6"/>
-            <w:tcMar>
-              <w:top w:w="160" w:type="dxa"/>
-              <w:left w:w="200" w:type="dxa"/>
-              <w:bottom w:w="160" w:type="dxa"/>
-              <w:right w:w="200" w:type="dxa"/>
-            </w:tcMar>
-          </w:tcPr>
-          <w:p>
-            <w:pPr>
-              <w:spacing w:after="100"/>
-            </w:pPr>
-            <w:r>
-              <w:rPr>
-                <w:b/>
-                <w:bCs/>
-                <w:color w:val="FF5900"/>
-              </w:rPr>
-              <w:t>TAM / SAM / SOM</w:t>
-            </w:r>
-          </w:p>
-          <w:p>
-            <w:pPr>
-              <w:spacing w:after="60"/>
-            </w:pPr>
-            <w:r>
-              <w:rPr>
-                <w:color w:val="231F20"/>
-                <w:sz w:val="20"/>
-                <w:szCs w:val="20"/>
-              </w:rPr>
-              <w:t>TAM (Total Addressable Market): el universo total. Citen fuentes (Gartner, IDC, etc.).</w:t>
-            </w:r>
-          </w:p>
-          <w:p>
-            <w:pPr>
-              <w:spacing w:after="60"/>
-            </w:pPr>
-            <w:r>
-              <w:rPr>
-                <w:color w:val="231F20"/>
-                <w:sz w:val="20"/>
-                <w:szCs w:val="20"/>
-              </w:rPr>
-              <w:t>SAM (Serviceable Addressable Market): la porción que pueden atender realísticamente.</w:t>
-            </w:r>
-          </w:p>
-          <w:p>
-            <w:pPr>
-              <w:spacing w:after="60"/>
-            </w:pPr>
-            <w:r>
-              <w:rPr>
-                <w:color w:val="231F20"/>
-                <w:sz w:val="20"/>
-                <w:szCs w:val="20"/>
-              </w:rPr>
-              <w:t>SOM (Serviceable Obtainable Market): lo que realmente capturarían en 3-5 años.</w:t>
-            </w:r>
-          </w:p>
-        </w:tc>
-      </w:tr>
-    </w:tbl>
     <w:p>
       <w:pPr>
-        <w:pStyle w:val="Heading2"/>
+        <w:pStyle w:val="Ttulo2"/>
       </w:pPr>
       <w:r>
         <w:t>7.1 TAM</w:t>
@@ -5691,16 +4146,12 @@
           <w:left w:w="10" w:type="dxa"/>
           <w:right w:w="10" w:type="dxa"/>
         </w:tblCellMar>
-        <w:tblLook w:val="04A0"/>
+        <w:tblLook w:val="04A0" w:firstRow="1" w:lastRow="0" w:firstColumn="1" w:lastColumn="0" w:noHBand="0" w:noVBand="1"/>
       </w:tblPr>
       <w:tblGrid>
         <w:gridCol w:w="9360"/>
       </w:tblGrid>
       <w:tr>
-        <w:tblPrEx>
-          <w:tblW w:w="9360" w:type="dxa"/>
-          <w:tblLook w:val="04A0"/>
-        </w:tblPrEx>
         <w:trPr>
           <w:trHeight w:val="1000"/>
         </w:trPr>
@@ -5749,7 +4200,7 @@
     </w:tbl>
     <w:p>
       <w:pPr>
-        <w:pStyle w:val="Heading2"/>
+        <w:pStyle w:val="Ttulo2"/>
       </w:pPr>
       <w:r>
         <w:t>7.2 SAM</w:t>
@@ -5770,16 +4221,12 @@
           <w:left w:w="10" w:type="dxa"/>
           <w:right w:w="10" w:type="dxa"/>
         </w:tblCellMar>
-        <w:tblLook w:val="04A0"/>
+        <w:tblLook w:val="04A0" w:firstRow="1" w:lastRow="0" w:firstColumn="1" w:lastColumn="0" w:noHBand="0" w:noVBand="1"/>
       </w:tblPr>
       <w:tblGrid>
         <w:gridCol w:w="9360"/>
       </w:tblGrid>
       <w:tr>
-        <w:tblPrEx>
-          <w:tblW w:w="9360" w:type="dxa"/>
-          <w:tblLook w:val="04A0"/>
-        </w:tblPrEx>
         <w:trPr>
           <w:trHeight w:val="1000"/>
         </w:trPr>
@@ -5822,7 +4269,7 @@
     </w:tbl>
     <w:p>
       <w:pPr>
-        <w:pStyle w:val="Heading2"/>
+        <w:pStyle w:val="Ttulo2"/>
       </w:pPr>
       <w:r>
         <w:t>7.3 SOM</w:t>
@@ -5843,16 +4290,12 @@
           <w:left w:w="10" w:type="dxa"/>
           <w:right w:w="10" w:type="dxa"/>
         </w:tblCellMar>
-        <w:tblLook w:val="04A0"/>
+        <w:tblLook w:val="04A0" w:firstRow="1" w:lastRow="0" w:firstColumn="1" w:lastColumn="0" w:noHBand="0" w:noVBand="1"/>
       </w:tblPr>
       <w:tblGrid>
         <w:gridCol w:w="9360"/>
       </w:tblGrid>
       <w:tr>
-        <w:tblPrEx>
-          <w:tblW w:w="9360" w:type="dxa"/>
-          <w:tblLook w:val="04A0"/>
-        </w:tblPrEx>
         <w:trPr>
           <w:trHeight w:val="1200"/>
         </w:trPr>
@@ -5875,6 +4318,7 @@
           </w:tcPr>
           <w:p>
             <w:r>
+              <w:lastRenderedPageBreak/>
               <w:t>Definición a 4 años. Lo que PgPilot puede capturar entre mayo 2026 y mayo 2030, dado un equipo fundador pequeño y crecimiento por content + founder-led sales.</w:t>
             </w:r>
           </w:p>
@@ -5910,25 +4354,10 @@
     </w:tbl>
     <w:p>
       <w:pPr>
-        <w:pStyle w:val="Heading2"/>
+        <w:pStyle w:val="Ttulo2"/>
       </w:pPr>
       <w:r>
         <w:t>7.4 Tendencias relevantes</w:t>
-      </w:r>
-    </w:p>
-    <w:p>
-      <w:pPr>
-        <w:spacing w:after="100"/>
-      </w:pPr>
-      <w:r>
-        <w:rPr>
-          <w:i/>
-          <w:iCs/>
-          <w:color w:val="888888"/>
-          <w:sz w:val="18"/>
-          <w:szCs w:val="18"/>
-        </w:rPr>
-        <w:t>[Instrucción: Por qué este mercado es atractivo AHORA. ¿Qué tendencias lo favorecen? Ejemplos: crecimiento de Postgres en LATAM, regulaciones nuevas, adopción de IA, etc.]</w:t>
       </w:r>
     </w:p>
     <w:tbl>
@@ -5946,16 +4375,12 @@
           <w:left w:w="10" w:type="dxa"/>
           <w:right w:w="10" w:type="dxa"/>
         </w:tblCellMar>
-        <w:tblLook w:val="04A0"/>
+        <w:tblLook w:val="04A0" w:firstRow="1" w:lastRow="0" w:firstColumn="1" w:lastColumn="0" w:noHBand="0" w:noVBand="1"/>
       </w:tblPr>
       <w:tblGrid>
         <w:gridCol w:w="9360"/>
       </w:tblGrid>
       <w:tr>
-        <w:tblPrEx>
-          <w:tblW w:w="9360" w:type="dxa"/>
-          <w:tblLook w:val="04A0"/>
-        </w:tblPrEx>
         <w:trPr>
           <w:trHeight w:val="1200"/>
         </w:trPr>
@@ -5978,19 +4403,25 @@
           </w:tcPr>
           <w:p>
             <w:r>
-              <w:t>Tendencia 1 — Postgres ganando share aceleradamente. PostgreSQL adopción 55.6% entre developers en 2025 (Stack Overflow Survey 2025, citado por Percona y Yugabyte), creciendo desde 45% en 2022. Serverless Postgres market crece a CAGR 27.8% (Research and Markets 2026). Cada año hay más Postgres en producción y más superficie para optimizar.</w:t>
+              <w:t>Por qué el mercado es atractivo AHORA:</w:t>
             </w:r>
           </w:p>
           <w:p/>
           <w:p>
             <w:r>
-              <w:t>Tendencia 2 — Presión de costos cloud. AWS RDS, Aurora y equivalentes incrementaron precio en 2024-2025. Las empresas LATAM con presupuesto en pesos sufren por tipo de cambio. Optimizar queries para reducir CPU/IOPS pasa de 'nice to have' a 'necesario para defender el margen'.</w:t>
+              <w:t xml:space="preserve">  · Postgres ganando share aceleradamente — 55.6% adopción developer 2025 (Stack Overflow), desde 45% en 2022. Serverless Postgres CAGR 27.8%.</w:t>
             </w:r>
           </w:p>
           <w:p/>
           <w:p>
             <w:r>
-              <w:t>Tendencia 3 — Regulación de datos endureciéndose en LATAM. LGPD en Brasil (vigente desde 2020 con multas crecientes), LFPDPPP en México con propuesta de actualización 2026, equivalentes en Colombia y Argentina. La regla 'no mandes data sensible a un LLM externo sin sanitización' pasa de buena práctica a obligación legal. Herramientas que sanitizan por diseño tienen ventaja estructural.</w:t>
+              <w:t xml:space="preserve">  · Presión de costos cloud — AWS RDS / Aurora subieron precio 2024-2025; empresas LATAM con presupuesto en pesos optimizan para defender margen.</w:t>
+            </w:r>
+          </w:p>
+          <w:p/>
+          <w:p>
+            <w:r>
+              <w:t xml:space="preserve">  · Regulación de datos endureciéndose — LGPD Brasil, LFPDPPP México (actualización 2026), Colombia, Argentina. Sanitizar por diseño pasa de buena práctica a obligación legal.</w:t>
             </w:r>
           </w:p>
         </w:tc>
@@ -5998,7 +4429,7 @@
     </w:tbl>
     <w:p>
       <w:pPr>
-        <w:pStyle w:val="Heading1"/>
+        <w:pStyle w:val="Ttulo1"/>
       </w:pPr>
       <w:r>
         <w:t>8. Go-to-market</w:t>
@@ -6006,25 +4437,10 @@
     </w:p>
     <w:p>
       <w:pPr>
-        <w:pStyle w:val="Heading2"/>
+        <w:pStyle w:val="Ttulo2"/>
       </w:pPr>
       <w:r>
         <w:t>8.1 Primeros 10 clientes</w:t>
-      </w:r>
-    </w:p>
-    <w:p>
-      <w:pPr>
-        <w:spacing w:after="100"/>
-      </w:pPr>
-      <w:r>
-        <w:rPr>
-          <w:i/>
-          <w:iCs/>
-          <w:color w:val="888888"/>
-          <w:sz w:val="18"/>
-          <w:szCs w:val="18"/>
-        </w:rPr>
-        <w:t>[Instrucción: Plan concreto y específico. NO "marketing en redes sociales". Ejemplos válidos: "Asistir a evento X de fintechs", "Publicar artículo técnico Y", "Contactar contactos personales del sector Z".]</w:t>
       </w:r>
     </w:p>
     <w:tbl>
@@ -6042,16 +4458,12 @@
           <w:left w:w="10" w:type="dxa"/>
           <w:right w:w="10" w:type="dxa"/>
         </w:tblCellMar>
-        <w:tblLook w:val="04A0"/>
+        <w:tblLook w:val="04A0" w:firstRow="1" w:lastRow="0" w:firstColumn="1" w:lastColumn="0" w:noHBand="0" w:noVBand="1"/>
       </w:tblPr>
       <w:tblGrid>
         <w:gridCol w:w="9360"/>
       </w:tblGrid>
       <w:tr>
-        <w:tblPrEx>
-          <w:tblW w:w="9360" w:type="dxa"/>
-          <w:tblLook w:val="04A0"/>
-        </w:tblPrEx>
         <w:trPr>
           <w:trHeight w:val="2000"/>
         </w:trPr>
@@ -6106,6 +4518,7 @@
           </w:p>
           <w:p>
             <w:r>
+              <w:lastRenderedPageBreak/>
               <w:t>Mes 7-9: Finnosummit MX / Fintech Week (fintech LATAM, encaje fuerte por privacidad). Sponsor + demos + 1 charla intentada. Objetivo acumulado: 5-7 clientes.</w:t>
             </w:r>
           </w:p>
@@ -6137,9 +4550,10 @@
     </w:tbl>
     <w:p>
       <w:pPr>
-        <w:pStyle w:val="Heading2"/>
+        <w:pStyle w:val="Ttulo2"/>
       </w:pPr>
       <w:r>
+        <w:lastRenderedPageBreak/>
         <w:t>8.2 Estrategia de growth (después de los 10)</w:t>
       </w:r>
     </w:p>
@@ -6158,16 +4572,12 @@
           <w:left w:w="10" w:type="dxa"/>
           <w:right w:w="10" w:type="dxa"/>
         </w:tblCellMar>
-        <w:tblLook w:val="04A0"/>
+        <w:tblLook w:val="04A0" w:firstRow="1" w:lastRow="0" w:firstColumn="1" w:lastColumn="0" w:noHBand="0" w:noVBand="1"/>
       </w:tblPr>
       <w:tblGrid>
         <w:gridCol w:w="9360"/>
       </w:tblGrid>
       <w:tr>
-        <w:tblPrEx>
-          <w:tblW w:w="9360" w:type="dxa"/>
-          <w:tblLook w:val="04A0"/>
-        </w:tblPrEx>
         <w:trPr>
           <w:trHeight w:val="1400"/>
         </w:trPr>
@@ -6190,37 +4600,13 @@
           </w:tcPr>
           <w:p>
             <w:r>
-              <w:t>Una vez con 10 clientes y ~$80 K ARR (cierre mes 12, ~mayo 2027):</w:t>
+              <w:t>Con 10 clientes y ~$80 K ARR (cierre mes 12): (1) inbound dominante (catálogo SEO + casos de estudio + referidos); (2) primer hire AE LATAM mes 13 con quota $200 K ARR, salario $25-30 K + comisión; (3) partner program con consultoras LATAM (margen 25%); (4) expansión a España (mismo idioma, NO US todavía — competiría con pganalyze).</w:t>
             </w:r>
           </w:p>
           <w:p/>
           <w:p>
             <w:r>
-              <w:t>Canal 1 — Inbound dominante. El catálogo de patterns acumula tráfico orgánico, los casos de estudio empiezan a citarse, y los primeros clientes refieren a colegas (referral rewards documentados).</w:t>
-            </w:r>
-          </w:p>
-          <w:p/>
-          <w:p>
-            <w:r>
-              <w:t>Canal 2 — Primer hire AE LATAM. Account Executive con quota $200 K ARR año, salario base $25-30 K USD + comisión, comenzando mes 13. Rol: ejecutar outbound a las cuentas que aparecen en el funnel inbound pero no convierten solas.</w:t>
-            </w:r>
-          </w:p>
-          <w:p/>
-          <w:p>
-            <w:r>
-              <w:t>Canal 3 — Partner program. Consultoras LATAM (estilo Stormatics) revenden PgPilot con margen 25% a sus clientes Postgres. Ataca el segmento que prefiere comprar a través de un proveedor local conocido.</w:t>
-            </w:r>
-          </w:p>
-          <w:p/>
-          <w:p>
-            <w:r>
-              <w:t>Canal 4 — Expansión geográfica selectiva. España (mismo idioma, ICP similar tech lead fintech). NO US todavía (compite frontalmente con pganalyze, mejor esperar al año 3).</w:t>
-            </w:r>
-          </w:p>
-          <w:p/>
-          <w:p>
-            <w:r>
-              <w:t>Meta año 2: 50 clientes, $350 K USD ARR. Eso alimenta el plan year-by-year esbozado en mercado.md §4 que llega a SOM medio de $850 K USD ARR en año 4.</w:t>
+              <w:t>Meta año 2: 50 clientes, $350 K ARR → SOM medio $850 K en año 4.</w:t>
             </w:r>
           </w:p>
         </w:tc>
@@ -6228,207 +4614,18 @@
     </w:tbl>
     <w:p>
       <w:pPr>
-        <w:pStyle w:val="Heading1"/>
+        <w:pStyle w:val="Ttulo1"/>
       </w:pPr>
       <w:r>
         <w:t>9. Diferenciador defendible</w:t>
       </w:r>
     </w:p>
-    <w:tbl>
-      <w:tblPr>
-        <w:tblW w:w="9360" w:type="dxa"/>
-        <w:tblInd w:w="-4" w:type="dxa"/>
-        <w:tblBorders>
-          <w:top w:val="single" w:sz="4" w:space="0" w:color="auto"/>
-          <w:left w:val="single" w:sz="4" w:space="0" w:color="auto"/>
-          <w:bottom w:val="single" w:sz="4" w:space="0" w:color="auto"/>
-          <w:right w:val="single" w:sz="4" w:space="0" w:color="auto"/>
-          <w:insideH w:val="single" w:sz="4" w:space="0" w:color="auto"/>
-          <w:insideV w:val="single" w:sz="4" w:space="0" w:color="auto"/>
-        </w:tblBorders>
-        <w:tblCellMar>
-          <w:left w:w="10" w:type="dxa"/>
-          <w:right w:w="10" w:type="dxa"/>
-        </w:tblCellMar>
-        <w:tblLook w:val="04A0"/>
-      </w:tblPr>
-      <w:tblGrid>
-        <w:gridCol w:w="9360"/>
-      </w:tblGrid>
-      <w:tr>
-        <w:tblPrEx>
-          <w:tblW w:w="9360" w:type="dxa"/>
-          <w:tblInd w:w="-4" w:type="dxa"/>
-          <w:tblLook w:val="04A0"/>
-        </w:tblPrEx>
-        <w:tc>
-          <w:tcPr>
-            <w:tcW w:w="9360" w:type="dxa"/>
-            <w:tcBorders>
-              <w:top w:val="single" w:sz="12" w:space="0" w:color="FF5900"/>
-              <w:left w:val="single" w:sz="4" w:space="0" w:color="FF5900"/>
-              <w:bottom w:val="single" w:sz="4" w:space="0" w:color="FF5900"/>
-              <w:right w:val="single" w:sz="4" w:space="0" w:color="FF5900"/>
-            </w:tcBorders>
-            <w:shd w:val="clear" w:color="auto" w:fill="FFE5D6"/>
-            <w:tcMar>
-              <w:top w:w="160" w:type="dxa"/>
-              <w:left w:w="200" w:type="dxa"/>
-              <w:bottom w:w="160" w:type="dxa"/>
-              <w:right w:w="200" w:type="dxa"/>
-            </w:tcMar>
-          </w:tcPr>
-          <w:p>
-            <w:pPr>
-              <w:spacing w:after="100"/>
-            </w:pPr>
-            <w:r>
-              <w:rPr>
-                <w:b/>
-                <w:bCs/>
-                <w:color w:val="FF5900"/>
-              </w:rPr>
-              <w:t>La pregunta de oro</w:t>
-            </w:r>
-          </w:p>
-          <w:p>
-            <w:pPr>
-              <w:spacing w:after="60"/>
-            </w:pPr>
-            <w:r>
-              <w:rPr>
-                <w:color w:val="231F20"/>
-                <w:sz w:val="20"/>
-                <w:szCs w:val="20"/>
-              </w:rPr>
-              <w:t>Si el competidor más fuerte les copia el feature mañana, ¿por qué los clientes seguirían con ustedes?</w:t>
-            </w:r>
-          </w:p>
-          <w:p>
-            <w:pPr>
-              <w:spacing w:after="60"/>
-            </w:pPr>
-            <w:r>
-              <w:rPr>
-                <w:color w:val="231F20"/>
-                <w:sz w:val="20"/>
-                <w:szCs w:val="20"/>
-              </w:rPr>
-              <w:t>Si la respuesta es "somos más baratos", están en problemas: te copian el precio.</w:t>
-            </w:r>
-          </w:p>
-          <w:p>
-            <w:pPr>
-              <w:spacing w:after="60"/>
-            </w:pPr>
-            <w:r>
-              <w:rPr>
-                <w:color w:val="231F20"/>
-                <w:sz w:val="20"/>
-                <w:szCs w:val="20"/>
-              </w:rPr>
-              <w:t>Diferenciadores defendibles: regulación local, vertical específico, distribución única, modelo distinto.</w:t>
-            </w:r>
-          </w:p>
-        </w:tc>
-      </w:tr>
-      <w:tr>
-        <w:tblPrEx>
-          <w:tblW w:w="9360" w:type="dxa"/>
-          <w:tblInd w:w="-4" w:type="dxa"/>
-          <w:tblLook w:val="04A0"/>
-        </w:tblPrEx>
-        <w:trPr>
-          <w:trHeight w:val="1600"/>
-        </w:trPr>
-        <w:tc>
-          <w:tcPr>
-            <w:tcW w:w="9360" w:type="dxa"/>
-            <w:tcBorders>
-              <w:top w:val="single" w:sz="1" w:space="0" w:color="E5C100"/>
-              <w:left w:val="single" w:sz="1" w:space="0" w:color="E5C100"/>
-              <w:bottom w:val="single" w:sz="1" w:space="0" w:color="E5C100"/>
-              <w:right w:val="single" w:sz="1" w:space="0" w:color="E5C100"/>
-            </w:tcBorders>
-            <w:shd w:val="clear" w:color="auto" w:fill="FFF8E7"/>
-            <w:tcMar>
-              <w:top w:w="140" w:type="dxa"/>
-              <w:left w:w="200" w:type="dxa"/>
-              <w:bottom w:w="140" w:type="dxa"/>
-              <w:right w:w="200" w:type="dxa"/>
-            </w:tcMar>
-          </w:tcPr>
-          <w:p>
-            <w:r>
-              <w:t>Nuestro diferenciador es: la integridad arquitectónica de cuatro defensores combinados, no una pieza individual. El competidor verdadero no es pganalyze, es ChatGPT genérico gratis — esa es la baseline real del developer.</w:t>
-            </w:r>
-          </w:p>
-          <w:p/>
-          <w:p>
-            <w:r>
-              <w:t>Defensor 1 — Motor determinístico que decide, LLM que solo explica. Las decisiones de detección viven en código Python testeable (/motor/detectors/). El LLM se invoca después de que el motor ya decidió, y solo para prosa pedagógica. Si el LLM contradice al motor, gana el motor (regla R1 del proyecto, codificada en RULES.md).</w:t>
-            </w:r>
-          </w:p>
-          <w:p/>
-          <w:p>
-            <w:r>
-              <w:t>Defensor 2 — Sanitización fuerte de literales antes del LLM. ia/sanitizer.py reemplaza strings, números, fechas, UUIDs y emails con placeholders antes de cualquier llamada al LLM. Tests B11 verifican con grep que ningún dato sensible aparece en el output.</w:t>
-            </w:r>
-          </w:p>
-          <w:p/>
-          <w:p>
-            <w:r>
-              <w:t>Defensor 3 — Validación en sandbox efímero antes de mostrar. Cada recomendación pasa por un segundo Postgres efímero donde se aplica el CREATE INDEX y se compara EXPLAIN antes/después. Si el planner no usa el índice o el costo no baja, la recomendación se descarta. R6 prohíbe copiar datos: el sandbox monta schema con stats falseadas.</w:t>
-            </w:r>
-          </w:p>
-          <w:p/>
-          <w:p>
-            <w:r>
-              <w:t>Defensor 4 — Modo offline / bundle JSON. El módulo /conector opera contra un bundle JSON exportado por el cliente sin conexión a la BD productiva. Nunca tocamos su BD en ese modo.</w:t>
-            </w:r>
-          </w:p>
-          <w:p/>
-          <w:p>
-            <w:r>
-              <w:t>Defensor comercial transversal — Foco LATAM. Idioma español, horario hábil LATAM, founders entienden procurement mexicano y stacks dominantes, network en comunidades LATAM (Postgres MX, Devs México, FrontendCafé).</w:t>
-            </w:r>
-          </w:p>
-          <w:p/>
-          <w:p>
-            <w:r>
-              <w:t>Es defendible en el tiempo porque: replicar una pieza es fácil; replicar el sistema entero exige rehacer el producto del competidor. Cada defensor restringe el diseño de los otros: sanitización fuerte empuja al motor determinístico; motor determinístico empuja al sandbox; sandbox sin copiar datos empuja al modo offline. Un competidor establecido prefiere no romper su producto que ya funciona. El defensor LATAM se erosiona si pganalyze contrata Country Manager LATAM en 2027, pero entonces la defensa baja a los cuatro arquitectónicos — que son los que se diseñaron para resistir esa presión.</w:t>
-            </w:r>
-          </w:p>
-          <w:p/>
-          <w:p>
-            <w:r>
-              <w:t>Ejemplos concretos de cómo se manifiesta: (1) un dev en una fintech mexicana que no puede pegar query con datos reales a ChatGPT, lo pega a PgPilot tras ver que el sanitizer es código auditable. (2) Un tech lead en healthtech brasileña que rechaza pganalyze porque no aprueban SaaS extranjero con credenciales — usa modo offline con bundle JSON. (3) Un dev junior que recibe una recomendación de PgPilot, ve el comparativo before/after del plan EXPLAIN, y aplica el CREATE INDEX con confianza porque sabe que ya fue validado en sandbox.</w:t>
-            </w:r>
-          </w:p>
-        </w:tc>
-      </w:tr>
-    </w:tbl>
     <w:p>
       <w:pPr>
-        <w:pStyle w:val="Heading1"/>
+        <w:pStyle w:val="Ttulo1"/>
       </w:pPr>
       <w:r>
         <w:t>10. Por qué nuestro equipo</w:t>
-      </w:r>
-    </w:p>
-    <w:p>
-      <w:pPr>
-        <w:spacing w:after="100"/>
-      </w:pPr>
-      <w:r>
-        <w:rPr>
-          <w:i/>
-          <w:iCs/>
-          <w:color w:val="888888"/>
-          <w:sz w:val="18"/>
-          <w:szCs w:val="18"/>
-        </w:rPr>
-        <w:t>[Instrucción: ¿Qué hace que su equipo de 5 sea el adecuado para construir esto? Mencionen experiencia relevante, pasiones, conocimiento del sector, etc. Es el factor humano del pitch.]</w:t>
       </w:r>
     </w:p>
     <w:tbl>
@@ -6446,16 +4643,12 @@
           <w:left w:w="10" w:type="dxa"/>
           <w:right w:w="10" w:type="dxa"/>
         </w:tblCellMar>
-        <w:tblLook w:val="04A0"/>
+        <w:tblLook w:val="04A0" w:firstRow="1" w:lastRow="0" w:firstColumn="1" w:lastColumn="0" w:noHBand="0" w:noVBand="1"/>
       </w:tblPr>
       <w:tblGrid>
         <w:gridCol w:w="9360"/>
       </w:tblGrid>
       <w:tr>
-        <w:tblPrEx>
-          <w:tblW w:w="9360" w:type="dxa"/>
-          <w:tblLook w:val="04A0"/>
-        </w:tblPrEx>
         <w:trPr>
           <w:trHeight w:val="1400"/>
         </w:trPr>
@@ -6478,60 +4671,29 @@
           </w:tcPr>
           <w:p>
             <w:r>
-              <w:t>[PENDIENTE: COMPLETAR DATOS DEL EQUIPO — 5 nombres, matrículas, áreas de trabajo y experiencia relevante.]</w:t>
+              <w:t>[PENDIENTE: COMPLETAR DATOS DEL EQUIPO con nombres, matrículas, áreas de trabajo y experiencia relevante de los 5 miembros antes de la entrega final.]</w:t>
             </w:r>
           </w:p>
           <w:p/>
           <w:p>
             <w:r>
-              <w:t>Equipo de 5 estudiantes de Ingeniería en Sistemas Computacionales, Universidad Anáhuac Querétaro, semestre 6, materia SIS2404 — Bases de Datos Avanzadas. Construimos PgPilot durante un semestre con metodología disciplinada: motor determinístico revisado por humanos, capa de IA encapsulada con guardrails (sanitización + cross-validation + fallback a plantillas), decisiones de arquitectura tomadas por el equipo con bitácora de decisiones versionada en docs/decisiones.md y PROGRESS.md.</w:t>
+              <w:t>Equipo de 5 estudiantes de Ingeniería en Sistemas Computacionales, Universidad Anáhuac Querétaro, semestre 6, materia SIS2404 — Bases de Datos Avanzadas. Construimos PgPilot un semestre con motor determinístico revisado por humanos, capa de IA encapsulada con guardrails (sanitización + cross-validation + fallback a plantillas), y bitácora versionada en docs/decisiones.md y PROGRESS.md.</w:t>
             </w:r>
           </w:p>
           <w:p/>
           <w:p>
             <w:r>
-              <w:t>Reparto técnico real (basado en autores de commits en git shortlog; áreas a confirmar con nombres):</w:t>
-            </w:r>
-          </w:p>
-          <w:p>
-            <w:r>
-              <w:t>Backend + orquestador (endpoint /analyze, aislamiento de errores).</w:t>
-            </w:r>
-          </w:p>
-          <w:p>
-            <w:r>
-              <w:t>Motor determinístico (parser EXPLAIN, 19 detectores, recomendador).</w:t>
-            </w:r>
-          </w:p>
-          <w:p>
-            <w:r>
-              <w:t>Capa de IA (sanitizador, prompt al LLM, validación cruzada).</w:t>
-            </w:r>
-          </w:p>
-          <w:p>
-            <w:r>
-              <w:t>Conector + sandbox (modo offline, validación de recomendaciones).</w:t>
-            </w:r>
-          </w:p>
-          <w:p>
-            <w:r>
-              <w:t>Frontend (editor Monaco, tarjetas, comparativo before/after).</w:t>
-            </w:r>
-          </w:p>
-          <w:p>
-            <w:r>
-              <w:t>Workload + tests (parser pg_stat_statements, suite de coverage).</w:t>
-            </w:r>
-          </w:p>
-          <w:p>
-            <w:r>
-              <w:t>Documentación + negocio (docs/, business/, plantillas de entrega).</w:t>
+              <w:t>Reparto técnico (basado en git shortlog -sn, nombres a confirmar): Backend + orquestador · Motor determinístico · Capa de IA · Conector + sandbox · Frontend · Workload + tests · Documentación + negocio.</w:t>
             </w:r>
           </w:p>
           <w:p/>
           <w:p>
             <w:r>
-              <w:t>Por qué este equipo es el adecuado para resolver este problema: (1) Conocemos el mercado — somos developers LATAM en formación, con prácticas o trabajo en empresas mexicanas que ya usan Postgres. El user persona del documento no es abstracto, es una versión adulta de nosotros mismos. (2) Disciplina arquitectónica demostrada — la regla #1 del proyecto ('motor decide, LLM explica, sandbox valida') no es una slide de pitch, está codificada en RULES.md y verificada en tests automatizados. (3) Honestidad declarada — este documento marca explícitamente qué insumos están pendientes (entrevistas) y qué hipótesis quedan por validar. No vendemos certezas que no tenemos. (4) Bitácora versionada — cada decisión técnica, cada cambio de scope, cada bloqueo está en PROGRESS.md (3,000+ líneas al cierre del semestre). Eso es trazabilidad que ningún equipo improvisa el último mes.</w:t>
+              <w:t xml:space="preserve">Por qué este equipo es el adecuado: (1) conocemos el mercado — developers LATAM en formación; el persona Andrés es una versión adulta de nosotros; (2) disciplina arquitectónica demostrada — la regla R1 ('motor decide, LLM explica, sandbox valida') está codificada en RULES.md y verificada en tests automatizados; (3) honestidad declarada — el documento marca hipótesis abiertas tras las 3 entrevistas (modo offline sin LLM no </w:t>
+            </w:r>
+            <w:r>
+              <w:lastRenderedPageBreak/>
+              <w:t>preguntado, validación comercial pendiente); (4) bitácora versionada — 3,000+ líneas de PROGRESS.md, trazabilidad que no se improvisa.</w:t>
             </w:r>
           </w:p>
         </w:tc>
@@ -6539,25 +4701,11 @@
     </w:tbl>
     <w:p>
       <w:pPr>
-        <w:pStyle w:val="Heading1"/>
+        <w:pStyle w:val="Ttulo1"/>
       </w:pPr>
       <w:r>
+        <w:lastRenderedPageBreak/>
         <w:t>11. Roadmap a 12 meses</w:t>
-      </w:r>
-    </w:p>
-    <w:p>
-      <w:pPr>
-        <w:spacing w:after="100"/>
-      </w:pPr>
-      <w:r>
-        <w:rPr>
-          <w:i/>
-          <w:iCs/>
-          <w:color w:val="888888"/>
-          <w:sz w:val="18"/>
-          <w:szCs w:val="18"/>
-        </w:rPr>
-        <w:t>[Instrucción: Qué construirían si tuvieran un año más. Diferenciar entre features de producto, hitos de negocio (clientes, revenue), y operativos (contrataciones).]</w:t>
       </w:r>
     </w:p>
     <w:tbl>
@@ -6575,7 +4723,7 @@
           <w:left w:w="10" w:type="dxa"/>
           <w:right w:w="10" w:type="dxa"/>
         </w:tblCellMar>
-        <w:tblLook w:val="04A0"/>
+        <w:tblLook w:val="04A0" w:firstRow="1" w:lastRow="0" w:firstColumn="1" w:lastColumn="0" w:noHBand="0" w:noVBand="1"/>
       </w:tblPr>
       <w:tblGrid>
         <w:gridCol w:w="1500"/>
@@ -6584,10 +4732,6 @@
         <w:gridCol w:w="1960"/>
       </w:tblGrid>
       <w:tr>
-        <w:tblPrEx>
-          <w:tblW w:w="9360" w:type="dxa"/>
-          <w:tblLook w:val="04A0"/>
-        </w:tblPrEx>
         <w:trPr>
           <w:tblHeader/>
         </w:trPr>
@@ -6717,10 +4861,6 @@
         </w:tc>
       </w:tr>
       <w:tr>
-        <w:tblPrEx>
-          <w:tblW w:w="9360" w:type="dxa"/>
-          <w:tblLook w:val="04A0"/>
-        </w:tblPrEx>
         <w:trPr>
           <w:trHeight w:val="600"/>
         </w:trPr>
@@ -6766,7 +4906,7 @@
           </w:tcPr>
           <w:p>
             <w:r>
-              <w:t>Cerrar huecos cubiertos por F6-F8 con feedback de entrevistas. Cobertura AppDB v2. CI/CD con GitHub Actions. Landing con Stripe + Cal.com.</w:t>
+              <w:t>GitHub Action CI + monitor de degradación (paso 1) + cobertura AppDB v2 + landing con Stripe/Cal.</w:t>
             </w:r>
           </w:p>
         </w:tc>
@@ -6789,7 +4929,7 @@
           </w:tcPr>
           <w:p>
             <w:r>
-              <w:t>Show HN + 15 artículos Dev.to. 50 outreach personalizados LATAM. Primer pilot 90 días firmado.</w:t>
+              <w:t>Show HN + 15 artículos Dev.to + 50 outreach LATAM. Primer pilot 90 días firmado.</w:t>
             </w:r>
           </w:p>
         </w:tc>
@@ -6812,16 +4952,12 @@
           </w:tcPr>
           <w:p>
             <w:r>
-              <w:t>Setup operativo (LLC o equivalente, dominio, infra cloud staging). Estructura legal del equipo.</w:t>
+              <w:t>Setup operativo (LLC, dominio, staging). Estructura legal.</w:t>
             </w:r>
           </w:p>
         </w:tc>
       </w:tr>
       <w:tr>
-        <w:tblPrEx>
-          <w:tblW w:w="9360" w:type="dxa"/>
-          <w:tblLook w:val="04A0"/>
-        </w:tblPrEx>
         <w:trPr>
           <w:trHeight w:val="600"/>
         </w:trPr>
@@ -6867,7 +5003,7 @@
           </w:tcPr>
           <w:p>
             <w:r>
-              <w:t>Features Team que pidan los pilotos (SSO Google/GitHub OAuth, RBAC básico, panel de equipo). Detectores extra basados en patterns no cubiertos en v1. Workload export a Notion/Linear.</w:t>
+              <w:t>SSO básico + RBAC + detectores extra + workload export.</w:t>
             </w:r>
           </w:p>
         </w:tc>
@@ -6890,7 +5026,7 @@
           </w:tcPr>
           <w:p>
             <w:r>
-              <w:t>Nerdearla 2026 (sponsor + demos). 3-5 pilotos activos. Primer cliente pagando.</w:t>
+              <w:t>Nerdearla 2026 sponsor. 3-5 pilotos activos, primer cliente pagando.</w:t>
             </w:r>
           </w:p>
         </w:tc>
@@ -6913,16 +5049,12 @@
           </w:tcPr>
           <w:p>
             <w:r>
-              <w:t>Decisión: continuar como producto comercial o cerrar como proyecto académico. Si continúa: estructura formal de equipo.</w:t>
+              <w:t>Decisión: continuar comercial o cerrar académico.</w:t>
             </w:r>
           </w:p>
         </w:tc>
       </w:tr>
       <w:tr>
-        <w:tblPrEx>
-          <w:tblW w:w="9360" w:type="dxa"/>
-          <w:tblLook w:val="04A0"/>
-        </w:tblPrEx>
         <w:trPr>
           <w:trHeight w:val="600"/>
         </w:trPr>
@@ -6968,7 +5100,7 @@
           </w:tcPr>
           <w:p>
             <w:r>
-              <w:t>Modo offline production-ready. SAML/SSO empresarial. Audit logs. Detectores custom (Enterprise). Caché agresiva de LLM para reducir costo variable.</w:t>
+              <w:t>Modo offline production-ready, SAML, audit logs, detectores custom Enterprise.</w:t>
             </w:r>
           </w:p>
         </w:tc>
@@ -6991,7 +5123,7 @@
           </w:tcPr>
           <w:p>
             <w:r>
-              <w:t>Finnosummit / Fintech Week MX (sponsor + demos). Primer Enterprise iniciado. Caso de estudio con primer cliente.</w:t>
+              <w:t>Finnosummit / Fintech Week MX. Primer Enterprise + caso de estudio público.</w:t>
             </w:r>
           </w:p>
         </w:tc>
@@ -7014,16 +5146,12 @@
           </w:tcPr>
           <w:p>
             <w:r>
-              <w:t>Primer hire AE LATAM (Q3 tardío si pipeline lo justifica).</w:t>
+              <w:t>Primer hire AE LATAM si pipeline lo justifica.</w:t>
             </w:r>
           </w:p>
         </w:tc>
       </w:tr>
       <w:tr>
-        <w:tblPrEx>
-          <w:tblW w:w="9360" w:type="dxa"/>
-          <w:tblLook w:val="04A0"/>
-        </w:tblPrEx>
         <w:trPr>
           <w:trHeight w:val="600"/>
         </w:trPr>
@@ -7069,7 +5197,7 @@
           </w:tcPr>
           <w:p>
             <w:r>
-              <w:t>Postgres 17/18 compatibility verificada. Tests de coverage &gt;70%. Stack de monitoreo interno (Datadog o equivalente).</w:t>
+              <w:t>PG 17/18 compat verificada. Coverage &gt;70%.</w:t>
             </w:r>
           </w:p>
         </w:tc>
@@ -7092,7 +5220,7 @@
           </w:tcPr>
           <w:p>
             <w:r>
-              <w:t>Cierre Q4 con 10 clientes pagando, $60-100 K USD ARR. Caso de estudio público publicado.</w:t>
+              <w:t>Cierre con 10 clientes pagando, $60-100 K USD ARR.</w:t>
             </w:r>
           </w:p>
         </w:tc>
@@ -7115,7 +5243,7 @@
           </w:tcPr>
           <w:p>
             <w:r>
-              <w:t>AE LATAM operando con quota. Founders dedicados a producto + Enterprise.</w:t>
+              <w:t>AE LATAM operando con quota.</w:t>
             </w:r>
           </w:p>
         </w:tc>
@@ -7123,25 +5251,10 @@
     </w:tbl>
     <w:p>
       <w:pPr>
-        <w:pStyle w:val="Heading1"/>
+        <w:pStyle w:val="Ttulo1"/>
       </w:pPr>
       <w:r>
         <w:t>12. Ask</w:t>
-      </w:r>
-    </w:p>
-    <w:p>
-      <w:pPr>
-        <w:spacing w:after="100"/>
-      </w:pPr>
-      <w:r>
-        <w:rPr>
-          <w:i/>
-          <w:iCs/>
-          <w:color w:val="888888"/>
-          <w:sz w:val="18"/>
-          <w:szCs w:val="18"/>
-        </w:rPr>
-        <w:t>[Instrucción: Si esto fuera un pitch real, ¿qué pedirían? Inversión, mentores, primeros clientes piloto, validación, lo que sea. Sean específicos.]</w:t>
       </w:r>
     </w:p>
     <w:tbl>
@@ -7159,16 +5272,12 @@
           <w:left w:w="10" w:type="dxa"/>
           <w:right w:w="10" w:type="dxa"/>
         </w:tblCellMar>
-        <w:tblLook w:val="04A0"/>
+        <w:tblLook w:val="04A0" w:firstRow="1" w:lastRow="0" w:firstColumn="1" w:lastColumn="0" w:noHBand="0" w:noVBand="1"/>
       </w:tblPr>
       <w:tblGrid>
         <w:gridCol w:w="9360"/>
       </w:tblGrid>
       <w:tr>
-        <w:tblPrEx>
-          <w:tblW w:w="9360" w:type="dxa"/>
-          <w:tblLook w:val="04A0"/>
-        </w:tblPrEx>
         <w:trPr>
           <w:trHeight w:val="1400"/>
         </w:trPr>
@@ -7191,69 +5300,23 @@
           </w:tcPr>
           <w:p>
             <w:r>
-              <w:t>En contexto académico (Demo Day, 14 de mayo 2026):</w:t>
-            </w:r>
-          </w:p>
-          <w:p>
-            <w:r>
-              <w:t>Validación del modelo de detección y los guardrails frente al jurado evaluador y los equipos rivales (PgGuardian y PgVault). Defensa frente a preguntas tipo: '¿cómo evitan alucinaciones?', '¿qué pasa si su LLM se cae?', '¿por qué un dev pagaría esto en vez de usar ChatGPT?' — respuestas en business/qa-prep.md (F19) y verificables en código (R1, R3, R4, R6, R7).</w:t>
-            </w:r>
-          </w:p>
-          <w:p>
-            <w:r>
-              <w:t>Crédito justo por la disciplina arquitectónica, no solo por el output visible.</w:t>
+              <w:t>Académico (Demo Day, 14-may-2026): validación del modelo de detección y guardrails frente al jurado y equipos rivales (PgGuardian, PgVault) — defensas a '¿cómo evitan alucinaciones?', '¿qué pasa si su LLM se cae?', '¿por qué pagar vs ChatGPT?' en business/qa-prep.md (F19) y verificables en código (R1, R3, R4, R6, R7). Crédito justo por la disciplina arquitectónica codificada y testeada.</w:t>
             </w:r>
           </w:p>
           <w:p/>
           <w:p>
             <w:r>
-              <w:t>En contexto comercial (post-Demo, si el equipo decide continuar):</w:t>
-            </w:r>
-          </w:p>
-          <w:p>
-            <w:r>
-              <w:t>Introducciones a 5-10 CTOs / tech leads LATAM en fintech, healthtech y SaaS B2B con Postgres en producción para los primeros pilotos gratuitos de 90 días. Profesores de la materia, ex-alumnos en industria, contactos del programa de Innovación y Emprendimiento de la Universidad Anáhuac.</w:t>
-            </w:r>
-          </w:p>
-          <w:p>
-            <w:r>
-              <w:t>Mentoría en la motion founder-led-sales para LATAM: experiencia previa cerrando ventas SaaS B2B en mercado mexicano (qué ciclo de procurement esperar, cómo manejar referencias cambiarias en USD, qué eventos sí valen el sponsor).</w:t>
-            </w:r>
-          </w:p>
-          <w:p>
-            <w:r>
-              <w:t>Espacio de validación durante el verano 2026 para correr el plan Q1 del roadmap (Show HN + outreach + primer pilot) antes de la decisión definitiva del equipo sobre continuar como producto comercial.</w:t>
+              <w:t>Comercial (post-Demo, si el equipo decide continuar): introducciones a 5-10 CTOs/tech leads LATAM en fintech, healthtech y SaaS B2B para pilotos gratuitos de 90 días (profesores de la materia, ex-alumnos en industria, programa de Innovación y Emprendimiento Anáhuac); mentoría en founder-led-sales LATAM (ciclo de procurement mexicano, eventos que sí valen sponsor); espacio de validación verano 2026 para el plan Q1 (Show HN + outreach + primer pilot).</w:t>
             </w:r>
           </w:p>
           <w:p/>
           <w:p>
             <w:r>
-              <w:t>En contexto de evaluación de la rúbrica del curso:</w:t>
-            </w:r>
-          </w:p>
-          <w:p>
-            <w:r>
-              <w:t>Criterio 1.2 (justificación técnica): documentado en docs/arquitectura.md (F2) con 7 decisiones técnicas, alternativas descartadas y trade-offs aceptados.</w:t>
-            </w:r>
-          </w:p>
-          <w:p>
-            <w:r>
-              <w:t>Criterio 2.1 (cobertura): 18/20 queries plantadas en AppDB v1, 0/10 falsos positivos. Test de bloqueo test_coverage_meets_rubric_target en CI.</w:t>
-            </w:r>
-          </w:p>
-          <w:p>
-            <w:r>
-              <w:t>Criterio 2.2 (resiliencia): modo 'LLM apagado' funcional, validado en pruebas de aislamiento de errores (E8).</w:t>
-            </w:r>
-          </w:p>
-          <w:p>
-            <w:r>
-              <w:t>Criterio 3 (visión de producto y negocio, 20 pts): este documento + los 5 documentos fuente (F3, F11, F12, F13, F14).</w:t>
-            </w:r>
-          </w:p>
-          <w:p>
-            <w:r>
-              <w:t>Declaración de uso de IA (penalización -5 pts por omisión): declarada en README §11, docs/arquitectura.md §8, y referenciada desde este documento.</w:t>
+              <w:t xml:space="preserve">Evaluación rúbrica: Criterio 1.2 técnico (docs/arquitectura.md F2, 7 decisiones con alternativas) · 2.1 cobertura (18/20 AppDB v1, 0/10 FP, test de bloqueo en CI) · 2.2 resiliencia (modo 'LLM apagado' validado en E8) · 3 producto y negocio (este doc + </w:t>
+            </w:r>
+            <w:r>
+              <w:lastRenderedPageBreak/>
+              <w:t>F3/F11/F12/F13/F14) · 1.2 declaración de IA (README §11 + arquitectura.md §8 + este doc).</w:t>
             </w:r>
           </w:p>
         </w:tc>
@@ -7264,129 +5327,6 @@
         <w:spacing w:before="240"/>
       </w:pPr>
     </w:p>
-    <w:tbl>
-      <w:tblPr>
-        <w:tblW w:w="9360" w:type="dxa"/>
-        <w:tblBorders>
-          <w:top w:val="single" w:sz="4" w:space="0" w:color="auto"/>
-          <w:left w:val="single" w:sz="4" w:space="0" w:color="auto"/>
-          <w:bottom w:val="single" w:sz="4" w:space="0" w:color="auto"/>
-          <w:right w:val="single" w:sz="4" w:space="0" w:color="auto"/>
-          <w:insideH w:val="single" w:sz="4" w:space="0" w:color="auto"/>
-          <w:insideV w:val="single" w:sz="4" w:space="0" w:color="auto"/>
-        </w:tblBorders>
-        <w:tblCellMar>
-          <w:left w:w="10" w:type="dxa"/>
-          <w:right w:w="10" w:type="dxa"/>
-        </w:tblCellMar>
-        <w:tblLook w:val="04A0"/>
-      </w:tblPr>
-      <w:tblGrid>
-        <w:gridCol w:w="9360"/>
-      </w:tblGrid>
-      <w:tr>
-        <w:tblPrEx>
-          <w:tblW w:w="9360" w:type="dxa"/>
-          <w:tblLook w:val="04A0"/>
-        </w:tblPrEx>
-        <w:tc>
-          <w:tcPr>
-            <w:tcW w:w="9360" w:type="dxa"/>
-            <w:tcBorders>
-              <w:top w:val="single" w:sz="12" w:space="0" w:color="FF5900"/>
-              <w:left w:val="single" w:sz="4" w:space="0" w:color="FF5900"/>
-              <w:bottom w:val="single" w:sz="4" w:space="0" w:color="FF5900"/>
-              <w:right w:val="single" w:sz="4" w:space="0" w:color="FF5900"/>
-            </w:tcBorders>
-            <w:shd w:val="clear" w:color="auto" w:fill="FFE5D6"/>
-            <w:tcMar>
-              <w:top w:w="160" w:type="dxa"/>
-              <w:left w:w="200" w:type="dxa"/>
-              <w:bottom w:w="160" w:type="dxa"/>
-              <w:right w:w="200" w:type="dxa"/>
-            </w:tcMar>
-          </w:tcPr>
-          <w:p>
-            <w:pPr>
-              <w:spacing w:after="100"/>
-            </w:pPr>
-            <w:r>
-              <w:rPr>
-                <w:b/>
-                <w:bCs/>
-                <w:color w:val="FF5900"/>
-              </w:rPr>
-              <w:t>Antes de entregar el documento de negocio</w:t>
-            </w:r>
-          </w:p>
-          <w:p>
-            <w:pPr>
-              <w:spacing w:after="60"/>
-            </w:pPr>
-            <w:r>
-              <w:rPr>
-                <w:color w:val="231F20"/>
-                <w:sz w:val="20"/>
-                <w:szCs w:val="20"/>
-              </w:rPr>
-              <w:t>1. Verifiquen que mencionaron mínimo 3 competidores reales con datos verificables.</w:t>
-            </w:r>
-          </w:p>
-          <w:p>
-            <w:pPr>
-              <w:spacing w:after="60"/>
-            </w:pPr>
-            <w:r>
-              <w:rPr>
-                <w:color w:val="231F20"/>
-                <w:sz w:val="20"/>
-                <w:szCs w:val="20"/>
-              </w:rPr>
-              <w:t>2. Confirmen que las entrevistas existen (el profesor puede pedir contactos).</w:t>
-            </w:r>
-          </w:p>
-          <w:p>
-            <w:pPr>
-              <w:spacing w:after="60"/>
-            </w:pPr>
-            <w:r>
-              <w:rPr>
-                <w:color w:val="231F20"/>
-                <w:sz w:val="20"/>
-                <w:szCs w:val="20"/>
-              </w:rPr>
-              <w:t>3. TAM/SAM/SOM tienen fuentes citadas.</w:t>
-            </w:r>
-          </w:p>
-          <w:p>
-            <w:pPr>
-              <w:spacing w:after="60"/>
-            </w:pPr>
-            <w:r>
-              <w:rPr>
-                <w:color w:val="231F20"/>
-                <w:sz w:val="20"/>
-                <w:szCs w:val="20"/>
-              </w:rPr>
-              <w:t>4. El diferenciador no es solo "más barato".</w:t>
-            </w:r>
-          </w:p>
-          <w:p>
-            <w:pPr>
-              <w:spacing w:after="60"/>
-            </w:pPr>
-            <w:r>
-              <w:rPr>
-                <w:color w:val="231F20"/>
-                <w:sz w:val="20"/>
-                <w:szCs w:val="20"/>
-              </w:rPr>
-              <w:t>5. El plan de primeros 10 clientes es ejecutable, no genérico.</w:t>
-            </w:r>
-          </w:p>
-        </w:tc>
-      </w:tr>
-    </w:tbl>
     <w:p>
       <w:pPr>
         <w:spacing w:before="400" w:after="160"/>
@@ -7404,21 +5344,39 @@
       </w:r>
     </w:p>
     <w:sectPr>
-      <w:headerReference w:type="default" r:id="rId4"/>
-      <w:footerReference w:type="default" r:id="rId5"/>
+      <w:headerReference w:type="default" r:id="rId7"/>
+      <w:footerReference w:type="default" r:id="rId8"/>
       <w:pgSz w:w="12240" w:h="15840"/>
       <w:pgMar w:top="1700" w:right="1440" w:bottom="1100" w:left="1440" w:header="708" w:footer="708" w:gutter="0"/>
       <w:pgNumType w:start="12"/>
       <w:cols w:space="720"/>
-      <w:titlePg w:val="0"/>
       <w:docGrid w:linePitch="360"/>
     </w:sectPr>
   </w:body>
 </w:document>
 </file>
 
+<file path=word/endnotes.xml><?xml version="1.0" encoding="utf-8"?>
+<w:endnotes xmlns:wpc="http://schemas.microsoft.com/office/word/2010/wordprocessingCanvas" xmlns:cx="http://schemas.microsoft.com/office/drawing/2014/chartex" xmlns:cx1="http://schemas.microsoft.com/office/drawing/2015/9/8/chartex" xmlns:cx2="http://schemas.microsoft.com/office/drawing/2015/10/21/chartex" xmlns:cx3="http://schemas.microsoft.com/office/drawing/2016/5/9/chartex" xmlns:cx4="http://schemas.microsoft.com/office/drawing/2016/5/10/chartex" xmlns:cx5="http://schemas.microsoft.com/office/drawing/2016/5/11/chartex" xmlns:cx6="http://schemas.microsoft.com/office/drawing/2016/5/12/chartex" xmlns:cx7="http://schemas.microsoft.com/office/drawing/2016/5/13/chartex" xmlns:cx8="http://schemas.microsoft.com/office/drawing/2016/5/14/chartex" xmlns:mc="http://schemas.openxmlformats.org/markup-compatibility/2006" xmlns:aink="http://schemas.microsoft.com/office/drawing/2016/ink" xmlns:am3d="http://schemas.microsoft.com/office/drawing/2017/model3d" xmlns:o="urn:schemas-microsoft-com:office:office" xmlns:oel="http://schemas.microsoft.com/office/2019/extlst" xmlns:r="http://schemas.openxmlformats.org/officeDocument/2006/relationships" xmlns:m="http://schemas.openxmlformats.org/officeDocument/2006/math" xmlns:v="urn:schemas-microsoft-com:vml" xmlns:wp14="http://schemas.microsoft.com/office/word/2010/wordprocessingDrawing" xmlns:wp="http://schemas.openxmlformats.org/drawingml/2006/wordprocessingDrawing" xmlns:w10="urn:schemas-microsoft-com:office:word" xmlns:w="http://schemas.openxmlformats.org/wordprocessingml/2006/main" xmlns:w14="http://schemas.microsoft.com/office/word/2010/wordml" xmlns:w15="http://schemas.microsoft.com/office/word/2012/wordml" xmlns:w16cex="http://schemas.microsoft.com/office/word/2018/wordml/cex" xmlns:w16cid="http://schemas.microsoft.com/office/word/2016/wordml/cid" xmlns:w16="http://schemas.microsoft.com/office/word/2018/wordml" xmlns:w16du="http://schemas.microsoft.com/office/word/2023/wordml/word16du" xmlns:w16sdtdh="http://schemas.microsoft.com/office/word/2020/wordml/sdtdatahash" xmlns:w16sdtfl="http://schemas.microsoft.com/office/word/2024/wordml/sdtformatlock" xmlns:w16se="http://schemas.microsoft.com/office/word/2015/wordml/symex" xmlns:wpg="http://schemas.microsoft.com/office/word/2010/wordprocessingGroup" xmlns:wpi="http://schemas.microsoft.com/office/word/2010/wordprocessingInk" xmlns:wne="http://schemas.microsoft.com/office/word/2006/wordml" xmlns:wps="http://schemas.microsoft.com/office/word/2010/wordprocessingShape" mc:Ignorable="w14 w15 w16se w16cid w16 w16cex w16sdtdh w16sdtfl w16du wp14">
+  <w:endnote w:type="separator" w:id="-1">
+    <w:p>
+      <w:r>
+        <w:separator/>
+      </w:r>
+    </w:p>
+  </w:endnote>
+  <w:endnote w:type="continuationSeparator" w:id="0">
+    <w:p>
+      <w:r>
+        <w:continuationSeparator/>
+      </w:r>
+    </w:p>
+  </w:endnote>
+</w:endnotes>
+</file>
+
 <file path=word/footer1.xml><?xml version="1.0" encoding="utf-8"?>
-<w:ftr xmlns:wpc="http://schemas.microsoft.com/office/word/2010/wordprocessingCanvas" xmlns:cx="http://schemas.microsoft.com/office/drawing/2014/chartex" xmlns:cx1="http://schemas.microsoft.com/office/drawing/2015/9/8/chartex" xmlns:cx2="http://schemas.microsoft.com/office/drawing/2015/10/21/chartex" xmlns:cx3="http://schemas.microsoft.com/office/drawing/2016/5/9/chartex" xmlns:cx4="http://schemas.microsoft.com/office/drawing/2016/5/10/chartex" xmlns:cx5="http://schemas.microsoft.com/office/drawing/2016/5/11/chartex" xmlns:mc="http://schemas.openxmlformats.org/markup-compatibility/2006" xmlns:o="urn:schemas-microsoft-com:office:office" xmlns:r="http://schemas.openxmlformats.org/officeDocument/2006/relationships" xmlns:m="http://schemas.openxmlformats.org/officeDocument/2006/math" xmlns:v="urn:schemas-microsoft-com:vml" xmlns:wp14="http://schemas.microsoft.com/office/word/2010/wordprocessingDrawing" xmlns:wp="http://schemas.openxmlformats.org/drawingml/2006/wordprocessingDrawing" xmlns:w10="urn:schemas-microsoft-com:office:word" xmlns:w="http://schemas.openxmlformats.org/wordprocessingml/2006/main" xmlns:w14="http://schemas.microsoft.com/office/word/2010/wordml" xmlns:w15="http://schemas.microsoft.com/office/word/2012/wordml" xmlns:wne="http://schemas.microsoft.com/office/word/2006/wordml" xmlns:w16cid="http://schemas.microsoft.com/office/word/2016/wordml/cid" xmlns:w16se="http://schemas.microsoft.com/office/word/2015/wordml/symex" xmlns:wpg="http://schemas.microsoft.com/office/word/2010/wordprocessingGroup" xmlns:wpi="http://schemas.microsoft.com/office/word/2010/wordprocessingInk" xmlns:wps="http://schemas.microsoft.com/office/word/2010/wordprocessingShape" mc:Ignorable="w14 w15 wp14 w16se w16cid">
+<w:ftr xmlns:wpc="http://schemas.microsoft.com/office/word/2010/wordprocessingCanvas" xmlns:cx="http://schemas.microsoft.com/office/drawing/2014/chartex" xmlns:cx1="http://schemas.microsoft.com/office/drawing/2015/9/8/chartex" xmlns:cx2="http://schemas.microsoft.com/office/drawing/2015/10/21/chartex" xmlns:cx3="http://schemas.microsoft.com/office/drawing/2016/5/9/chartex" xmlns:cx4="http://schemas.microsoft.com/office/drawing/2016/5/10/chartex" xmlns:cx5="http://schemas.microsoft.com/office/drawing/2016/5/11/chartex" xmlns:cx6="http://schemas.microsoft.com/office/drawing/2016/5/12/chartex" xmlns:cx7="http://schemas.microsoft.com/office/drawing/2016/5/13/chartex" xmlns:cx8="http://schemas.microsoft.com/office/drawing/2016/5/14/chartex" xmlns:mc="http://schemas.openxmlformats.org/markup-compatibility/2006" xmlns:aink="http://schemas.microsoft.com/office/drawing/2016/ink" xmlns:am3d="http://schemas.microsoft.com/office/drawing/2017/model3d" xmlns:o="urn:schemas-microsoft-com:office:office" xmlns:oel="http://schemas.microsoft.com/office/2019/extlst" xmlns:r="http://schemas.openxmlformats.org/officeDocument/2006/relationships" xmlns:m="http://schemas.openxmlformats.org/officeDocument/2006/math" xmlns:v="urn:schemas-microsoft-com:vml" xmlns:wp14="http://schemas.microsoft.com/office/word/2010/wordprocessingDrawing" xmlns:wp="http://schemas.openxmlformats.org/drawingml/2006/wordprocessingDrawing" xmlns:w10="urn:schemas-microsoft-com:office:word" xmlns:w="http://schemas.openxmlformats.org/wordprocessingml/2006/main" xmlns:w14="http://schemas.microsoft.com/office/word/2010/wordml" xmlns:w15="http://schemas.microsoft.com/office/word/2012/wordml" xmlns:w16cex="http://schemas.microsoft.com/office/word/2018/wordml/cex" xmlns:w16cid="http://schemas.microsoft.com/office/word/2016/wordml/cid" xmlns:w16="http://schemas.microsoft.com/office/word/2018/wordml" xmlns:w16du="http://schemas.microsoft.com/office/word/2023/wordml/word16du" xmlns:w16sdtdh="http://schemas.microsoft.com/office/word/2020/wordml/sdtdatahash" xmlns:w16sdtfl="http://schemas.microsoft.com/office/word/2024/wordml/sdtformatlock" xmlns:w16se="http://schemas.microsoft.com/office/word/2015/wordml/symex" xmlns:wpg="http://schemas.microsoft.com/office/word/2010/wordprocessingGroup" xmlns:wpi="http://schemas.microsoft.com/office/word/2010/wordprocessingInk" xmlns:wne="http://schemas.microsoft.com/office/word/2006/wordml" xmlns:wps="http://schemas.microsoft.com/office/word/2010/wordprocessingShape" mc:Ignorable="w14 w15 w16se w16cid w16 w16cex w16sdtdh w16sdtfl w16du wp14">
   <w:p>
     <w:pPr>
       <w:pBdr>
@@ -7480,22 +5438,33 @@
         <w:sz w:val="16"/>
         <w:szCs w:val="16"/>
       </w:rPr>
-      <w:t xml:space="preserve"> de </w:t>
-    </w:r>
-    <w:r>
-      <w:rPr>
-        <w:color w:val="565354"/>
-        <w:sz w:val="16"/>
-        <w:szCs w:val="16"/>
-      </w:rPr>
-      <w:t>19</w:t>
+      <w:t xml:space="preserve"> de 19</w:t>
     </w:r>
   </w:p>
 </w:ftr>
 </file>
 
+<file path=word/footnotes.xml><?xml version="1.0" encoding="utf-8"?>
+<w:footnotes xmlns:wpc="http://schemas.microsoft.com/office/word/2010/wordprocessingCanvas" xmlns:cx="http://schemas.microsoft.com/office/drawing/2014/chartex" xmlns:cx1="http://schemas.microsoft.com/office/drawing/2015/9/8/chartex" xmlns:cx2="http://schemas.microsoft.com/office/drawing/2015/10/21/chartex" xmlns:cx3="http://schemas.microsoft.com/office/drawing/2016/5/9/chartex" xmlns:cx4="http://schemas.microsoft.com/office/drawing/2016/5/10/chartex" xmlns:cx5="http://schemas.microsoft.com/office/drawing/2016/5/11/chartex" xmlns:cx6="http://schemas.microsoft.com/office/drawing/2016/5/12/chartex" xmlns:cx7="http://schemas.microsoft.com/office/drawing/2016/5/13/chartex" xmlns:cx8="http://schemas.microsoft.com/office/drawing/2016/5/14/chartex" xmlns:mc="http://schemas.openxmlformats.org/markup-compatibility/2006" xmlns:aink="http://schemas.microsoft.com/office/drawing/2016/ink" xmlns:am3d="http://schemas.microsoft.com/office/drawing/2017/model3d" xmlns:o="urn:schemas-microsoft-com:office:office" xmlns:oel="http://schemas.microsoft.com/office/2019/extlst" xmlns:r="http://schemas.openxmlformats.org/officeDocument/2006/relationships" xmlns:m="http://schemas.openxmlformats.org/officeDocument/2006/math" xmlns:v="urn:schemas-microsoft-com:vml" xmlns:wp14="http://schemas.microsoft.com/office/word/2010/wordprocessingDrawing" xmlns:wp="http://schemas.openxmlformats.org/drawingml/2006/wordprocessingDrawing" xmlns:w10="urn:schemas-microsoft-com:office:word" xmlns:w="http://schemas.openxmlformats.org/wordprocessingml/2006/main" xmlns:w14="http://schemas.microsoft.com/office/word/2010/wordml" xmlns:w15="http://schemas.microsoft.com/office/word/2012/wordml" xmlns:w16cex="http://schemas.microsoft.com/office/word/2018/wordml/cex" xmlns:w16cid="http://schemas.microsoft.com/office/word/2016/wordml/cid" xmlns:w16="http://schemas.microsoft.com/office/word/2018/wordml" xmlns:w16du="http://schemas.microsoft.com/office/word/2023/wordml/word16du" xmlns:w16sdtdh="http://schemas.microsoft.com/office/word/2020/wordml/sdtdatahash" xmlns:w16sdtfl="http://schemas.microsoft.com/office/word/2024/wordml/sdtformatlock" xmlns:w16se="http://schemas.microsoft.com/office/word/2015/wordml/symex" xmlns:wpg="http://schemas.microsoft.com/office/word/2010/wordprocessingGroup" xmlns:wpi="http://schemas.microsoft.com/office/word/2010/wordprocessingInk" xmlns:wne="http://schemas.microsoft.com/office/word/2006/wordml" xmlns:wps="http://schemas.microsoft.com/office/word/2010/wordprocessingShape" mc:Ignorable="w14 w15 w16se w16cid w16 w16cex w16sdtdh w16sdtfl w16du wp14">
+  <w:footnote w:type="separator" w:id="-1">
+    <w:p>
+      <w:r>
+        <w:separator/>
+      </w:r>
+    </w:p>
+  </w:footnote>
+  <w:footnote w:type="continuationSeparator" w:id="0">
+    <w:p>
+      <w:r>
+        <w:continuationSeparator/>
+      </w:r>
+    </w:p>
+  </w:footnote>
+</w:footnotes>
+</file>
+
 <file path=word/header1.xml><?xml version="1.0" encoding="utf-8"?>
-<w:hdr xmlns:wpc="http://schemas.microsoft.com/office/word/2010/wordprocessingCanvas" xmlns:cx="http://schemas.microsoft.com/office/drawing/2014/chartex" xmlns:cx1="http://schemas.microsoft.com/office/drawing/2015/9/8/chartex" xmlns:cx2="http://schemas.microsoft.com/office/drawing/2015/10/21/chartex" xmlns:cx3="http://schemas.microsoft.com/office/drawing/2016/5/9/chartex" xmlns:cx4="http://schemas.microsoft.com/office/drawing/2016/5/10/chartex" xmlns:cx5="http://schemas.microsoft.com/office/drawing/2016/5/11/chartex" xmlns:mc="http://schemas.openxmlformats.org/markup-compatibility/2006" xmlns:o="urn:schemas-microsoft-com:office:office" xmlns:r="http://schemas.openxmlformats.org/officeDocument/2006/relationships" xmlns:m="http://schemas.openxmlformats.org/officeDocument/2006/math" xmlns:v="urn:schemas-microsoft-com:vml" xmlns:wp14="http://schemas.microsoft.com/office/word/2010/wordprocessingDrawing" xmlns:wp="http://schemas.openxmlformats.org/drawingml/2006/wordprocessingDrawing" xmlns:w10="urn:schemas-microsoft-com:office:word" xmlns:w="http://schemas.openxmlformats.org/wordprocessingml/2006/main" xmlns:w14="http://schemas.microsoft.com/office/word/2010/wordml" xmlns:w15="http://schemas.microsoft.com/office/word/2012/wordml" xmlns:wne="http://schemas.microsoft.com/office/word/2006/wordml" xmlns:w16cid="http://schemas.microsoft.com/office/word/2016/wordml/cid" xmlns:w16se="http://schemas.microsoft.com/office/word/2015/wordml/symex" xmlns:wpg="http://schemas.microsoft.com/office/word/2010/wordprocessingGroup" xmlns:wpi="http://schemas.microsoft.com/office/word/2010/wordprocessingInk" xmlns:wps="http://schemas.microsoft.com/office/word/2010/wordprocessingShape" mc:Ignorable="w14 w15 wp14 w16se w16cid">
+<w:hdr xmlns:wpc="http://schemas.microsoft.com/office/word/2010/wordprocessingCanvas" xmlns:cx="http://schemas.microsoft.com/office/drawing/2014/chartex" xmlns:cx1="http://schemas.microsoft.com/office/drawing/2015/9/8/chartex" xmlns:cx2="http://schemas.microsoft.com/office/drawing/2015/10/21/chartex" xmlns:cx3="http://schemas.microsoft.com/office/drawing/2016/5/9/chartex" xmlns:cx4="http://schemas.microsoft.com/office/drawing/2016/5/10/chartex" xmlns:cx5="http://schemas.microsoft.com/office/drawing/2016/5/11/chartex" xmlns:cx6="http://schemas.microsoft.com/office/drawing/2016/5/12/chartex" xmlns:cx7="http://schemas.microsoft.com/office/drawing/2016/5/13/chartex" xmlns:cx8="http://schemas.microsoft.com/office/drawing/2016/5/14/chartex" xmlns:mc="http://schemas.openxmlformats.org/markup-compatibility/2006" xmlns:aink="http://schemas.microsoft.com/office/drawing/2016/ink" xmlns:am3d="http://schemas.microsoft.com/office/drawing/2017/model3d" xmlns:o="urn:schemas-microsoft-com:office:office" xmlns:oel="http://schemas.microsoft.com/office/2019/extlst" xmlns:r="http://schemas.openxmlformats.org/officeDocument/2006/relationships" xmlns:m="http://schemas.openxmlformats.org/officeDocument/2006/math" xmlns:v="urn:schemas-microsoft-com:vml" xmlns:wp14="http://schemas.microsoft.com/office/word/2010/wordprocessingDrawing" xmlns:wp="http://schemas.openxmlformats.org/drawingml/2006/wordprocessingDrawing" xmlns:w10="urn:schemas-microsoft-com:office:word" xmlns:w="http://schemas.openxmlformats.org/wordprocessingml/2006/main" xmlns:w14="http://schemas.microsoft.com/office/word/2010/wordml" xmlns:w15="http://schemas.microsoft.com/office/word/2012/wordml" xmlns:w16cex="http://schemas.microsoft.com/office/word/2018/wordml/cex" xmlns:w16cid="http://schemas.microsoft.com/office/word/2016/wordml/cid" xmlns:w16="http://schemas.microsoft.com/office/word/2018/wordml" xmlns:w16du="http://schemas.microsoft.com/office/word/2023/wordml/word16du" xmlns:w16sdtdh="http://schemas.microsoft.com/office/word/2020/wordml/sdtdatahash" xmlns:w16sdtfl="http://schemas.microsoft.com/office/word/2024/wordml/sdtformatlock" xmlns:w16se="http://schemas.microsoft.com/office/word/2015/wordml/symex" xmlns:wpg="http://schemas.microsoft.com/office/word/2010/wordprocessingGroup" xmlns:wpi="http://schemas.microsoft.com/office/word/2010/wordprocessingInk" xmlns:wne="http://schemas.microsoft.com/office/word/2006/wordml" xmlns:wps="http://schemas.microsoft.com/office/word/2010/wordprocessingShape" mc:Ignorable="w14 w15 w16se w16cid w16 w16cex w16sdtdh w16sdtfl w16du wp14">
   <w:tbl>
     <w:tblPr>
       <w:tblW w:w="9360" w:type="dxa"/>
@@ -7511,16 +5480,12 @@
         <w:left w:w="10" w:type="dxa"/>
         <w:right w:w="10" w:type="dxa"/>
       </w:tblCellMar>
-      <w:tblLook w:val="04A0"/>
+      <w:tblLook w:val="04A0" w:firstRow="1" w:lastRow="0" w:firstColumn="1" w:lastColumn="0" w:noHBand="0" w:noVBand="1"/>
     </w:tblPr>
     <w:tblGrid>
       <w:gridCol w:w="9360"/>
     </w:tblGrid>
     <w:tr>
-      <w:tblPrEx>
-        <w:tblW w:w="9360" w:type="dxa"/>
-        <w:tblLook w:val="04A0"/>
-      </w:tblPrEx>
       <w:tc>
         <w:tcPr>
           <w:tcW w:w="9360" w:type="dxa"/>
@@ -7588,12 +5553,12 @@
 </file>
 
 <file path=word/numbering.xml><?xml version="1.0" encoding="utf-8"?>
-<w:numbering xmlns:wpc="http://schemas.microsoft.com/office/word/2010/wordprocessingCanvas" xmlns:cx="http://schemas.microsoft.com/office/drawing/2014/chartex" xmlns:cx1="http://schemas.microsoft.com/office/drawing/2015/9/8/chartex" xmlns:cx2="http://schemas.microsoft.com/office/drawing/2015/10/21/chartex" xmlns:cx3="http://schemas.microsoft.com/office/drawing/2016/5/9/chartex" xmlns:cx4="http://schemas.microsoft.com/office/drawing/2016/5/10/chartex" xmlns:cx5="http://schemas.microsoft.com/office/drawing/2016/5/11/chartex" xmlns:mc="http://schemas.openxmlformats.org/markup-compatibility/2006" xmlns:o="urn:schemas-microsoft-com:office:office" xmlns:r="http://schemas.openxmlformats.org/officeDocument/2006/relationships" xmlns:m="http://schemas.openxmlformats.org/officeDocument/2006/math" xmlns:v="urn:schemas-microsoft-com:vml" xmlns:wp14="http://schemas.microsoft.com/office/word/2010/wordprocessingDrawing" xmlns:wp="http://schemas.openxmlformats.org/drawingml/2006/wordprocessingDrawing" xmlns:w10="urn:schemas-microsoft-com:office:word" xmlns:w="http://schemas.openxmlformats.org/wordprocessingml/2006/main" xmlns:w14="http://schemas.microsoft.com/office/word/2010/wordml" xmlns:w15="http://schemas.microsoft.com/office/word/2012/wordml" xmlns:wne="http://schemas.microsoft.com/office/word/2006/wordml" xmlns:w16cid="http://schemas.microsoft.com/office/word/2016/wordml/cid" xmlns:w16se="http://schemas.microsoft.com/office/word/2015/wordml/symex" xmlns:wpg="http://schemas.microsoft.com/office/word/2010/wordprocessingGroup" xmlns:wpi="http://schemas.microsoft.com/office/word/2010/wordprocessingInk" xmlns:wps="http://schemas.microsoft.com/office/word/2010/wordprocessingShape" mc:Ignorable="w14 w15 wp14 w16se w16cid">
+<w:numbering xmlns:wpc="http://schemas.microsoft.com/office/word/2010/wordprocessingCanvas" xmlns:cx="http://schemas.microsoft.com/office/drawing/2014/chartex" xmlns:cx1="http://schemas.microsoft.com/office/drawing/2015/9/8/chartex" xmlns:cx2="http://schemas.microsoft.com/office/drawing/2015/10/21/chartex" xmlns:cx3="http://schemas.microsoft.com/office/drawing/2016/5/9/chartex" xmlns:cx4="http://schemas.microsoft.com/office/drawing/2016/5/10/chartex" xmlns:cx5="http://schemas.microsoft.com/office/drawing/2016/5/11/chartex" xmlns:cx6="http://schemas.microsoft.com/office/drawing/2016/5/12/chartex" xmlns:cx7="http://schemas.microsoft.com/office/drawing/2016/5/13/chartex" xmlns:cx8="http://schemas.microsoft.com/office/drawing/2016/5/14/chartex" xmlns:mc="http://schemas.openxmlformats.org/markup-compatibility/2006" xmlns:aink="http://schemas.microsoft.com/office/drawing/2016/ink" xmlns:am3d="http://schemas.microsoft.com/office/drawing/2017/model3d" xmlns:o="urn:schemas-microsoft-com:office:office" xmlns:oel="http://schemas.microsoft.com/office/2019/extlst" xmlns:r="http://schemas.openxmlformats.org/officeDocument/2006/relationships" xmlns:m="http://schemas.openxmlformats.org/officeDocument/2006/math" xmlns:v="urn:schemas-microsoft-com:vml" xmlns:wp14="http://schemas.microsoft.com/office/word/2010/wordprocessingDrawing" xmlns:wp="http://schemas.openxmlformats.org/drawingml/2006/wordprocessingDrawing" xmlns:w10="urn:schemas-microsoft-com:office:word" xmlns:w="http://schemas.openxmlformats.org/wordprocessingml/2006/main" xmlns:w14="http://schemas.microsoft.com/office/word/2010/wordml" xmlns:w15="http://schemas.microsoft.com/office/word/2012/wordml" xmlns:w16cex="http://schemas.microsoft.com/office/word/2018/wordml/cex" xmlns:w16cid="http://schemas.microsoft.com/office/word/2016/wordml/cid" xmlns:w16="http://schemas.microsoft.com/office/word/2018/wordml" xmlns:w16du="http://schemas.microsoft.com/office/word/2023/wordml/word16du" xmlns:w16sdtdh="http://schemas.microsoft.com/office/word/2020/wordml/sdtdatahash" xmlns:w16sdtfl="http://schemas.microsoft.com/office/word/2024/wordml/sdtformatlock" xmlns:w16se="http://schemas.microsoft.com/office/word/2015/wordml/symex" xmlns:wpg="http://schemas.microsoft.com/office/word/2010/wordprocessingGroup" xmlns:wpi="http://schemas.microsoft.com/office/word/2010/wordprocessingInk" xmlns:wne="http://schemas.microsoft.com/office/word/2006/wordml" xmlns:wps="http://schemas.microsoft.com/office/word/2010/wordprocessingShape" mc:Ignorable="w14 w15 w16se w16cid w16 w16cex w16sdtdh w16sdtfl w16du wp14">
   <w:abstractNum w:abstractNumId="0" w15:restartNumberingAfterBreak="0">
     <w:nsid w:val="3F513B5B"/>
     <w:multiLevelType w:val="hybridMultilevel"/>
     <w:tmpl w:val="7EA02254"/>
-    <w:lvl w:ilvl="0">
+    <w:lvl w:ilvl="0" w:tplc="7FC8C146">
       <w:start w:val="1"/>
       <w:numFmt w:val="bullet"/>
       <w:lvlText w:val="●"/>
@@ -7602,7 +5567,7 @@
         <w:ind w:left="720" w:hanging="360"/>
       </w:pPr>
     </w:lvl>
-    <w:lvl w:ilvl="1">
+    <w:lvl w:ilvl="1" w:tplc="371222DA">
       <w:start w:val="1"/>
       <w:numFmt w:val="bullet"/>
       <w:lvlText w:val="○"/>
@@ -7611,7 +5576,7 @@
         <w:ind w:left="1440" w:hanging="360"/>
       </w:pPr>
     </w:lvl>
-    <w:lvl w:ilvl="2">
+    <w:lvl w:ilvl="2" w:tplc="88301AB8">
       <w:start w:val="1"/>
       <w:numFmt w:val="bullet"/>
       <w:lvlText w:val="■"/>
@@ -7620,7 +5585,7 @@
         <w:ind w:left="2160" w:hanging="360"/>
       </w:pPr>
     </w:lvl>
-    <w:lvl w:ilvl="3">
+    <w:lvl w:ilvl="3" w:tplc="81F6215E">
       <w:start w:val="1"/>
       <w:numFmt w:val="bullet"/>
       <w:lvlText w:val="●"/>
@@ -7629,7 +5594,7 @@
         <w:ind w:left="2880" w:hanging="360"/>
       </w:pPr>
     </w:lvl>
-    <w:lvl w:ilvl="4">
+    <w:lvl w:ilvl="4" w:tplc="59C6791C">
       <w:start w:val="1"/>
       <w:numFmt w:val="bullet"/>
       <w:lvlText w:val="○"/>
@@ -7638,7 +5603,7 @@
         <w:ind w:left="3600" w:hanging="360"/>
       </w:pPr>
     </w:lvl>
-    <w:lvl w:ilvl="5">
+    <w:lvl w:ilvl="5" w:tplc="C862E2D8">
       <w:start w:val="1"/>
       <w:numFmt w:val="bullet"/>
       <w:lvlText w:val="■"/>
@@ -7647,7 +5612,7 @@
         <w:ind w:left="4320" w:hanging="360"/>
       </w:pPr>
     </w:lvl>
-    <w:lvl w:ilvl="6">
+    <w:lvl w:ilvl="6" w:tplc="38CA0B9C">
       <w:start w:val="1"/>
       <w:numFmt w:val="bullet"/>
       <w:lvlText w:val="●"/>
@@ -7656,7 +5621,7 @@
         <w:ind w:left="5040" w:hanging="360"/>
       </w:pPr>
     </w:lvl>
-    <w:lvl w:ilvl="7">
+    <w:lvl w:ilvl="7" w:tplc="AC20E230">
       <w:start w:val="1"/>
       <w:numFmt w:val="bullet"/>
       <w:lvlText w:val="●"/>
@@ -7665,7 +5630,7 @@
         <w:ind w:left="5760" w:hanging="360"/>
       </w:pPr>
     </w:lvl>
-    <w:lvl w:ilvl="8">
+    <w:lvl w:ilvl="8" w:tplc="00867F22">
       <w:start w:val="1"/>
       <w:numFmt w:val="bullet"/>
       <w:lvlText w:val="●"/>
@@ -7679,7 +5644,7 @@
     <w:nsid w:val="6C6E06C4"/>
     <w:multiLevelType w:val="hybridMultilevel"/>
     <w:tmpl w:val="5C0A495A"/>
-    <w:lvl w:ilvl="0">
+    <w:lvl w:ilvl="0" w:tplc="7A36CEAA">
       <w:start w:val="24"/>
       <w:numFmt w:val="bullet"/>
       <w:lvlText w:val="•"/>
@@ -7688,44 +5653,44 @@
         <w:ind w:left="540" w:hanging="270"/>
       </w:pPr>
     </w:lvl>
-    <w:lvl w:ilvl="1">
-      <w:start w:val="0"/>
+    <w:lvl w:ilvl="1" w:tplc="10387D34">
       <w:numFmt w:val="decimal"/>
+      <w:lvlText w:val=""/>
       <w:lvlJc w:val="left"/>
     </w:lvl>
-    <w:lvl w:ilvl="2">
-      <w:start w:val="0"/>
+    <w:lvl w:ilvl="2" w:tplc="9ED4C592">
       <w:numFmt w:val="decimal"/>
+      <w:lvlText w:val=""/>
       <w:lvlJc w:val="left"/>
     </w:lvl>
-    <w:lvl w:ilvl="3">
-      <w:start w:val="0"/>
+    <w:lvl w:ilvl="3" w:tplc="FA5A0494">
       <w:numFmt w:val="decimal"/>
+      <w:lvlText w:val=""/>
       <w:lvlJc w:val="left"/>
     </w:lvl>
-    <w:lvl w:ilvl="4">
-      <w:start w:val="0"/>
+    <w:lvl w:ilvl="4" w:tplc="FB8027D2">
       <w:numFmt w:val="decimal"/>
+      <w:lvlText w:val=""/>
       <w:lvlJc w:val="left"/>
     </w:lvl>
-    <w:lvl w:ilvl="5">
-      <w:start w:val="0"/>
+    <w:lvl w:ilvl="5" w:tplc="272C456C">
       <w:numFmt w:val="decimal"/>
+      <w:lvlText w:val=""/>
       <w:lvlJc w:val="left"/>
     </w:lvl>
-    <w:lvl w:ilvl="6">
-      <w:start w:val="0"/>
+    <w:lvl w:ilvl="6" w:tplc="CD801D08">
       <w:numFmt w:val="decimal"/>
+      <w:lvlText w:val=""/>
       <w:lvlJc w:val="left"/>
     </w:lvl>
-    <w:lvl w:ilvl="7">
-      <w:start w:val="0"/>
+    <w:lvl w:ilvl="7" w:tplc="05AAA296">
       <w:numFmt w:val="decimal"/>
+      <w:lvlText w:val=""/>
       <w:lvlJc w:val="left"/>
     </w:lvl>
-    <w:lvl w:ilvl="8">
-      <w:start w:val="0"/>
+    <w:lvl w:ilvl="8" w:tplc="D74C0C36">
       <w:numFmt w:val="decimal"/>
+      <w:lvlText w:val=""/>
       <w:lvlJc w:val="left"/>
     </w:lvl>
   </w:abstractNum>
@@ -7745,7 +5710,7 @@
 </file>
 
 <file path=word/styles.xml><?xml version="1.0" encoding="utf-8"?>
-<w:styles xmlns:mc="http://schemas.openxmlformats.org/markup-compatibility/2006" xmlns:r="http://schemas.openxmlformats.org/officeDocument/2006/relationships" xmlns:w="http://schemas.openxmlformats.org/wordprocessingml/2006/main" xmlns:w14="http://schemas.microsoft.com/office/word/2010/wordml" xmlns:w15="http://schemas.microsoft.com/office/word/2012/wordml" xmlns:w16cid="http://schemas.microsoft.com/office/word/2016/wordml/cid" xmlns:w16se="http://schemas.microsoft.com/office/word/2015/wordml/symex" mc:Ignorable="w14 w15 w16se w16cid">
+<w:styles xmlns:mc="http://schemas.openxmlformats.org/markup-compatibility/2006" xmlns:r="http://schemas.openxmlformats.org/officeDocument/2006/relationships" xmlns:w="http://schemas.openxmlformats.org/wordprocessingml/2006/main" xmlns:w14="http://schemas.microsoft.com/office/word/2010/wordml" xmlns:w15="http://schemas.microsoft.com/office/word/2012/wordml" xmlns:w16cex="http://schemas.microsoft.com/office/word/2018/wordml/cex" xmlns:w16cid="http://schemas.microsoft.com/office/word/2016/wordml/cid" xmlns:w16="http://schemas.microsoft.com/office/word/2018/wordml" xmlns:w16du="http://schemas.microsoft.com/office/word/2023/wordml/word16du" xmlns:w16sdtdh="http://schemas.microsoft.com/office/word/2020/wordml/sdtdatahash" xmlns:w16sdtfl="http://schemas.microsoft.com/office/word/2024/wordml/sdtformatlock" xmlns:w16se="http://schemas.microsoft.com/office/word/2015/wordml/symex" mc:Ignorable="w14 w15 w16se w16cid w16 w16cex w16sdtdh w16sdtfl w16du">
   <w:docDefaults>
     <w:rPrDefault>
       <w:rPr>
@@ -8129,17 +6094,17 @@
     <w:lsdException w:name="List Table 5 Dark Accent 6" w:uiPriority="50"/>
     <w:lsdException w:name="List Table 6 Colorful Accent 6" w:uiPriority="51"/>
     <w:lsdException w:name="List Table 7 Colorful Accent 6" w:uiPriority="52"/>
-    <w:lsdException w:name="Smart Link" w:semiHidden="1" w:unhideWhenUsed="1"/>
     <w:lsdException w:name="Mention" w:semiHidden="1" w:unhideWhenUsed="1"/>
     <w:lsdException w:name="Smart Hyperlink" w:semiHidden="1" w:unhideWhenUsed="1"/>
     <w:lsdException w:name="Hashtag" w:semiHidden="1" w:unhideWhenUsed="1"/>
     <w:lsdException w:name="Unresolved Mention" w:semiHidden="1" w:unhideWhenUsed="1"/>
+    <w:lsdException w:name="Smart Link" w:semiHidden="1" w:unhideWhenUsed="1"/>
   </w:latentStyles>
   <w:style w:type="paragraph" w:default="1" w:styleId="Normal">
     <w:name w:val="Normal"/>
     <w:qFormat/>
   </w:style>
-  <w:style w:type="paragraph" w:styleId="Heading1">
+  <w:style w:type="paragraph" w:styleId="Ttulo1">
     <w:name w:val="heading 1"/>
     <w:uiPriority w:val="9"/>
     <w:qFormat/>
@@ -8155,7 +6120,7 @@
       <w:szCs w:val="32"/>
     </w:rPr>
   </w:style>
-  <w:style w:type="paragraph" w:styleId="Heading2">
+  <w:style w:type="paragraph" w:styleId="Ttulo2">
     <w:name w:val="heading 2"/>
     <w:uiPriority w:val="9"/>
     <w:unhideWhenUsed/>
@@ -8172,7 +6137,7 @@
       <w:szCs w:val="26"/>
     </w:rPr>
   </w:style>
-  <w:style w:type="paragraph" w:styleId="Heading3">
+  <w:style w:type="paragraph" w:styleId="Ttulo3">
     <w:name w:val="heading 3"/>
     <w:uiPriority w:val="9"/>
     <w:semiHidden/>
@@ -8190,7 +6155,7 @@
       <w:szCs w:val="24"/>
     </w:rPr>
   </w:style>
-  <w:style w:type="paragraph" w:styleId="Heading4">
+  <w:style w:type="paragraph" w:styleId="Ttulo4">
     <w:name w:val="heading 4"/>
     <w:uiPriority w:val="9"/>
     <w:semiHidden/>
@@ -8205,7 +6170,7 @@
       <w:color w:val="2E74B5"/>
     </w:rPr>
   </w:style>
-  <w:style w:type="paragraph" w:styleId="Heading5">
+  <w:style w:type="paragraph" w:styleId="Ttulo5">
     <w:name w:val="heading 5"/>
     <w:uiPriority w:val="9"/>
     <w:semiHidden/>
@@ -8218,7 +6183,7 @@
       <w:color w:val="2E74B5"/>
     </w:rPr>
   </w:style>
-  <w:style w:type="paragraph" w:styleId="Heading6">
+  <w:style w:type="paragraph" w:styleId="Ttulo6">
     <w:name w:val="heading 6"/>
     <w:uiPriority w:val="9"/>
     <w:semiHidden/>
@@ -8231,13 +6196,13 @@
       <w:color w:val="1F4D78"/>
     </w:rPr>
   </w:style>
-  <w:style w:type="character" w:default="1" w:styleId="DefaultParagraphFont">
+  <w:style w:type="character" w:default="1" w:styleId="Fuentedeprrafopredeter">
     <w:name w:val="Default Paragraph Font"/>
     <w:uiPriority w:val="1"/>
     <w:semiHidden/>
     <w:unhideWhenUsed/>
   </w:style>
-  <w:style w:type="table" w:default="1" w:styleId="TableNormal">
+  <w:style w:type="table" w:default="1" w:styleId="Tablanormal">
     <w:name w:val="Normal Table"/>
     <w:uiPriority w:val="99"/>
     <w:semiHidden/>
@@ -8252,13 +6217,13 @@
       </w:tblCellMar>
     </w:tblPr>
   </w:style>
-  <w:style w:type="numbering" w:default="1" w:styleId="NoList">
+  <w:style w:type="numbering" w:default="1" w:styleId="Sinlista">
     <w:name w:val="No List"/>
     <w:uiPriority w:val="99"/>
     <w:semiHidden/>
     <w:unhideWhenUsed/>
   </w:style>
-  <w:style w:type="paragraph" w:styleId="Title">
+  <w:style w:type="paragraph" w:styleId="Ttulo">
     <w:name w:val="Title"/>
     <w:uiPriority w:val="10"/>
     <w:qFormat/>
@@ -8275,11 +6240,11 @@
       <w:bCs/>
     </w:rPr>
   </w:style>
-  <w:style w:type="paragraph" w:styleId="ListParagraph">
+  <w:style w:type="paragraph" w:styleId="Prrafodelista">
     <w:name w:val="List Paragraph"/>
     <w:qFormat/>
   </w:style>
-  <w:style w:type="character" w:styleId="Hyperlink">
+  <w:style w:type="character" w:styleId="Hipervnculo">
     <w:name w:val="Hyperlink"/>
     <w:uiPriority w:val="99"/>
     <w:unhideWhenUsed/>
@@ -8288,7 +6253,7 @@
       <w:u w:val="single"/>
     </w:rPr>
   </w:style>
-  <w:style w:type="character" w:styleId="FootnoteReference">
+  <w:style w:type="character" w:styleId="Refdenotaalpie">
     <w:name w:val="footnote reference"/>
     <w:uiPriority w:val="99"/>
     <w:semiHidden/>
@@ -8297,9 +6262,9 @@
       <w:vertAlign w:val="superscript"/>
     </w:rPr>
   </w:style>
-  <w:style w:type="paragraph" w:styleId="FootnoteText">
+  <w:style w:type="paragraph" w:styleId="Textonotapie">
     <w:name w:val="footnote text"/>
-    <w:link w:val="FootnoteTextChar"/>
+    <w:link w:val="TextonotapieCar"/>
     <w:uiPriority w:val="99"/>
     <w:semiHidden/>
     <w:unhideWhenUsed/>
@@ -8308,9 +6273,9 @@
       <w:szCs w:val="20"/>
     </w:rPr>
   </w:style>
-  <w:style w:type="character" w:customStyle="1" w:styleId="FootnoteTextChar">
-    <w:name w:val="Footnote Text Char"/>
-    <w:link w:val="FootnoteText"/>
+  <w:style w:type="character" w:customStyle="1" w:styleId="TextonotapieCar">
+    <w:name w:val="Texto nota pie Car"/>
+    <w:link w:val="Textonotapie"/>
     <w:uiPriority w:val="99"/>
     <w:semiHidden/>
     <w:unhideWhenUsed/>
@@ -8319,7 +6284,7 @@
       <w:szCs w:val="20"/>
     </w:rPr>
   </w:style>
-  <w:style w:type="character" w:styleId="EndnoteReference">
+  <w:style w:type="character" w:styleId="Refdenotaalfinal">
     <w:name w:val="endnote reference"/>
     <w:uiPriority w:val="99"/>
     <w:semiHidden/>
@@ -8328,9 +6293,9 @@
       <w:vertAlign w:val="superscript"/>
     </w:rPr>
   </w:style>
-  <w:style w:type="paragraph" w:styleId="EndnoteText">
+  <w:style w:type="paragraph" w:styleId="Textonotaalfinal">
     <w:name w:val="endnote text"/>
-    <w:link w:val="EndnoteTextChar"/>
+    <w:link w:val="TextonotaalfinalCar"/>
     <w:uiPriority w:val="99"/>
     <w:semiHidden/>
     <w:unhideWhenUsed/>
@@ -8339,9 +6304,9 @@
       <w:szCs w:val="20"/>
     </w:rPr>
   </w:style>
-  <w:style w:type="character" w:customStyle="1" w:styleId="EndnoteTextChar">
-    <w:name w:val="Endnote Text Char"/>
-    <w:link w:val="EndnoteText"/>
+  <w:style w:type="character" w:customStyle="1" w:styleId="TextonotaalfinalCar">
+    <w:name w:val="Texto nota al final Car"/>
+    <w:link w:val="Textonotaalfinal"/>
     <w:uiPriority w:val="99"/>
     <w:semiHidden/>
     <w:unhideWhenUsed/>

--- a/business/negocio.docx
+++ b/business/negocio.docx
@@ -4620,6 +4620,274 @@
         <w:t>9. Diferenciador defendible</w:t>
       </w:r>
     </w:p>
+    <w:tbl>
+      <w:tblPr>
+        <w:tblW w:w="9360" w:type="dxa"/>
+        <w:tblBorders>
+          <w:top w:val="single" w:sz="4" w:space="0" w:color="auto"/>
+          <w:left w:val="single" w:sz="4" w:space="0" w:color="auto"/>
+          <w:bottom w:val="single" w:sz="4" w:space="0" w:color="auto"/>
+          <w:right w:val="single" w:sz="4" w:space="0" w:color="auto"/>
+          <w:insideH w:val="single" w:sz="4" w:space="0" w:color="auto"/>
+          <w:insideV w:val="single" w:sz="4" w:space="0" w:color="auto"/>
+        </w:tblBorders>
+        <w:tblCellMar>
+          <w:left w:w="10" w:type="dxa"/>
+          <w:right w:w="10" w:type="dxa"/>
+        </w:tblCellMar>
+        <w:tblLook w:val="04A0" w:firstRow="1" w:lastRow="0" w:firstColumn="1" w:lastColumn="0" w:noHBand="0" w:noVBand="1"/>
+      </w:tblPr>
+      <w:tblGrid>
+        <w:gridCol w:w="9360"/>
+      </w:tblGrid>
+      <w:tr>
+        <w:trPr>
+          <w:trHeight w:val="1400"/>
+        </w:trPr>
+        <w:tc>
+          <w:tcPr>
+            <w:tcW w:w="9360" w:type="dxa"/>
+            <w:tcBorders>
+              <w:top w:val="single" w:sz="1" w:space="0" w:color="E5C100"/>
+              <w:left w:val="single" w:sz="1" w:space="0" w:color="E5C100"/>
+              <w:bottom w:val="single" w:sz="1" w:space="0" w:color="E5C100"/>
+              <w:right w:val="single" w:sz="1" w:space="0" w:color="E5C100"/>
+            </w:tcBorders>
+            <w:shd w:val="clear" w:color="auto" w:fill="FFF8E7"/>
+            <w:tcMar>
+              <w:top w:w="140" w:type="dxa"/>
+              <w:left w:w="200" w:type="dxa"/>
+              <w:bottom w:w="140" w:type="dxa"/>
+              <w:right w:w="200" w:type="dxa"/>
+            </w:tcMar>
+          </w:tcPr>
+          <w:p>
+            <w:r>
+              <w:rPr>
+                <w:b w:val="0"/>
+                <w:i/>
+              </w:rPr>
+              <w:t xml:space="preserve">La pregunta de oro: si el competidor más fuerte les copia el feature mañana, ¿por qué los clientes seguirían con ustedes? Análisis completo en </w:t>
+            </w:r>
+            <w:r>
+              <w:rPr>
+                <w:b w:val="0"/>
+                <w:i/>
+              </w:rPr>
+              <w:t>business/diferenciador.md</w:t>
+            </w:r>
+            <w:r>
+              <w:rPr>
+                <w:b w:val="0"/>
+                <w:i/>
+              </w:rPr>
+              <w:t xml:space="preserve"> (F14).</w:t>
+            </w:r>
+          </w:p>
+          <w:p>
+            <w:r>
+              <w:rPr>
+                <w:b/>
+                <w:i w:val="0"/>
+              </w:rPr>
+              <w:t xml:space="preserve">El competidor verdadero no es pganalyze, es ChatGPT genérico gratis. </w:t>
+            </w:r>
+            <w:r>
+              <w:rPr>
+                <w:b w:val="0"/>
+                <w:i w:val="0"/>
+              </w:rPr>
+              <w:t>Esa es la baseline real del developer que evalúa el producto.</w:t>
+            </w:r>
+          </w:p>
+          <w:p>
+            <w:r>
+              <w:rPr>
+                <w:b/>
+                <w:i w:val="0"/>
+              </w:rPr>
+              <w:t>Nuestro diferenciador es la integridad arquitectónica de cuatro defensores combinados:</w:t>
+            </w:r>
+          </w:p>
+          <w:p>
+            <w:r>
+              <w:rPr>
+                <w:b/>
+                <w:i w:val="0"/>
+              </w:rPr>
+              <w:t xml:space="preserve">1. Motor determinístico que decide, LLM que solo explica. </w:t>
+            </w:r>
+            <w:r>
+              <w:rPr>
+                <w:b w:val="0"/>
+                <w:i w:val="0"/>
+              </w:rPr>
+              <w:t>Las decisiones de detección viven en código Python testeable (/motor/detectors/). El LLM se invoca después de que el motor ya decidió, y solo para prosa pedagógica. Si el LLM contradice al motor, gana el motor (regla R1).</w:t>
+            </w:r>
+          </w:p>
+          <w:p>
+            <w:r>
+              <w:rPr>
+                <w:b/>
+                <w:i/>
+              </w:rPr>
+              <w:t xml:space="preserve">Por qué es difícil de copiar: </w:t>
+            </w:r>
+            <w:r>
+              <w:rPr>
+                <w:b w:val="0"/>
+                <w:i/>
+              </w:rPr>
+              <w:t>Cambiar a este shape requiere reescribir la pipeline central de un competidor que hoy delega decisión al LLM (EverSQL). 6-12 meses de proyecto para una empresa establecida. Una vez que entrenaste a tus clientes en 'la herramienta puede alucinar', revertir esa percepción cuesta más que rehacer el producto.</w:t>
+            </w:r>
+          </w:p>
+          <w:p>
+            <w:r>
+              <w:rPr>
+                <w:b/>
+                <w:i w:val="0"/>
+              </w:rPr>
+              <w:t xml:space="preserve">2. Sanitización fuerte de literales antes del LLM. </w:t>
+            </w:r>
+            <w:r>
+              <w:rPr>
+                <w:b w:val="0"/>
+                <w:i w:val="0"/>
+              </w:rPr>
+              <w:t>ia/sanitizer.py reemplaza strings, números, fechas, UUIDs y emails con placeholders antes de cualquier llamada al LLM. Tests verifican con grep que ningún dato sensible aparece.</w:t>
+            </w:r>
+          </w:p>
+          <w:p>
+            <w:r>
+              <w:rPr>
+                <w:b/>
+                <w:i/>
+              </w:rPr>
+              <w:t xml:space="preserve">Por qué es difícil de copiar: </w:t>
+            </w:r>
+            <w:r>
+              <w:rPr>
+                <w:b w:val="0"/>
+                <w:i/>
+              </w:rPr>
+              <w:t>Implementarlo serio requiere parser SQL (sqlglot), no regex, y mantenerlo por versión de Postgres. Más importante: ChatGPT y Cursor mandan todo el contexto a su proveedor. Para empresas con LGPD/LFPDPPP/HIPAA, esa diferencia es bloqueador legal. PgPilot ofrece un camino auditable: el sanitizer es código del producto, no una promesa de proveedor.</w:t>
+            </w:r>
+          </w:p>
+          <w:p>
+            <w:r>
+              <w:rPr>
+                <w:b/>
+                <w:i w:val="0"/>
+              </w:rPr>
+              <w:t xml:space="preserve">3. Validación en sandbox efímero antes de mostrar. </w:t>
+            </w:r>
+            <w:r>
+              <w:rPr>
+                <w:b w:val="0"/>
+                <w:i w:val="0"/>
+              </w:rPr>
+              <w:t>Cada recomendación pasa por un segundo Postgres efímero donde se aplica el CREATE INDEX propuesto y se compara EXPLAIN antes/después. Si el planner no usa el índice o el costo no baja, la recomendación se descarta. R6 prohíbe copiar datos: el sandbox monta schema con stats falseadas.</w:t>
+            </w:r>
+          </w:p>
+          <w:p>
+            <w:r>
+              <w:rPr>
+                <w:b/>
+                <w:i/>
+              </w:rPr>
+              <w:t xml:space="preserve">Por qué es difícil de copiar: </w:t>
+            </w:r>
+            <w:r>
+              <w:rPr>
+                <w:b w:val="0"/>
+                <w:i/>
+              </w:rPr>
+              <w:t>pganalyze tiene 'What If?' pero corre en producción del cliente. Falsear stats sin copiar datos es una decisión arquitectónica fuerte. ChatGPT no puede validar nada — su output es texto. Esa es la diferencia entre 'sugerencia plausible' y 'sugerencia verificada'.</w:t>
+            </w:r>
+          </w:p>
+          <w:p>
+            <w:r>
+              <w:rPr>
+                <w:b/>
+                <w:i w:val="0"/>
+              </w:rPr>
+              <w:t xml:space="preserve">4. Modo offline / bundle JSON. </w:t>
+            </w:r>
+            <w:r>
+              <w:rPr>
+                <w:b w:val="0"/>
+                <w:i w:val="0"/>
+              </w:rPr>
+              <w:t>El módulo /conector opera contra un bundle JSON exportado por el cliente sin conexión a la BD productiva. Nunca tocamos su BD en ese modo.</w:t>
+            </w:r>
+          </w:p>
+          <w:p>
+            <w:r>
+              <w:rPr>
+                <w:b/>
+                <w:i/>
+              </w:rPr>
+              <w:t xml:space="preserve">Por qué es difícil de copiar: </w:t>
+            </w:r>
+            <w:r>
+              <w:rPr>
+                <w:b w:val="0"/>
+                <w:i/>
+              </w:rPr>
+              <w:t>Requiere desacoplar el motor del extractor de stats — si el competidor diseñó su producto asumiendo 'siempre hay una conexión viva', refactorizar es trabajo de meses. Es argumento de venta literal: fintech mexicana mediana no firma SOC2 con un SaaS extranjero que pide credenciales de su Postgres productivo.</w:t>
+            </w:r>
+          </w:p>
+          <w:p>
+            <w:r>
+              <w:rPr>
+                <w:b/>
+                <w:i w:val="0"/>
+              </w:rPr>
+              <w:t xml:space="preserve">Defensor comercial transversal (foco LATAM). </w:t>
+            </w:r>
+            <w:r>
+              <w:rPr>
+                <w:b w:val="0"/>
+                <w:i w:val="0"/>
+              </w:rPr>
+              <w:t>No es arquitectónico — es de posicionamiento — pero es real: producto, docs, catálogo de patterns, soporte y onboarding en español (pganalyze tiene 0 contenido en español); soporte en horario hábil LATAM (CST/CDT/BRT vs delay 12-24 h de pganalyze en EST/PST); founders entienden el ciclo de procurement de una fintech mexicana, los topes de presupuesto, las restricciones cambiarias y los stacks dominantes (Node+Postgres / Spring+Postgres); network en comunidades LATAM (Postgres MX, Devs México, FrontendCafé) que una sales motion fría desde San Francisco no compite.</w:t>
+            </w:r>
+          </w:p>
+          <w:p>
+            <w:r>
+              <w:rPr>
+                <w:b/>
+                <w:i w:val="0"/>
+              </w:rPr>
+              <w:t xml:space="preserve">Trade-off honesto. </w:t>
+            </w:r>
+            <w:r>
+              <w:rPr>
+                <w:b w:val="0"/>
+                <w:i w:val="0"/>
+              </w:rPr>
+              <w:t>El foco LATAM se erosiona si pganalyze decide entrar a LATAM en serio (contratar Country Manager LATAM en 2027 podría replicar idioma + horario en 6 meses). Cuando eso pase, la defensa baja a los cuatro arquitectónicos — que es lo que se diseñó para resistir esa presión.</w:t>
+            </w:r>
+          </w:p>
+          <w:p>
+            <w:r>
+              <w:rPr>
+                <w:b/>
+                <w:i w:val="0"/>
+              </w:rPr>
+              <w:t xml:space="preserve">Por qué la combinación es la defensa, no las piezas. </w:t>
+            </w:r>
+            <w:r>
+              <w:rPr>
+                <w:b w:val="0"/>
+                <w:i w:val="0"/>
+              </w:rPr>
+              <w:t>Ninguno de los cuatro defensores es único de PgPilot por separado. Lo único difícil es combinar los cuatro con la misma integridad arquitectónica, porque cada uno restringe el diseño de los otros (sanitización fuerte empuja al motor determinístico; motor determinístico empuja al sandbox; sandbox sin copiar datos empuja al modo offline). Replicar una pieza es fácil; replicar el sistema entero exige rehacer el producto, y un competidor establecido prefiere no romper su producto que ya funciona.</w:t>
+            </w:r>
+          </w:p>
+        </w:tc>
+      </w:tr>
+    </w:tbl>
     <w:p>
       <w:pPr>
         <w:pStyle w:val="Ttulo1"/>
@@ -4671,29 +4939,283 @@
           </w:tcPr>
           <w:p>
             <w:r>
-              <w:t>[PENDIENTE: COMPLETAR DATOS DEL EQUIPO con nombres, matrículas, áreas de trabajo y experiencia relevante de los 5 miembros antes de la entrega final.]</w:t>
-            </w:r>
-          </w:p>
-          <w:p/>
-          <w:p>
-            <w:r>
-              <w:t>Equipo de 5 estudiantes de Ingeniería en Sistemas Computacionales, Universidad Anáhuac Querétaro, semestre 6, materia SIS2404 — Bases de Datos Avanzadas. Construimos PgPilot un semestre con motor determinístico revisado por humanos, capa de IA encapsulada con guardrails (sanitización + cross-validation + fallback a plantillas), y bitácora versionada en docs/decisiones.md y PROGRESS.md.</w:t>
-            </w:r>
-          </w:p>
-          <w:p/>
-          <w:p>
-            <w:r>
-              <w:t>Reparto técnico (basado en git shortlog -sn, nombres a confirmar): Backend + orquestador · Motor determinístico · Capa de IA · Conector + sandbox · Frontend · Workload + tests · Documentación + negocio.</w:t>
-            </w:r>
-          </w:p>
-          <w:p/>
-          <w:p>
-            <w:r>
-              <w:t xml:space="preserve">Por qué este equipo es el adecuado: (1) conocemos el mercado — developers LATAM en formación; el persona Andrés es una versión adulta de nosotros; (2) disciplina arquitectónica demostrada — la regla R1 ('motor decide, LLM explica, sandbox valida') está codificada en RULES.md y verificada en tests automatizados; (3) honestidad declarada — el documento marca hipótesis abiertas tras las 3 entrevistas (modo offline sin LLM no </w:t>
-            </w:r>
-            <w:r>
-              <w:lastRenderedPageBreak/>
-              <w:t>preguntado, validación comercial pendiente); (4) bitácora versionada — 3,000+ líneas de PROGRESS.md, trazabilidad que no se improvisa.</w:t>
+              <w:rPr>
+                <w:b w:val="0"/>
+                <w:i w:val="0"/>
+              </w:rPr>
+              <w:t xml:space="preserve">Equipo de 6 estudiantes de Ingeniería en Sistemas Computacionales, Universidad Anáhuac Querétaro, materia SIS2404 — Bases de Datos Avanzadas. Construimos PgPilot durante un semestre con metodología disciplinada: motor determinístico revisado por humanos, capa de IA encapsulada con guardrails (sanitización + cross-validation + fallback a plantillas), decisiones de arquitectura tomadas por el equipo con bitácora versionada en </w:t>
+            </w:r>
+            <w:r>
+              <w:rPr>
+                <w:b w:val="0"/>
+                <w:i/>
+              </w:rPr>
+              <w:t>docs/decisiones.md</w:t>
+            </w:r>
+            <w:r>
+              <w:rPr>
+                <w:b w:val="0"/>
+                <w:i w:val="0"/>
+              </w:rPr>
+              <w:t xml:space="preserve"> y </w:t>
+            </w:r>
+            <w:r>
+              <w:rPr>
+                <w:b w:val="0"/>
+                <w:i/>
+              </w:rPr>
+              <w:t>PROGRESS.md</w:t>
+            </w:r>
+            <w:r>
+              <w:rPr>
+                <w:b w:val="0"/>
+                <w:i w:val="0"/>
+              </w:rPr>
+              <w:t>.</w:t>
+            </w:r>
+          </w:p>
+          <w:p>
+            <w:r>
+              <w:rPr>
+                <w:b/>
+                <w:i w:val="0"/>
+              </w:rPr>
+              <w:t xml:space="preserve">Integrantes y reparto técnico real </w:t>
+            </w:r>
+            <w:r>
+              <w:rPr>
+                <w:b w:val="0"/>
+                <w:i w:val="0"/>
+              </w:rPr>
+              <w:t xml:space="preserve">(basado en autores de los commits en </w:t>
+            </w:r>
+            <w:r>
+              <w:rPr>
+                <w:b w:val="0"/>
+                <w:i/>
+              </w:rPr>
+              <w:t>git shortlog -sn</w:t>
+            </w:r>
+            <w:r>
+              <w:rPr>
+                <w:b w:val="0"/>
+                <w:i w:val="0"/>
+              </w:rPr>
+              <w:t>):</w:t>
+            </w:r>
+          </w:p>
+          <w:p>
+            <w:r>
+              <w:rPr>
+                <w:b/>
+              </w:rPr>
+              <w:t xml:space="preserve">Andrés Angulo (matrícula 00508857) — </w:t>
+            </w:r>
+            <w:r>
+              <w:rPr>
+                <w:i/>
+              </w:rPr>
+              <w:t xml:space="preserve">Backend + orquestador + infraestructura. </w:t>
+            </w:r>
+            <w:r>
+              <w:t xml:space="preserve">Repo y estructura, Docker Compose (AppDB :5434 + sandbox :5435), pool read-only con timeout, extractor de schema vía pg_catalog y de tamaños de tabla con categorización, parser EXPLAIN JSON con PlanNode (16+ tipos de nodo), helper find_nodes (DFS pre-order), detectores D2 (Nested Loop con outer grande), D9 (SELECT *), D20 (índice cubriente) y D22 (count(*) sin WHERE), recomendador con filtro de selectividad (umbral 20%), validador en sandbox por cambio de tipo de nodo (Seq Scan → Index Scan), scaffold frontend (Vite + React + Monaco), backend FastAPI /analyze, wiring backend↔frontend (B14), scripts de medición empírica de cobertura.</w:t>
+            </w:r>
+          </w:p>
+          <w:p>
+            <w:r>
+              <w:rPr>
+                <w:b/>
+              </w:rPr>
+              <w:t xml:space="preserve">Alexander Riggs (matrícula 00509910) — </w:t>
+            </w:r>
+            <w:r>
+              <w:rPr>
+                <w:i/>
+              </w:rPr>
+              <w:t xml:space="preserve">Conector + sandbox + negocio. </w:t>
+            </w:r>
+            <w:r>
+              <w:t xml:space="preserve">Extractor de stats por columna (pg_stats con n_distinct, null_frac, most_common_vals, correlation), cache de metadata con fingerprint MD5 y detección de drift por content hash, modo offline con bundle JSON portable (export_bundle/load_bundle/validate_bundle), sandbox Postgres efímero con pg_restore_relation_stats (PG18+), pool de sandbox separado, orquestación explain_in_sandbox con cleanup try/finally. Investigación competitiva (F3, 4 competidores), modelo de pricing per-seat 4 tiers (F11), TAM/SAM/SOM con metodología razonada (F12, $800M / $34M / $850K), plan go-to-market founder-led + content-driven (F13, Show HN + Nerdearla + Finnosummit), diferenciador defendible (F14) con marco 'el competidor real es ChatGPT', documento de negocio consolidado (F15, .docx preservando plantilla del profesor).</w:t>
+            </w:r>
+          </w:p>
+          <w:p>
+            <w:r>
+              <w:rPr>
+                <w:b/>
+                <w:i w:val="0"/>
+              </w:rPr>
+              <w:t xml:space="preserve">Diego Núñez (matrícula 00516279) — </w:t>
+            </w:r>
+            <w:r>
+              <w:rPr>
+                <w:b w:val="0"/>
+                <w:i/>
+              </w:rPr>
+              <w:t xml:space="preserve">Detectores estructurales + workload. </w:t>
+            </w:r>
+            <w:r>
+              <w:rPr>
+                <w:b w:val="0"/>
+                <w:i w:val="0"/>
+              </w:rPr>
+              <w:t>Detectores D3 (LIKE wildcard inicio), D4 (función no-immutable), D5 (OR cruzando tablas), D7 (subquery correlacionada). Parser pg_stat_statements con heurística JSON/CSV, scoring por total_exec_time, endpoint POST /workload con multipart, tab Workload Analysis en frontend, cleanup de schemas zombies, timeouts duros en sandbox, fix del orquestador /analyze para que los 18 detectores corran. Lista de candidatos a entrevistar (F4) y guion de 9 preguntas (F5).</w:t>
+            </w:r>
+          </w:p>
+          <w:p>
+            <w:r>
+              <w:rPr>
+                <w:b/>
+                <w:i w:val="0"/>
+              </w:rPr>
+              <w:t xml:space="preserve">Regina Valenzuela (matrícula 00508321) — </w:t>
+            </w:r>
+            <w:r>
+              <w:rPr>
+                <w:b w:val="0"/>
+                <w:i/>
+              </w:rPr>
+              <w:t xml:space="preserve">Capa IA (sanitización) + detectores índices. </w:t>
+            </w:r>
+            <w:r>
+              <w:rPr>
+                <w:b w:val="0"/>
+                <w:i w:val="0"/>
+              </w:rPr>
+              <w:t>Sanitizador de literales con 5 tipos de placeholders ($LITERAL_&lt;tipo&gt;_&lt;i&gt;), test de privacidad con grep externo (email + RFC + tarjeta de prueba). Detectores D16 (índice faltante, el más rentable: 7 queries), D11 (índice parcial bool), D17 (cardinalidad JOIN → CREATE STATISTICS), D19 (NOT IN nullable → bug silencioso). Refactor motor/detectors/_common.py. README bilingüe del repo (macOS + WSL2 + Windows con troubleshooting). Documento de arquitectura consolidado. User persona Andrés Villanueva (F10).</w:t>
+            </w:r>
+          </w:p>
+          <w:p>
+            <w:r>
+              <w:rPr>
+                <w:b/>
+                <w:i w:val="0"/>
+              </w:rPr>
+              <w:t xml:space="preserve">Emilio Tolosa (matrícula 00520630) — </w:t>
+            </w:r>
+            <w:r>
+              <w:rPr>
+                <w:b w:val="0"/>
+                <w:i/>
+              </w:rPr>
+              <w:t xml:space="preserve">Documentación externa + validación en frontend. </w:t>
+            </w:r>
+            <w:r>
+              <w:rPr>
+                <w:b w:val="0"/>
+                <w:i w:val="0"/>
+              </w:rPr>
+              <w:t>Docs externas de /conector (garantías read-only contractuales), /motor (pipeline + tabla de los 19 detectores con confianzas verificadas), /ia (system-prompt + Pydantic + cruz-validador + modo 'LLM apagado', crítica para Q&amp;A), /sandbox (R6 'no se copian datos' + tabla 'qué sí/qué no se falsea'). Indicadores de validación R3 en frontend (helper _compute_validations + componente ValidationIndicators con 4 píldoras: schema_ok, no_duplicate_index, syntax_valid, sandbox_improves). Auditoría final del catálogo de 19 patterns. Índice maestro docs/README.md.</w:t>
+            </w:r>
+          </w:p>
+          <w:p>
+            <w:r>
+              <w:rPr>
+                <w:b/>
+                <w:i w:val="0"/>
+              </w:rPr>
+              <w:t xml:space="preserve">David Ramírez (matrícula 00492597) — </w:t>
+            </w:r>
+            <w:r>
+              <w:rPr>
+                <w:b w:val="0"/>
+                <w:i/>
+              </w:rPr>
+              <w:t xml:space="preserve">Detectores SQL + capa de validación IA. </w:t>
+            </w:r>
+            <w:r>
+              <w:rPr>
+                <w:b w:val="0"/>
+                <w:i w:val="0"/>
+              </w:rPr>
+              <w:t>Detectores D12 (cast implícito que invalida btree), D14 (CTE materializada innecesaria), D18 (HAVING → WHERE), D8 (IN → EXISTS dual plan+SQL). Capa /ia: validador Pydantic con reintentos (rechazo de JSON malformado, explanation vacío, confidence fuera de rango), cross-validator de identificadores contra schema (descarta índice duplicado, columna inexistente, SQL no parseable), plantillas determinísticas con confianza ajustable por selectividad, orquestador explain_recommendation con fallback a plantilla ante cualquier excepción del LLM (garantiza R5).</w:t>
+            </w:r>
+          </w:p>
+          <w:p>
+            <w:r>
+              <w:rPr>
+                <w:b/>
+                <w:i w:val="0"/>
+              </w:rPr>
+              <w:t xml:space="preserve">Por qué este equipo es el adecuado: </w:t>
+            </w:r>
+            <w:r>
+              <w:rPr>
+                <w:b w:val="0"/>
+                <w:i w:val="0"/>
+              </w:rPr>
+              <w:t xml:space="preserve">(1) </w:t>
+            </w:r>
+            <w:r>
+              <w:rPr>
+                <w:b/>
+                <w:i w:val="0"/>
+              </w:rPr>
+              <w:t>conocemos el mercado</w:t>
+            </w:r>
+            <w:r>
+              <w:rPr>
+                <w:b w:val="0"/>
+                <w:i w:val="0"/>
+              </w:rPr>
+              <w:t xml:space="preserve"> — developers LATAM en formación; el persona Andrés Villanueva es una versión adulta de nosotros; (2) </w:t>
+            </w:r>
+            <w:r>
+              <w:rPr>
+                <w:b/>
+                <w:i w:val="0"/>
+              </w:rPr>
+              <w:t>disciplina arquitectónica demostrada</w:t>
+            </w:r>
+            <w:r>
+              <w:rPr>
+                <w:b w:val="0"/>
+                <w:i w:val="0"/>
+              </w:rPr>
+              <w:t xml:space="preserve"> — la regla R1 ('motor decide, LLM explica, sandbox valida') está codificada en RULES.md y verificada en tests automatizados, no es slide de pitch; (3) </w:t>
+            </w:r>
+            <w:r>
+              <w:rPr>
+                <w:b/>
+                <w:i w:val="0"/>
+              </w:rPr>
+              <w:t>honestidad declarada</w:t>
+            </w:r>
+            <w:r>
+              <w:rPr>
+                <w:b w:val="0"/>
+                <w:i w:val="0"/>
+              </w:rPr>
+              <w:t xml:space="preserve"> — el documento marca explícitamente qué hipótesis siguen abiertas tras las 3 entrevistas; (4) </w:t>
+            </w:r>
+            <w:r>
+              <w:rPr>
+                <w:b/>
+                <w:i w:val="0"/>
+              </w:rPr>
+              <w:t>bitácora versionada</w:t>
+            </w:r>
+            <w:r>
+              <w:rPr>
+                <w:b w:val="0"/>
+                <w:i w:val="0"/>
+              </w:rPr>
+              <w:t xml:space="preserve"> — 3,000+ líneas de PROGRESS.md al cierre del semestre, trazabilidad que no se improvisa.</w:t>
+            </w:r>
+          </w:p>
+          <w:p>
+            <w:r>
+              <w:rPr>
+                <w:b/>
+                <w:i w:val="0"/>
+              </w:rPr>
+              <w:t xml:space="preserve">Sobre el tamaño del equipo (6 personas). </w:t>
+            </w:r>
+            <w:r>
+              <w:rPr>
+                <w:b w:val="0"/>
+                <w:i w:val="0"/>
+              </w:rPr>
+              <w:t>La rúbrica oficial calibra para equipos de 5. Trabajamos como 6 con el conocimiento del profesor: el alumno adicional asumió las áreas de documentación externa y validación en frontend que de otro modo habrían quedado descubiertas. El reparto arriba demuestra contribuciones independientes y simétricas — no hay polizones; cada miembro defiende componentes específicos en el Q&amp;A.</w:t>
             </w:r>
           </w:p>
         </w:tc>
@@ -5310,15 +5832,6 @@
             </w:r>
           </w:p>
           <w:p/>
-          <w:p>
-            <w:r>
-              <w:t xml:space="preserve">Evaluación rúbrica: Criterio 1.2 técnico (docs/arquitectura.md F2, 7 decisiones con alternativas) · 2.1 cobertura (18/20 AppDB v1, 0/10 FP, test de bloqueo en CI) · 2.2 resiliencia (modo 'LLM apagado' validado en E8) · 3 producto y negocio (este doc + </w:t>
-            </w:r>
-            <w:r>
-              <w:lastRenderedPageBreak/>
-              <w:t>F3/F11/F12/F13/F14) · 1.2 declaración de IA (README §11 + arquitectura.md §8 + este doc).</w:t>
-            </w:r>
-          </w:p>
         </w:tc>
       </w:tr>
     </w:tbl>

--- a/business/negocio.docx
+++ b/business/negocio.docx
@@ -2,7 +2,6 @@
 <file path=word/document.xml><?xml version="1.0" encoding="utf-8"?>
 <w:document xmlns:wpc="http://schemas.microsoft.com/office/word/2010/wordprocessingCanvas" xmlns:cx="http://schemas.microsoft.com/office/drawing/2014/chartex" xmlns:cx1="http://schemas.microsoft.com/office/drawing/2015/9/8/chartex" xmlns:cx2="http://schemas.microsoft.com/office/drawing/2015/10/21/chartex" xmlns:cx3="http://schemas.microsoft.com/office/drawing/2016/5/9/chartex" xmlns:cx4="http://schemas.microsoft.com/office/drawing/2016/5/10/chartex" xmlns:cx5="http://schemas.microsoft.com/office/drawing/2016/5/11/chartex" xmlns:cx6="http://schemas.microsoft.com/office/drawing/2016/5/12/chartex" xmlns:cx7="http://schemas.microsoft.com/office/drawing/2016/5/13/chartex" xmlns:cx8="http://schemas.microsoft.com/office/drawing/2016/5/14/chartex" xmlns:mc="http://schemas.openxmlformats.org/markup-compatibility/2006" xmlns:aink="http://schemas.microsoft.com/office/drawing/2016/ink" xmlns:am3d="http://schemas.microsoft.com/office/drawing/2017/model3d" xmlns:o="urn:schemas-microsoft-com:office:office" xmlns:oel="http://schemas.microsoft.com/office/2019/extlst" xmlns:r="http://schemas.openxmlformats.org/officeDocument/2006/relationships" xmlns:m="http://schemas.openxmlformats.org/officeDocument/2006/math" xmlns:v="urn:schemas-microsoft-com:vml" xmlns:wp14="http://schemas.microsoft.com/office/word/2010/wordprocessingDrawing" xmlns:wp="http://schemas.openxmlformats.org/drawingml/2006/wordprocessingDrawing" xmlns:w10="urn:schemas-microsoft-com:office:word" xmlns:w="http://schemas.openxmlformats.org/wordprocessingml/2006/main" xmlns:w14="http://schemas.microsoft.com/office/word/2010/wordml" xmlns:w15="http://schemas.microsoft.com/office/word/2012/wordml" xmlns:w16cex="http://schemas.microsoft.com/office/word/2018/wordml/cex" xmlns:w16cid="http://schemas.microsoft.com/office/word/2016/wordml/cid" xmlns:w16="http://schemas.microsoft.com/office/word/2018/wordml" xmlns:w16du="http://schemas.microsoft.com/office/word/2023/wordml/word16du" xmlns:w16sdtdh="http://schemas.microsoft.com/office/word/2020/wordml/sdtdatahash" xmlns:w16sdtfl="http://schemas.microsoft.com/office/word/2024/wordml/sdtformatlock" xmlns:w16se="http://schemas.microsoft.com/office/word/2015/wordml/symex" xmlns:wpg="http://schemas.microsoft.com/office/word/2010/wordprocessingGroup" xmlns:wpi="http://schemas.microsoft.com/office/word/2010/wordprocessingInk" xmlns:wne="http://schemas.microsoft.com/office/word/2006/wordml" xmlns:wps="http://schemas.microsoft.com/office/word/2010/wordprocessingShape" mc:Ignorable="w14 w15 w16se w16cid w16 w16cex w16sdtdh w16sdtfl w16du wp14">
   <w:body>
-    <w:p/>
     <w:p>
       <w:pPr>
         <w:spacing w:after="80"/>
@@ -1030,46 +1029,46 @@
           </w:p>
           <w:p>
             <w:r>
-              <w:t xml:space="preserve">  · Raúl — tech lead fintech sin DBA, 3 BDs ~120 GB principal: 15-20 h/mes.</w:t>
+              <w:t xml:space="preserve">  · Raúl — desarrollador fullstack con 100+ BDs en su carrera; 15-20 BDs activas, la mayor ~3 TB: 3-4 h/mes en producción estable y 16-20 h/mes en etapas tempranas (desarrollo, análisis, staging).</w:t>
             </w:r>
           </w:p>
           <w:p/>
           <w:p>
             <w:r>
-              <w:t>Conclusión clave: el dolor escala con la AUSENCIA DE DBA dedicado, no con el tamaño absoluto. Jos (1 GB) dedica 10× más tiempo que Carlos (30 GB con equipo). Raúl lo dijo literal: 'siento que la mitad de mi tiempo es de base de datos cuando debería estar haciendo otras cosas de tech lead'.</w:t>
+              <w:t>Conclusión clave: el dolor escala con la AUSENCIA DE DBA dedicado y con la FASE DEL CICLO DE VIDA, no con el tamaño absoluto. Jos (1 GB) dedica 10× más tiempo que Carlos (30 GB con equipo). Raúl confirma la dimensión "fase": pasa de 3-4 h/mes en producción estable a 16-20 h/mes en etapas tempranas, porque los queries existen aunque la BD aún no esté en producción.</w:t>
             </w:r>
           </w:p>
           <w:p/>
           <w:p>
             <w:r>
-              <w:t>Anti-patterns reportados — 3 de 3 mapean a detectores activos de PgPilot:</w:t>
-            </w:r>
-          </w:p>
-          <w:p>
-            <w:r>
-              <w:t xml:space="preserve">  · Carlos (F6): SELECT * sobre tablas con BLOBs → D9 (select_star).</w:t>
-            </w:r>
-          </w:p>
-          <w:p>
-            <w:r>
-              <w:t xml:space="preserve">  · Jos (F7): JOINs sin índices generando producto cartesiano → D16 (seq_scan_missing_index). Fix manual tomó 1 semana completa.</w:t>
-            </w:r>
-          </w:p>
-          <w:p>
-            <w:r>
-              <w:t xml:space="preserve">  · Raúl (F8): NOT IN sobre 2M registros bloqueó transacciones de pago en fintech → D19 (not_in_nullable_subquery). Fix con NOT EXISTS + índice parcial: 45 min → 3 seg. Costo: 4 h madrugada + 2 h postmortem.</w:t>
+              <w:t>Anti-patterns reportados — 2 de 3 mapean a detectores activos de PgPilot; 1 oportunidad de roadmap:</w:t>
+            </w:r>
+          </w:p>
+          <w:p>
+            <w:r>
+              <w:t xml:space="preserve">  · Carlos (F6): SELECT * sobre tablas con BLOBs → D9 (select_star). Detector activo.</w:t>
+            </w:r>
+          </w:p>
+          <w:p>
+            <w:r>
+              <w:t xml:space="preserve">  · Jos (F7): JOINs sin índices generando producto cartesiano → D16 (seq_scan_missing_index). Fix manual tomó 1 semana completa. Detector activo.</w:t>
+            </w:r>
+          </w:p>
+          <w:p>
+            <w:r>
+              <w:t xml:space="preserve">  · Raúl (F8): tabla de embarques de 300-400 GB en sistema logístico transnacional. Queries tardaban HORAS pese a tener índices. Solución manual: particionar físicamente la tabla + tablas temporales con COPY de Postgres para clonar embarques recientes (~300-400 MB). Funcionaba al 90% (fechas recientes); históricos de 5-7+ años seguían lentos. No es un detector activo hoy; queda como oportunidad de roadmap (detección proactiva de tablas crecientes sin estrategia de particionamiento — adyacente a D22 count_star_on_large_table que ya señala tablas grandes).</w:t>
             </w:r>
           </w:p>
           <w:p/>
           <w:p>
             <w:r>
-              <w:t>Severidad y costo mensual: $25-1,000 USD/equipo/mes en tiempo directo (Raúl: 15-20 h × $25-50/h = $500-1,000/mes; Carlos: $25-50/mes; Jos: $250-500/mes). Por incidente mayor con impacto a clientes: $500-5,000 USD adicionales (Gartner cost-of-downtime; el caso de Raúl con transacciones bloqueadas cae en la cota alta).</w:t>
+              <w:t>Severidad y costo mensual: $25-1,000 USD/equipo/mes en tiempo directo (Raúl: 16-20 h/mes en etapas tempranas × $25-50/h = $400-1,000/mes; Carlos: $25-50/mes; Jos: $250-500/mes). Por incidente mayor con impacto a operaciones: $500-5,000 USD adicionales (Gartner cost-of-downtime; el caso de Raúl con tabla de 300-400 GB en sistema logístico muestra el costo de no tener particionamiento proactivo).</w:t>
             </w:r>
           </w:p>
           <w:p/>
           <w:p>
             <w:r>
-              <w:t>ROI a $29/dev/mes (Pro): equipo de 5 devs = $145/mes; ahorra ≥2 h/mes diagnóstico + previene ≥1 incidente/trimestre → ROI positivo desde el mes 1. Caso Raúl: $200/mes vs $750-1,000/mes ahorradas = ROI 3-5× inmediato. Cita literal: '200 dólares contra lo que me pagan por esas horas es nada, yo la compraría sin pensarlo'.</w:t>
+              <w:t>ROI a $29/dev/mes (Pro): equipo de 5 devs = $145/mes; ahorra ≥2 h/mes diagnóstico + previene ≥1 incidente/trimestre → ROI positivo desde el mes 1. Caso Raúl: con 16-20 h/mes en etapas tempranas × $25-50/h = $400-1,000/mes en tiempo, una herramienta a $200/mes tiene ROI 2-5× inmediato. Sin embargo, Raúl cuestionó el modelo por BD con 15-20 BDs activas y sugirió explorar pricing por usuarios o por tiempo de ejecución — señal a incorporar al pricing Enterprise.</w:t>
             </w:r>
           </w:p>
         </w:tc>
@@ -1363,6 +1362,7 @@
           </w:tcPr>
           <w:p>
             <w:r>
+              <w:lastRenderedPageBreak/>
               <w:t>Jos Lugo — Ingeniero de software (fullstack)</w:t>
             </w:r>
           </w:p>
@@ -1460,7 +1460,7 @@
           </w:tcPr>
           <w:p>
             <w:r>
-              <w:t>Raúl de la Breña — Tech Lead Backend</w:t>
+              <w:t>Raúl Zavaleta — Desarrollador fullstack / Ingeniero de software</w:t>
             </w:r>
           </w:p>
         </w:tc>
@@ -1483,7 +1483,7 @@
           </w:tcPr>
           <w:p>
             <w:r>
-              <w:t>Fintech LATAM (3 BDs Postgres, principal ~120 GB con 45 tablas, sin DBA dedicado)</w:t>
+              <w:t>Empresa de software LATAM (15-20 BDs Postgres, la más grande ~3 TB, 100+ BDs en su carrera)</w:t>
             </w:r>
           </w:p>
         </w:tc>
@@ -1529,7 +1529,7 @@
           </w:tcPr>
           <w:p>
             <w:r>
-              <w:t>~12 min (videollamada grabada)</w:t>
+              <w:t>~10 min (videollamada grabada)</w:t>
             </w:r>
           </w:p>
         </w:tc>
@@ -1540,7 +1540,6 @@
         <w:pStyle w:val="Ttulo2"/>
       </w:pPr>
       <w:r>
-        <w:lastRenderedPageBreak/>
         <w:t>3.2 Preguntas hechas</w:t>
       </w:r>
     </w:p>
@@ -1650,61 +1649,62 @@
           <w:p/>
           <w:p>
             <w:r>
-              <w:t>1. Dolor reactivo, no proactivo. ✅ 3/3. Carlos: 'actuamos por eventos'; Jos: 1 semana de fix manual; Raúl: 15-20 h/mes pese a Grafana + Datadog (observabilidad ≠ optimización). Implicación: insertarnos en el momento de la alerta, no antes.</w:t>
+              <w:t>1. Dolor reactivo, no proactivo. ✅ 3/3. Carlos: "actuamos por eventos"; Jos: 1 semana de fix manual; Raúl: 16-20 h/mes en etapas tempranas con diagnóstico manual (DBeaver Enterprise + pg_stat_statements + EXPLAIN ANALYZE). Implicación: insertarnos en el momento de la alerta, no antes.</w:t>
             </w:r>
           </w:p>
           <w:p/>
           <w:p>
             <w:r>
-              <w:t>2. Anti-patterns reales → 3/3 mapean a detectores. ✅ Validado. D9 (Carlos), D16 (Jos), D19 (Raúl). Implicación: los 3 casos son demos del pitch; el de Raúl es el más fuerte (45 min → 3 seg + incidente fintech con pagos bloqueados).</w:t>
+              <w:t>2. Anti-patterns reales → 2/3 mapean a detectores activos + 1 oportunidad de roadmap. ✅ Parcial. D9 (Carlos), D16 (Jos); Raúl (tabla 300-400 GB sin particiones) no tiene detector hoy. Implicación: los casos de Carlos y Jos son demos directos del pitch; el de Raúl muestra la escala enterprise (queries que tardan horas por falta de particionamiento proactivo) y motiva el roadmap de un detector adyacente.</w:t>
             </w:r>
           </w:p>
           <w:p/>
           <w:p>
             <w:r>
-              <w:t>3. CI/desarrollo como punto de entrada con matiz. ✅ 3/3. Carlos: PR/CI con Liquibase; Jos: dev/staging; Raúl: dual (CI + monitor proactivo). Implicación: PgPilot necesita múltiples superficies (editor + GitHub Action + monitor de workload).</w:t>
+              <w:t>3. CI/desarrollo como punto de entrada con matiz. ✅ 3/3. Carlos: PR/CI con Liquibase; Jos: dev/staging; Raúl articula dos productos distintos — análisis de arquitectura (fase de diseño de la BD) y análisis de performance en tiempo real (cualquier momento del ciclo, desde staging temprano hasta producción para mantenimiento). Implicación: PgPilot necesita múltiples superficies (editor + GitHub Action + monitor de workload).</w:t>
             </w:r>
           </w:p>
           <w:p/>
           <w:p>
             <w:r>
-              <w:t>4. Privacidad y read-only son bloqueador legal. ✅ 3/3 con escalada por sector. Carlos: read-only; Jos: no logs, control por tabla; Raúl: self-hosted on-premise para fintech. Implicación: modo offline + tier Enterprise self-hosted abren el sector regulado LATAM.</w:t>
+              <w:t>4. Privacidad y read-only son bloqueador legal. ✅ 3/3 con escalada por sector. Carlos: read-only; Jos: no logs, control por tabla; Raúl: conexión punto a punto segura, read-only indiscutible, datos efímeros, distingue explícitamente terceros vs on-premise. Implicación: modo offline + tier Enterprise self-hosted abren el sector regulado LATAM.</w:t>
             </w:r>
           </w:p>
           <w:p/>
           <w:p>
             <w:r>
-              <w:t>5. Decisor heterogéneo — 'es el CTO' matizada. ⚠️ Parcial. Carlos: CTO; Jos: dual técnico + gerencial; Raúl: él mismo aprueba hasta $500/mes ('yo la compraría sin pensarlo'). Implicación: Pro/Team con sales bottom-up a tech leads; Enterprise top-down al CTO.</w:t>
+              <w:lastRenderedPageBreak/>
+              <w:t>5. Decisor heterogéneo — "es el CTO" matizada. ⚠️ Parcial. Carlos: CTO; Jos: dual técnico + gerencial (líder de infra + gerente); Raúl: el equipo técnico impulsa la necesidad, el CTO/directivo toma la decisión final. Implicación: Pro/Team con sales bottom-up al equipo técnico como impulsor + cierre con CTO/gerencia en empresas con proceso formal; Enterprise top-down al CTO.</w:t>
             </w:r>
           </w:p>
           <w:p/>
           <w:p>
             <w:r>
-              <w:t>6. No usan herramientas especializadas. ✅ 3/3. Ninguno usa pganalyze / EverSQL / DBtune. Raúl tiene Grafana + Datadog pero las queries siguen manuales. Implicación: PgPilot compite con 'hacerlo a mano' en LATAM, no con pganalyze.</w:t>
+              <w:t>6. No usan herramientas especializadas. ✅ 3/3. Ninguno usa pganalyze / EverSQL / DBtune. Raúl usa DBeaver Enterprise + pg_stat_statements + EXPLAIN ANALYZE (herramientas nativas, no SaaS). Implicación: PgPilot compite con "hacerlo a mano" en LATAM, no con pganalyze.</w:t>
             </w:r>
           </w:p>
           <w:p/>
           <w:p>
             <w:r>
-              <w:t>7. WTP $29 Pro / $200 BD validado en el sector con más dolor. ✅ 1/3 explícito + 2/3 sin objeción. Raúl validó 'sin pensarlo'. Implicación: mantener Pro $29 y Team $49; plan B '$19' queda como contingencia.</w:t>
+              <w:t>7. Modelo de licencia per-BD cuestionado por escala enterprise. ⚠️ 1/3 cuestiona, 2/3 sin objeción. Raúl (15-20 BDs activas, la mayor ~3 TB) cuestionó si el pricing por BD es el correcto a esa escala y sugirió explorar modelos por usuarios o por tiempo de ejecución. Carlos y Jos no objetaron el rango $50-200/BD. Implicación: mantener el modelo per-seat Pro $29 / Team $49 como principal; evaluar add-on por flota de BDs o tier por tiempo de ejecución para cuentas Enterprise con 15+ BDs; plan B "$19" queda como contingencia.</w:t>
             </w:r>
           </w:p>
           <w:p/>
           <w:p>
             <w:r>
-              <w:t>8. Dolor escala con ausencia de DBA, no con tamaño puro de BD. ⚠️ Hipótesis matizada. Jos (1 GB sin DBA) = 10 h/mes &gt; Carlos (30 GB con equipo) = 1 h/mes. Implicación: ICP correcto es '5-20 devs sin DBA', no '≥100 GB'.</w:t>
+              <w:t>8. Dolor escala con ausencia de DBA, no con tamaño puro de BD. ⚠️ Hipótesis matizada. Jos (1 GB sin DBA) = 10 h/mes &gt; Carlos (30 GB con equipo) = 1 h/mes. Raúl agrega la fase del ciclo de vida como segunda dimensión (3-4 h/mes en prod vs 16-20 h/mes en dev). Implicación: ICP correcto es "5-20 devs sin DBA dedicado, en fase de crecimiento", no "≥100 GB".</w:t>
             </w:r>
           </w:p>
           <w:p/>
           <w:p>
             <w:r>
-              <w:t>9. Monitor proactivo de degradación como 2º caso de uso. 🟢 Oportunidad nueva (Raúl). 'Que revise queries existentes y avise cuáles se pueden optimizar'. Implicación: feature Q3/Q4 sobre pg_stat_statements con tracking histórico + alertas.</w:t>
+              <w:t>9. Monitor proactivo de degradación como 2º caso de uso. 🟢 Oportunidad nueva (Raúl). Articuló dos productos distintos: análisis de arquitectura (diseño/staging) y monitoreo de performance en tiempo real ("que conforme crezca la información me diga qué está fallando"). Implicación: feature Q3/Q4 sobre pg_stat_statements con tracking histórico + alertas.</w:t>
             </w:r>
           </w:p>
           <w:p/>
           <w:p>
             <w:r>
-              <w:t>Hipótesis resueltas / abiertas: WTP $29 ✅ (Raúl); 'dolor crece con tamaño' ⚠️ matizada (DBA-ausencia es el predictor real); modo offline sin LLM 🟡 parcial (Raúl pide self-hosted; R5 explícito no preguntado — confirmar en pilotos).</w:t>
+              <w:t>Hipótesis resueltas / abiertas: WTP $29 🟡 sin objeción de Carlos y Jos, pero Raúl cuestionó el modelo per-BD para flotas grandes — falta validación con paying customers; "dolor crece con tamaño" ⚠️ matizada (DBA-ausencia y fase del ciclo de vida son los predictores reales); modo offline sin LLM 🟡 parcial (Raúl pide tratamiento efímero y prefiere on-premise; R5 explícito no preguntado — confirmar en pilotos).</w:t>
             </w:r>
           </w:p>
           <w:p/>
@@ -1720,17 +1720,17 @@
           </w:p>
           <w:p>
             <w:r>
-              <w:t xml:space="preserve">  · Pricing: mantener Pro $29 y Team $49; plan B '$19' como contingencia.</w:t>
-            </w:r>
-          </w:p>
-          <w:p>
-            <w:r>
-              <w:t xml:space="preserve">  · GTM: Pro/Team bottom-up a tech leads (autonomía hasta ~$500/mes); Enterprise top-down a CTO + finanzas.</w:t>
-            </w:r>
-          </w:p>
-          <w:p>
-            <w:r>
-              <w:t xml:space="preserve">  · Messaging: #1 'Read-only + sanitización fuerte'; #2 'Self-hosted para fintech'; #3 'Detecta los anti-patterns que ya te dolieron — D9/D16/D19 con casos reales'.</w:t>
+              <w:t xml:space="preserve">  · Pricing: mantener per-seat Pro $29 y Team $49 como modelo principal; evaluar add-on por flota de BDs o tier por tiempo de ejecución para Enterprise con 15+ BDs (señal de Raúl); plan B "$19" como contingencia.</w:t>
+            </w:r>
+          </w:p>
+          <w:p>
+            <w:r>
+              <w:t xml:space="preserve">  · GTM: Pro/Team bottom-up con el equipo técnico como impulsor + aprobación de gerente/CTO en empresas con proceso formal (señal consistente Carlos/Jos/Raúl); Enterprise top-down a CTO + finanzas.</w:t>
+            </w:r>
+          </w:p>
+          <w:p>
+            <w:r>
+              <w:t xml:space="preserve">  · Messaging: #1 "Read-only + sanitización fuerte + tratamiento efímero"; #2 "Self-hosted disponible para sectores regulados"; #3 "Detecta los anti-patterns que ya te dolieron — D9/D16 con casos reales + detección proactiva de tablas sin particiones como roadmap".</w:t>
             </w:r>
           </w:p>
         </w:tc>
@@ -2129,7 +2129,6 @@
           </w:tcPr>
           <w:p>
             <w:r>
-              <w:lastRenderedPageBreak/>
               <w:t>Sanitización fuerte de literales pre-LLM + modo 'LLM apagado' con plantillas</w:t>
             </w:r>
           </w:p>
@@ -2274,6 +2273,7 @@
           </w:tcPr>
           <w:p>
             <w:r>
+              <w:lastRenderedPageBreak/>
               <w:t>Característica</w:t>
             </w:r>
           </w:p>
@@ -3267,7 +3267,6 @@
           </w:tcPr>
           <w:p>
             <w:r>
-              <w:lastRenderedPageBreak/>
               <w:t>PgPilot NO es mejor en todo:</w:t>
             </w:r>
           </w:p>
@@ -3349,6 +3348,7 @@
           </w:tcPr>
           <w:p>
             <w:r>
+              <w:lastRenderedPageBreak/>
               <w:t>Nuestro nicho: developers backend LATAM con Postgres en producción en empresas medianas (5-50 devs) en sectores regulados (fintech, healthtech, govtech), que no pueden pagar pganalyze ni mandar SQL con datos a ChatGPT.</w:t>
             </w:r>
           </w:p>
@@ -3541,7 +3541,6 @@
                 <w:sz w:val="20"/>
                 <w:szCs w:val="20"/>
               </w:rPr>
-              <w:lastRenderedPageBreak/>
               <w:t>Tier</w:t>
             </w:r>
           </w:p>
@@ -3954,6 +3953,7 @@
           </w:tcPr>
           <w:p>
             <w:r>
+              <w:lastRenderedPageBreak/>
               <w:t>Enterprise</w:t>
             </w:r>
           </w:p>
@@ -4104,11 +4104,7 @@
           <w:p/>
           <w:p>
             <w:r>
-              <w:t xml:space="preserve">Validación pendiente / hecha. Los precios no se han probado con paying customers (la prueba real es post-Demo Day). De las 3 entrevistas: Raúl (F8, tech lead fintech) validó explícitamente el rango — '200 dólares contra lo que me pagan por esas horas es nada, yo la compraría sin pensarlo' — y declaró autonomía de compra hasta $500/mes sin necesidad de CTO. Carlos (F6) y Jos (F7) no expresaron objeción al rango $50-200/BD. </w:t>
-            </w:r>
-            <w:r>
-              <w:lastRenderedPageBreak/>
-              <w:t>Conclusión: se mantiene Pro $29 y Team $49. El plan B '$19' queda como contingencia para casos sin autonomía de compra del dev.</w:t>
+              <w:t>Validación pendiente / hecha. Los precios no se han probado con paying customers (la prueba real es post-Demo Day). De las 3 entrevistas: Raúl (F8, desarrollador fullstack con 15-20 BDs activas y la mayor ~3 TB) cuestionó el modelo per-BD a su escala y sugirió explorar pricing por usuarios o por tiempo de ejecución. Carlos (F6) y Jos (F7) no expresaron objeción al rango $50-200/BD aunque no se les preguntó precio per-dev exacto. Conclusión: se mantiene Pro $29 y Team $49 per-seat como modelo principal; se evalúa add-on por flota de BDs o tier por tiempo de ejecución para cuentas Enterprise con 15+ BDs (señal de Raúl). El plan B "$19" documentado en pricing.md §6 queda como contingencia para casos donde el dev no tenga autonomía de compra y dependa 100% del CTO con presupuesto en pesos.</w:t>
             </w:r>
           </w:p>
         </w:tc>
@@ -4119,7 +4115,6 @@
         <w:pStyle w:val="Ttulo1"/>
       </w:pPr>
       <w:r>
-        <w:lastRenderedPageBreak/>
         <w:t>7. Tamaño de mercado</w:t>
       </w:r>
     </w:p>
@@ -4180,7 +4175,11 @@
           <w:p/>
           <w:p>
             <w:r>
-              <w:t>Cálculo. Partiendo del mercado DBMS global de $137 B USD en 2025 (Gartner 2025 Forecast Update), aplicamos dos recortes sucesivos: (1) Postgres-only ~15-20% del gasto DBMS (Postgres tiene 55.6% adopción developer per Stack Overflow 2025; ese share se traduce más conservadoramente en gasto enterprise). (2) Subset performance/optimization ~2-5% del gasto DBMS (mercado de database performance management estimado en $4-6 B globales por Mordor / Grand View Research).</w:t>
+              <w:t xml:space="preserve">Cálculo. Partiendo del mercado DBMS global de $137 B USD en 2025 (Gartner 2025 Forecast Update), aplicamos dos recortes sucesivos: (1) Postgres-only ~15-20% del gasto DBMS (Postgres tiene 55.6% adopción developer per Stack Overflow 2025; ese share se traduce más conservadoramente en gasto enterprise). (2) Subset performance/optimization </w:t>
+            </w:r>
+            <w:r>
+              <w:lastRenderedPageBreak/>
+              <w:t>~2-5% del gasto DBMS (mercado de database performance management estimado en $4-6 B globales por Mordor / Grand View Research).</w:t>
             </w:r>
           </w:p>
           <w:p/>
@@ -4203,6 +4202,7 @@
         <w:pStyle w:val="Ttulo2"/>
       </w:pPr>
       <w:r>
+        <w:lastRenderedPageBreak/>
         <w:t>7.2 SAM</w:t>
       </w:r>
     </w:p>
@@ -4318,7 +4318,6 @@
           </w:tcPr>
           <w:p>
             <w:r>
-              <w:lastRenderedPageBreak/>
               <w:t>Definición a 4 años. Lo que PgPilot puede capturar entre mayo 2026 y mayo 2030, dado un equipo fundador pequeño y crecimiento por content + founder-led sales.</w:t>
             </w:r>
           </w:p>
@@ -4403,6 +4402,7 @@
           </w:tcPr>
           <w:p>
             <w:r>
+              <w:lastRenderedPageBreak/>
               <w:t>Por qué el mercado es atractivo AHORA:</w:t>
             </w:r>
           </w:p>
@@ -4518,7 +4518,6 @@
           </w:p>
           <w:p>
             <w:r>
-              <w:lastRenderedPageBreak/>
               <w:t>Mes 7-9: Finnosummit MX / Fintech Week (fintech LATAM, encaje fuerte por privacidad). Sponsor + demos + 1 charla intentada. Objetivo acumulado: 5-7 clientes.</w:t>
             </w:r>
           </w:p>
@@ -4553,7 +4552,6 @@
         <w:pStyle w:val="Ttulo2"/>
       </w:pPr>
       <w:r>
-        <w:lastRenderedPageBreak/>
         <w:t>8.2 Estrategia de growth (después de los 10)</w:t>
       </w:r>
     </w:p>
@@ -4600,6 +4598,7 @@
           </w:tcPr>
           <w:p>
             <w:r>
+              <w:lastRenderedPageBreak/>
               <w:t>Con 10 clientes y ~$80 K ARR (cierre mes 12): (1) inbound dominante (catálogo SEO + casos de estudio + referidos); (2) primer hire AE LATAM mes 13 con quota $200 K ARR, salario $25-30 K + comisión; (3) partner program con consultoras LATAM (margen 25%); (4) expansión a España (mismo idioma, NO US todavía — competiría con pganalyze).</w:t>
             </w:r>
           </w:p>
@@ -4664,39 +4663,19 @@
           <w:p>
             <w:r>
               <w:rPr>
-                <w:b w:val="0"/>
                 <w:i/>
               </w:rPr>
-              <w:t xml:space="preserve">La pregunta de oro: si el competidor más fuerte les copia el feature mañana, ¿por qué los clientes seguirían con ustedes? Análisis completo en </w:t>
-            </w:r>
-            <w:r>
-              <w:rPr>
-                <w:b w:val="0"/>
-                <w:i/>
-              </w:rPr>
-              <w:t>business/diferenciador.md</w:t>
-            </w:r>
-            <w:r>
-              <w:rPr>
-                <w:b w:val="0"/>
-                <w:i/>
-              </w:rPr>
-              <w:t xml:space="preserve"> (F14).</w:t>
+              <w:t>La pregunta de oro: si el competidor más fuerte les copia el feature mañana, ¿por qué los clientes seguirían con ustedes? Análisis completo en business/diferenciador.md (F14).</w:t>
             </w:r>
           </w:p>
           <w:p>
             <w:r>
               <w:rPr>
                 <w:b/>
-                <w:i w:val="0"/>
               </w:rPr>
               <w:t xml:space="preserve">El competidor verdadero no es pganalyze, es ChatGPT genérico gratis. </w:t>
             </w:r>
             <w:r>
-              <w:rPr>
-                <w:b w:val="0"/>
-                <w:i w:val="0"/>
-              </w:rPr>
               <w:t>Esa es la baseline real del developer que evalúa el producto.</w:t>
             </w:r>
           </w:p>
@@ -4704,7 +4683,6 @@
             <w:r>
               <w:rPr>
                 <w:b/>
-                <w:i w:val="0"/>
               </w:rPr>
               <w:t>Nuestro diferenciador es la integridad arquitectónica de cuatro defensores combinados:</w:t>
             </w:r>
@@ -4713,15 +4691,10 @@
             <w:r>
               <w:rPr>
                 <w:b/>
-                <w:i w:val="0"/>
               </w:rPr>
               <w:t xml:space="preserve">1. Motor determinístico que decide, LLM que solo explica. </w:t>
             </w:r>
             <w:r>
-              <w:rPr>
-                <w:b w:val="0"/>
-                <w:i w:val="0"/>
-              </w:rPr>
               <w:t>Las decisiones de detección viven en código Python testeable (/motor/detectors/). El LLM se invoca después de que el motor ya decidió, y solo para prosa pedagógica. Si el LLM contradice al motor, gana el motor (regla R1).</w:t>
             </w:r>
           </w:p>
@@ -4735,7 +4708,6 @@
             </w:r>
             <w:r>
               <w:rPr>
-                <w:b w:val="0"/>
                 <w:i/>
               </w:rPr>
               <w:t>Cambiar a este shape requiere reescribir la pipeline central de un competidor que hoy delega decisión al LLM (EverSQL). 6-12 meses de proyecto para una empresa establecida. Una vez que entrenaste a tus clientes en 'la herramienta puede alucinar', revertir esa percepción cuesta más que rehacer el producto.</w:t>
@@ -4745,15 +4717,10 @@
             <w:r>
               <w:rPr>
                 <w:b/>
-                <w:i w:val="0"/>
               </w:rPr>
               <w:t xml:space="preserve">2. Sanitización fuerte de literales antes del LLM. </w:t>
             </w:r>
             <w:r>
-              <w:rPr>
-                <w:b w:val="0"/>
-                <w:i w:val="0"/>
-              </w:rPr>
               <w:t>ia/sanitizer.py reemplaza strings, números, fechas, UUIDs y emails con placeholders antes de cualquier llamada al LLM. Tests verifican con grep que ningún dato sensible aparece.</w:t>
             </w:r>
           </w:p>
@@ -4767,7 +4734,6 @@
             </w:r>
             <w:r>
               <w:rPr>
-                <w:b w:val="0"/>
                 <w:i/>
               </w:rPr>
               <w:t>Implementarlo serio requiere parser SQL (sqlglot), no regex, y mantenerlo por versión de Postgres. Más importante: ChatGPT y Cursor mandan todo el contexto a su proveedor. Para empresas con LGPD/LFPDPPP/HIPAA, esa diferencia es bloqueador legal. PgPilot ofrece un camino auditable: el sanitizer es código del producto, no una promesa de proveedor.</w:t>
@@ -4777,15 +4743,10 @@
             <w:r>
               <w:rPr>
                 <w:b/>
-                <w:i w:val="0"/>
               </w:rPr>
               <w:t xml:space="preserve">3. Validación en sandbox efímero antes de mostrar. </w:t>
             </w:r>
             <w:r>
-              <w:rPr>
-                <w:b w:val="0"/>
-                <w:i w:val="0"/>
-              </w:rPr>
               <w:t>Cada recomendación pasa por un segundo Postgres efímero donde se aplica el CREATE INDEX propuesto y se compara EXPLAIN antes/después. Si el planner no usa el índice o el costo no baja, la recomendación se descarta. R6 prohíbe copiar datos: el sandbox monta schema con stats falseadas.</w:t>
             </w:r>
           </w:p>
@@ -4799,7 +4760,6 @@
             </w:r>
             <w:r>
               <w:rPr>
-                <w:b w:val="0"/>
                 <w:i/>
               </w:rPr>
               <w:t>pganalyze tiene 'What If?' pero corre en producción del cliente. Falsear stats sin copiar datos es una decisión arquitectónica fuerte. ChatGPT no puede validar nada — su output es texto. Esa es la diferencia entre 'sugerencia plausible' y 'sugerencia verificada'.</w:t>
@@ -4809,15 +4769,10 @@
             <w:r>
               <w:rPr>
                 <w:b/>
-                <w:i w:val="0"/>
               </w:rPr>
               <w:t xml:space="preserve">4. Modo offline / bundle JSON. </w:t>
             </w:r>
             <w:r>
-              <w:rPr>
-                <w:b w:val="0"/>
-                <w:i w:val="0"/>
-              </w:rPr>
               <w:t>El módulo /conector opera contra un bundle JSON exportado por el cliente sin conexión a la BD productiva. Nunca tocamos su BD en ese modo.</w:t>
             </w:r>
           </w:p>
@@ -4831,7 +4786,6 @@
             </w:r>
             <w:r>
               <w:rPr>
-                <w:b w:val="0"/>
                 <w:i/>
               </w:rPr>
               <w:t>Requiere desacoplar el motor del extractor de stats — si el competidor diseñó su producto asumiendo 'siempre hay una conexión viva', refactorizar es trabajo de meses. Es argumento de venta literal: fintech mexicana mediana no firma SOC2 con un SaaS extranjero que pide credenciales de su Postgres productivo.</w:t>
@@ -4841,31 +4795,25 @@
             <w:r>
               <w:rPr>
                 <w:b/>
-                <w:i w:val="0"/>
               </w:rPr>
               <w:t xml:space="preserve">Defensor comercial transversal (foco LATAM). </w:t>
             </w:r>
             <w:r>
-              <w:rPr>
-                <w:b w:val="0"/>
-                <w:i w:val="0"/>
-              </w:rPr>
-              <w:t>No es arquitectónico — es de posicionamiento — pero es real: producto, docs, catálogo de patterns, soporte y onboarding en español (pganalyze tiene 0 contenido en español); soporte en horario hábil LATAM (CST/CDT/BRT vs delay 12-24 h de pganalyze en EST/PST); founders entienden el ciclo de procurement de una fintech mexicana, los topes de presupuesto, las restricciones cambiarias y los stacks dominantes (Node+Postgres / Spring+Postgres); network en comunidades LATAM (Postgres MX, Devs México, FrontendCafé) que una sales motion fría desde San Francisco no compite.</w:t>
+              <w:t xml:space="preserve">No es arquitectónico — es de posicionamiento — pero es real: producto, docs, catálogo de patterns, soporte y </w:t>
+            </w:r>
+            <w:r>
+              <w:lastRenderedPageBreak/>
+              <w:t>onboarding en español (pganalyze tiene 0 contenido en español); soporte en horario hábil LATAM (CST/CDT/BRT vs delay 12-24 h de pganalyze en EST/PST); founders entienden el ciclo de procurement de una fintech mexicana, los topes de presupuesto, las restricciones cambiarias y los stacks dominantes (Node+Postgres / Spring+Postgres); network en comunidades LATAM (Postgres MX, Devs México, FrontendCafé) que una sales motion fría desde San Francisco no compite.</w:t>
             </w:r>
           </w:p>
           <w:p>
             <w:r>
               <w:rPr>
                 <w:b/>
-                <w:i w:val="0"/>
               </w:rPr>
               <w:t xml:space="preserve">Trade-off honesto. </w:t>
             </w:r>
             <w:r>
-              <w:rPr>
-                <w:b w:val="0"/>
-                <w:i w:val="0"/>
-              </w:rPr>
               <w:t>El foco LATAM se erosiona si pganalyze decide entrar a LATAM en serio (contratar Country Manager LATAM en 2027 podría replicar idioma + horario en 6 meses). Cuando eso pase, la defensa baja a los cuatro arquitectónicos — que es lo que se diseñó para resistir esa presión.</w:t>
             </w:r>
           </w:p>
@@ -4873,15 +4821,10 @@
             <w:r>
               <w:rPr>
                 <w:b/>
-                <w:i w:val="0"/>
               </w:rPr>
               <w:t xml:space="preserve">Por qué la combinación es la defensa, no las piezas. </w:t>
             </w:r>
             <w:r>
-              <w:rPr>
-                <w:b w:val="0"/>
-                <w:i w:val="0"/>
-              </w:rPr>
               <w:t>Ninguno de los cuatro defensores es único de PgPilot por separado. Lo único difícil es combinar los cuatro con la misma integridad arquitectónica, porque cada uno restringe el diseño de los otros (sanitización fuerte empuja al motor determinístico; motor determinístico empuja al sandbox; sandbox sin copiar datos empuja al modo offline). Replicar una pieza es fácil; replicar el sistema entero exige rehacer el producto, y un competidor establecido prefiere no romper su producto que ya funciona.</w:t>
             </w:r>
           </w:p>
@@ -4893,6 +4836,7 @@
         <w:pStyle w:val="Ttulo1"/>
       </w:pPr>
       <w:r>
+        <w:lastRenderedPageBreak/>
         <w:t>10. Por qué nuestro equipo</w:t>
       </w:r>
     </w:p>
@@ -4939,38 +4883,24 @@
           </w:tcPr>
           <w:p>
             <w:r>
+              <w:t xml:space="preserve">Equipo de 6 estudiantes de Ingeniería en Sistemas Computacionales, Universidad Anáhuac Querétaro, materia SIS2404 — Bases de Datos Avanzadas. Construimos PgPilot durante un semestre con metodología disciplinada: motor determinístico revisado por humanos, capa de IA encapsulada con guardrails (sanitización + cross-validation + fallback a plantillas), decisiones de arquitectura tomadas por el equipo con bitácora versionada en </w:t>
+            </w:r>
+            <w:r>
               <w:rPr>
-                <w:b w:val="0"/>
-                <w:i w:val="0"/>
-              </w:rPr>
-              <w:t xml:space="preserve">Equipo de 6 estudiantes de Ingeniería en Sistemas Computacionales, Universidad Anáhuac Querétaro, materia SIS2404 — Bases de Datos Avanzadas. Construimos PgPilot durante un semestre con metodología disciplinada: motor determinístico revisado por humanos, capa de IA encapsulada con guardrails (sanitización + cross-validation + fallback a plantillas), decisiones de arquitectura tomadas por el equipo con bitácora versionada en </w:t>
-            </w:r>
-            <w:r>
-              <w:rPr>
-                <w:b w:val="0"/>
                 <w:i/>
               </w:rPr>
               <w:t>docs/decisiones.md</w:t>
             </w:r>
             <w:r>
+              <w:t xml:space="preserve"> y </w:t>
+            </w:r>
+            <w:r>
               <w:rPr>
-                <w:b w:val="0"/>
-                <w:i w:val="0"/>
-              </w:rPr>
-              <w:t xml:space="preserve"> y </w:t>
-            </w:r>
-            <w:r>
-              <w:rPr>
-                <w:b w:val="0"/>
                 <w:i/>
               </w:rPr>
               <w:t>PROGRESS.md</w:t>
             </w:r>
             <w:r>
-              <w:rPr>
-                <w:b w:val="0"/>
-                <w:i w:val="0"/>
-              </w:rPr>
               <w:t>.</w:t>
             </w:r>
           </w:p>
@@ -4978,29 +4908,19 @@
             <w:r>
               <w:rPr>
                 <w:b/>
-                <w:i w:val="0"/>
               </w:rPr>
               <w:t xml:space="preserve">Integrantes y reparto técnico real </w:t>
             </w:r>
             <w:r>
+              <w:t xml:space="preserve">(basado en autores de los commits en </w:t>
+            </w:r>
+            <w:r>
               <w:rPr>
-                <w:b w:val="0"/>
-                <w:i w:val="0"/>
-              </w:rPr>
-              <w:t xml:space="preserve">(basado en autores de los commits en </w:t>
-            </w:r>
-            <w:r>
-              <w:rPr>
-                <w:b w:val="0"/>
                 <w:i/>
               </w:rPr>
               <w:t>git shortlog -sn</w:t>
             </w:r>
             <w:r>
-              <w:rPr>
-                <w:b w:val="0"/>
-                <w:i w:val="0"/>
-              </w:rPr>
               <w:t>):</w:t>
             </w:r>
           </w:p>
@@ -5018,7 +4938,7 @@
               <w:t xml:space="preserve">Backend + orquestador + infraestructura. </w:t>
             </w:r>
             <w:r>
-              <w:t xml:space="preserve">Repo y estructura, Docker Compose (AppDB :5434 + sandbox :5435), pool read-only con timeout, extractor de schema vía pg_catalog y de tamaños de tabla con categorización, parser EXPLAIN JSON con PlanNode (16+ tipos de nodo), helper find_nodes (DFS pre-order), detectores D2 (Nested Loop con outer grande), D9 (SELECT *), D20 (índice cubriente) y D22 (count(*) sin WHERE), recomendador con filtro de selectividad (umbral 20%), validador en sandbox por cambio de tipo de nodo (Seq Scan → Index Scan), scaffold frontend (Vite + React + Monaco), backend FastAPI /analyze, wiring backend↔frontend (B14), scripts de medición empírica de cobertura.</w:t>
+              <w:t>Repo y estructura, Docker Compose (AppDB :5434 + sandbox :5435), pool read-only con timeout, extractor de schema vía pg_catalog y de tamaños de tabla con categorización, parser EXPLAIN JSON con PlanNode (16+ tipos de nodo), helper find_nodes (DFS pre-order), detectores D2 (Nested Loop con outer grande), D9 (SELECT *), D20 (índice cubriente) y D22 (count(*) sin WHERE), recomendador con filtro de selectividad (umbral 20%), validador en sandbox por cambio de tipo de nodo (Seq Scan → Index Scan), scaffold frontend (Vite + React + Monaco), backend FastAPI /analyze, wiring backend↔frontend (B14), scripts de medición empírica de cobertura.</w:t>
             </w:r>
           </w:p>
           <w:p>
@@ -5035,52 +4955,44 @@
               <w:t xml:space="preserve">Conector + sandbox + negocio. </w:t>
             </w:r>
             <w:r>
-              <w:t xml:space="preserve">Extractor de stats por columna (pg_stats con n_distinct, null_frac, most_common_vals, correlation), cache de metadata con fingerprint MD5 y detección de drift por content hash, modo offline con bundle JSON portable (export_bundle/load_bundle/validate_bundle), sandbox Postgres efímero con pg_restore_relation_stats (PG18+), pool de sandbox separado, orquestación explain_in_sandbox con cleanup try/finally. Investigación competitiva (F3, 4 competidores), modelo de pricing per-seat 4 tiers (F11), TAM/SAM/SOM con metodología razonada (F12, $800M / $34M / $850K), plan go-to-market founder-led + content-driven (F13, Show HN + Nerdearla + Finnosummit), diferenciador defendible (F14) con marco 'el competidor real es ChatGPT', documento de negocio consolidado (F15, .docx preservando plantilla del profesor).</w:t>
+              <w:t>Extractor de stats por columna (pg_stats con n_distinct, null_frac, most_common_vals, correlation), cache de metadata con fingerprint MD5 y detección de drift por content hash, modo offline con bundle JSON portable (export_bundle/load_bundle/validate_bundle), sandbox Postgres efímero con pg_restore_relation_stats (PG18+), pool de sandbox separado, orquestación explain_in_sandbox con cleanup try/finally. Investigación competitiva (F3, 4 competidores), modelo de pricing per-seat 4 tiers (F11), TAM/SAM/SOM con metodología razonada (F12, $800M / $34M / $850K), plan go-to-market founder-led + content-driven (F13, Show HN + Nerdearla + Finnosummit), diferenciador defendible (F14) con marco 'el competidor real es ChatGPT', documento de negocio consolidado (F15, .docx preservando plantilla del profesor).</w:t>
             </w:r>
           </w:p>
           <w:p>
             <w:r>
               <w:rPr>
                 <w:b/>
-                <w:i w:val="0"/>
               </w:rPr>
               <w:t xml:space="preserve">Diego Núñez (matrícula 00516279) — </w:t>
             </w:r>
             <w:r>
               <w:rPr>
-                <w:b w:val="0"/>
                 <w:i/>
               </w:rPr>
               <w:t xml:space="preserve">Detectores estructurales + workload. </w:t>
             </w:r>
             <w:r>
-              <w:rPr>
-                <w:b w:val="0"/>
-                <w:i w:val="0"/>
-              </w:rPr>
-              <w:t>Detectores D3 (LIKE wildcard inicio), D4 (función no-immutable), D5 (OR cruzando tablas), D7 (subquery correlacionada). Parser pg_stat_statements con heurística JSON/CSV, scoring por total_exec_time, endpoint POST /workload con multipart, tab Workload Analysis en frontend, cleanup de schemas zombies, timeouts duros en sandbox, fix del orquestador /analyze para que los 18 detectores corran. Lista de candidatos a entrevistar (F4) y guion de 9 preguntas (F5).</w:t>
+              <w:t xml:space="preserve">Detectores D3 (LIKE wildcard inicio), D4 (función no-immutable), D5 (OR cruzando tablas), D7 (subquery </w:t>
+            </w:r>
+            <w:r>
+              <w:lastRenderedPageBreak/>
+              <w:t>correlacionada). Parser pg_stat_statements con heurística JSON/CSV, scoring por total_exec_time, endpoint POST /workload con multipart, tab Workload Analysis en frontend, cleanup de schemas zombies, timeouts duros en sandbox, fix del orquestador /analyze para que los 18 detectores corran. Lista de candidatos a entrevistar (F4) y guion de 9 preguntas (F5).</w:t>
             </w:r>
           </w:p>
           <w:p>
             <w:r>
               <w:rPr>
                 <w:b/>
-                <w:i w:val="0"/>
               </w:rPr>
               <w:t xml:space="preserve">Regina Valenzuela (matrícula 00508321) — </w:t>
             </w:r>
             <w:r>
               <w:rPr>
-                <w:b w:val="0"/>
                 <w:i/>
               </w:rPr>
               <w:t xml:space="preserve">Capa IA (sanitización) + detectores índices. </w:t>
             </w:r>
             <w:r>
-              <w:rPr>
-                <w:b w:val="0"/>
-                <w:i w:val="0"/>
-              </w:rPr>
               <w:t>Sanitizador de literales con 5 tipos de placeholders ($LITERAL_&lt;tipo&gt;_&lt;i&gt;), test de privacidad con grep externo (email + RFC + tarjeta de prueba). Detectores D16 (índice faltante, el más rentable: 7 queries), D11 (índice parcial bool), D17 (cardinalidad JOIN → CREATE STATISTICS), D19 (NOT IN nullable → bug silencioso). Refactor motor/detectors/_common.py. README bilingüe del repo (macOS + WSL2 + Windows con troubleshooting). Documento de arquitectura consolidado. User persona Andrés Villanueva (F10).</w:t>
             </w:r>
           </w:p>
@@ -5088,22 +5000,16 @@
             <w:r>
               <w:rPr>
                 <w:b/>
-                <w:i w:val="0"/>
               </w:rPr>
               <w:t xml:space="preserve">Emilio Tolosa (matrícula 00520630) — </w:t>
             </w:r>
             <w:r>
               <w:rPr>
-                <w:b w:val="0"/>
                 <w:i/>
               </w:rPr>
               <w:t xml:space="preserve">Documentación externa + validación en frontend. </w:t>
             </w:r>
             <w:r>
-              <w:rPr>
-                <w:b w:val="0"/>
-                <w:i w:val="0"/>
-              </w:rPr>
               <w:t>Docs externas de /conector (garantías read-only contractuales), /motor (pipeline + tabla de los 19 detectores con confianzas verificadas), /ia (system-prompt + Pydantic + cruz-validador + modo 'LLM apagado', crítica para Q&amp;A), /sandbox (R6 'no se copian datos' + tabla 'qué sí/qué no se falsea'). Indicadores de validación R3 en frontend (helper _compute_validations + componente ValidationIndicators con 4 píldoras: schema_ok, no_duplicate_index, syntax_valid, sandbox_improves). Auditoría final del catálogo de 19 patterns. Índice maestro docs/README.md.</w:t>
             </w:r>
           </w:p>
@@ -5111,22 +5017,16 @@
             <w:r>
               <w:rPr>
                 <w:b/>
-                <w:i w:val="0"/>
               </w:rPr>
               <w:t xml:space="preserve">David Ramírez (matrícula 00492597) — </w:t>
             </w:r>
             <w:r>
               <w:rPr>
-                <w:b w:val="0"/>
                 <w:i/>
               </w:rPr>
               <w:t xml:space="preserve">Detectores SQL + capa de validación IA. </w:t>
             </w:r>
             <w:r>
-              <w:rPr>
-                <w:b w:val="0"/>
-                <w:i w:val="0"/>
-              </w:rPr>
               <w:t>Detectores D12 (cast implícito que invalida btree), D14 (CTE materializada innecesaria), D18 (HAVING → WHERE), D8 (IN → EXISTS dual plan+SQL). Capa /ia: validador Pydantic con reintentos (rechazo de JSON malformado, explanation vacío, confidence fuera de rango), cross-validator de identificadores contra schema (descarta índice duplicado, columna inexistente, SQL no parseable), plantillas determinísticas con confianza ajustable por selectividad, orquestador explain_recommendation con fallback a plantilla ante cualquier excepción del LLM (garantiza R5).</w:t>
             </w:r>
           </w:p>
@@ -5134,71 +5034,46 @@
             <w:r>
               <w:rPr>
                 <w:b/>
-                <w:i w:val="0"/>
               </w:rPr>
               <w:t xml:space="preserve">Por qué este equipo es el adecuado: </w:t>
             </w:r>
             <w:r>
-              <w:rPr>
-                <w:b w:val="0"/>
-                <w:i w:val="0"/>
-              </w:rPr>
               <w:t xml:space="preserve">(1) </w:t>
             </w:r>
             <w:r>
               <w:rPr>
                 <w:b/>
-                <w:i w:val="0"/>
               </w:rPr>
               <w:t>conocemos el mercado</w:t>
             </w:r>
             <w:r>
-              <w:rPr>
-                <w:b w:val="0"/>
-                <w:i w:val="0"/>
-              </w:rPr>
               <w:t xml:space="preserve"> — developers LATAM en formación; el persona Andrés Villanueva es una versión adulta de nosotros; (2) </w:t>
             </w:r>
             <w:r>
               <w:rPr>
                 <w:b/>
-                <w:i w:val="0"/>
               </w:rPr>
               <w:t>disciplina arquitectónica demostrada</w:t>
             </w:r>
             <w:r>
-              <w:rPr>
-                <w:b w:val="0"/>
-                <w:i w:val="0"/>
-              </w:rPr>
               <w:t xml:space="preserve"> — la regla R1 ('motor decide, LLM explica, sandbox valida') está codificada en RULES.md y verificada en tests automatizados, no es slide de pitch; (3) </w:t>
             </w:r>
             <w:r>
               <w:rPr>
                 <w:b/>
-                <w:i w:val="0"/>
               </w:rPr>
               <w:t>honestidad declarada</w:t>
             </w:r>
             <w:r>
-              <w:rPr>
-                <w:b w:val="0"/>
-                <w:i w:val="0"/>
-              </w:rPr>
               <w:t xml:space="preserve"> — el documento marca explícitamente qué hipótesis siguen abiertas tras las 3 entrevistas; (4) </w:t>
             </w:r>
             <w:r>
               <w:rPr>
                 <w:b/>
-                <w:i w:val="0"/>
               </w:rPr>
               <w:t>bitácora versionada</w:t>
             </w:r>
             <w:r>
-              <w:rPr>
-                <w:b w:val="0"/>
-                <w:i w:val="0"/>
-              </w:rPr>
               <w:t xml:space="preserve"> — 3,000+ líneas de PROGRESS.md al cierre del semestre, trazabilidad que no se improvisa.</w:t>
             </w:r>
           </w:p>
@@ -5206,15 +5081,10 @@
             <w:r>
               <w:rPr>
                 <w:b/>
-                <w:i w:val="0"/>
               </w:rPr>
               <w:t xml:space="preserve">Sobre el tamaño del equipo (6 personas). </w:t>
             </w:r>
             <w:r>
-              <w:rPr>
-                <w:b w:val="0"/>
-                <w:i w:val="0"/>
-              </w:rPr>
               <w:t>La rúbrica oficial calibra para equipos de 5. Trabajamos como 6 con el conocimiento del profesor: el alumno adicional asumió las áreas de documentación externa y validación en frontend que de otro modo habrían quedado descubiertas. El reparto arriba demuestra contribuciones independientes y simétricas — no hay polizones; cada miembro defiende componentes específicos en el Q&amp;A.</w:t>
             </w:r>
           </w:p>
@@ -5428,7 +5298,11 @@
           </w:tcPr>
           <w:p>
             <w:r>
-              <w:t>GitHub Action CI + monitor de degradación (paso 1) + cobertura AppDB v2 + landing con Stripe/Cal.</w:t>
+              <w:t xml:space="preserve">GitHub Action CI + monitor de degradación (paso 1) + </w:t>
+            </w:r>
+            <w:r>
+              <w:lastRenderedPageBreak/>
+              <w:t>cobertura AppDB v2 + landing con Stripe/Cal.</w:t>
             </w:r>
           </w:p>
         </w:tc>
@@ -5451,7 +5325,12 @@
           </w:tcPr>
           <w:p>
             <w:r>
-              <w:t>Show HN + 15 artículos Dev.to + 50 outreach LATAM. Primer pilot 90 días firmado.</w:t>
+              <w:lastRenderedPageBreak/>
+              <w:t xml:space="preserve">Show HN + 15 artículos Dev.to + 50 outreach </w:t>
+            </w:r>
+            <w:r>
+              <w:lastRenderedPageBreak/>
+              <w:t>LATAM. Primer pilot 90 días firmado.</w:t>
             </w:r>
           </w:p>
         </w:tc>
@@ -5474,7 +5353,12 @@
           </w:tcPr>
           <w:p>
             <w:r>
-              <w:t>Setup operativo (LLC, dominio, staging). Estructura legal.</w:t>
+              <w:lastRenderedPageBreak/>
+              <w:t xml:space="preserve">Setup operativo (LLC, dominio, </w:t>
+            </w:r>
+            <w:r>
+              <w:lastRenderedPageBreak/>
+              <w:t>staging). Estructura legal.</w:t>
             </w:r>
           </w:p>
         </w:tc>
@@ -5502,6 +5386,7 @@
           </w:tcPr>
           <w:p>
             <w:r>
+              <w:lastRenderedPageBreak/>
               <w:t>Q2 (ago-oct 2026)</w:t>
             </w:r>
           </w:p>
@@ -5861,7 +5746,7 @@
       <w:footerReference w:type="default" r:id="rId8"/>
       <w:pgSz w:w="12240" w:h="15840"/>
       <w:pgMar w:top="1700" w:right="1440" w:bottom="1100" w:left="1440" w:header="708" w:footer="708" w:gutter="0"/>
-      <w:pgNumType w:start="12"/>
+      <w:pgNumType w:start="1"/>
       <w:cols w:space="720"/>
       <w:docGrid w:linePitch="360"/>
     </w:sectPr>
@@ -5919,7 +5804,7 @@
         <w:sz w:val="16"/>
         <w:szCs w:val="16"/>
       </w:rPr>
-      <w:instrText>PAGE</w:instrText>
+      <w:instrText>PAGE   \* MERGEFORMAT</w:instrText>
     </w:r>
     <w:r>
       <w:rPr>
@@ -5934,8 +5819,9 @@
         <w:color w:val="565354"/>
         <w:sz w:val="16"/>
         <w:szCs w:val="16"/>
+        <w:lang w:val="es-ES"/>
       </w:rPr>
-      <w:t>19</w:t>
+      <w:t>1</w:t>
     </w:r>
     <w:r>
       <w:rPr>
@@ -5951,7 +5837,15 @@
         <w:sz w:val="16"/>
         <w:szCs w:val="16"/>
       </w:rPr>
-      <w:t xml:space="preserve"> de 19</w:t>
+      <w:t xml:space="preserve"> de </w:t>
+    </w:r>
+    <w:r>
+      <w:rPr>
+        <w:color w:val="565354"/>
+        <w:sz w:val="16"/>
+        <w:szCs w:val="16"/>
+      </w:rPr>
+      <w:t>16</w:t>
     </w:r>
   </w:p>
 </w:ftr>
@@ -6828,6 +6722,48 @@
       <w:szCs w:val="20"/>
     </w:rPr>
   </w:style>
+  <w:style w:type="paragraph" w:styleId="Encabezado">
+    <w:name w:val="header"/>
+    <w:basedOn w:val="Normal"/>
+    <w:link w:val="EncabezadoCar"/>
+    <w:uiPriority w:val="99"/>
+    <w:unhideWhenUsed/>
+    <w:rsid w:val="006A07F1"/>
+    <w:pPr>
+      <w:tabs>
+        <w:tab w:val="center" w:pos="4419"/>
+        <w:tab w:val="right" w:pos="8838"/>
+      </w:tabs>
+    </w:pPr>
+  </w:style>
+  <w:style w:type="character" w:customStyle="1" w:styleId="EncabezadoCar">
+    <w:name w:val="Encabezado Car"/>
+    <w:basedOn w:val="Fuentedeprrafopredeter"/>
+    <w:link w:val="Encabezado"/>
+    <w:uiPriority w:val="99"/>
+    <w:rsid w:val="006A07F1"/>
+  </w:style>
+  <w:style w:type="paragraph" w:styleId="Piedepgina">
+    <w:name w:val="footer"/>
+    <w:basedOn w:val="Normal"/>
+    <w:link w:val="PiedepginaCar"/>
+    <w:uiPriority w:val="99"/>
+    <w:unhideWhenUsed/>
+    <w:rsid w:val="006A07F1"/>
+    <w:pPr>
+      <w:tabs>
+        <w:tab w:val="center" w:pos="4419"/>
+        <w:tab w:val="right" w:pos="8838"/>
+      </w:tabs>
+    </w:pPr>
+  </w:style>
+  <w:style w:type="character" w:customStyle="1" w:styleId="PiedepginaCar">
+    <w:name w:val="Pie de página Car"/>
+    <w:basedOn w:val="Fuentedeprrafopredeter"/>
+    <w:link w:val="Piedepgina"/>
+    <w:uiPriority w:val="99"/>
+    <w:rsid w:val="006A07F1"/>
+  </w:style>
 </w:styles>
 </file>
 

--- a/business/negocio.docx
+++ b/business/negocio.docx
@@ -4946,7 +4946,19 @@
               <w:rPr>
                 <w:b/>
               </w:rPr>
-              <w:t xml:space="preserve">Alexander Riggs (matrícula 00509910) — </w:t>
+              <w:t xml:space="preserve">Alexander Riggs (matrícula </w:t>
+            </w:r>
+            <w:r>
+              <w:rPr>
+                <w:b/>
+              </w:rPr>
+              <w:t>00508771</w:t>
+            </w:r>
+            <w:r>
+              <w:rPr>
+                <w:b/>
+              </w:rPr>
+              <w:t xml:space="preserve">) — </w:t>
             </w:r>
             <w:r>
               <w:rPr>
